--- a/4-质量管理/流程制度规范类文件/040101-内部审核管理制度.docx
+++ b/4-质量管理/流程制度规范类文件/040101-内部审核管理制度.docx
@@ -1,7 +1,6 @@
 
 <file path=word/document.xml><?xml version="1.0" encoding="utf-8"?>
-<w:document xmlns:wpc="http://schemas.microsoft.com/office/word/2010/wordprocessingCanvas" xmlns:mc="http://schemas.openxmlformats.org/markup-compatibility/2006" xmlns:o="urn:schemas-microsoft-com:office:office" xmlns:r="http://schemas.openxmlformats.org/officeDocument/2006/relationships" xmlns:m="http://schemas.openxmlformats.org/officeDocument/2006/math" xmlns:v="urn:schemas-microsoft-com:vml" xmlns:wp14="http://schemas.microsoft.com/office/word/2010/wordprocessingDrawing" xmlns:wp="http://schemas.openxmlformats.org/drawingml/2006/wordprocessingDrawing" xmlns:w10="urn:schemas-microsoft-com:office:word" xmlns:w="http://schemas.openxmlformats.org/wordprocessingml/2006/main" xmlns:w14="http://schemas.microsoft.com/office/word/2010/wordml" xmlns:w15="http://schemas.microsoft.com/office/word/2012/wordml" xmlns:wne="http://schemas.microsoft.com/office/word/2006/wordml" xmlns:wpg="http://schemas.microsoft.com/office/word/2010/wordprocessingGroup" xmlns:wpi="http://schemas.microsoft.com/office/word/2010/wordprocessingInk" xmlns:wps="http://schemas.microsoft.com/office/word/2010/wordprocessingShape" mc:Ignorable="w14 w15 wp14">
-  <!-- Generated by Aspose.Words for .NET 13.3.0.1 -->
+<w:document xmlns:wpc="http://schemas.microsoft.com/office/word/2010/wordprocessingCanvas" xmlns:mc="http://schemas.openxmlformats.org/markup-compatibility/2006" xmlns:o="urn:schemas-microsoft-com:office:office" xmlns:r="http://schemas.openxmlformats.org/officeDocument/2006/relationships" xmlns:m="http://schemas.openxmlformats.org/officeDocument/2006/math" xmlns:v="urn:schemas-microsoft-com:vml" xmlns:wp14="http://schemas.microsoft.com/office/word/2010/wordprocessingDrawing" xmlns:wp="http://schemas.openxmlformats.org/drawingml/2006/wordprocessingDrawing" xmlns:w="http://schemas.openxmlformats.org/wordprocessingml/2006/main" xmlns:w14="http://schemas.microsoft.com/office/word/2010/wordml" xmlns:w10="urn:schemas-microsoft-com:office:word" xmlns:w15="http://schemas.microsoft.com/office/word/2012/wordml" xmlns:wpg="http://schemas.microsoft.com/office/word/2010/wordprocessingGroup" xmlns:wpi="http://schemas.microsoft.com/office/word/2010/wordprocessingInk" xmlns:wne="http://schemas.microsoft.com/office/word/2006/wordml" xmlns:wps="http://schemas.microsoft.com/office/word/2010/wordprocessingShape" xmlns:wpsCustomData="http://www.wps.cn/officeDocument/2013/wpsCustomData" mc:Ignorable="w14 w15 wp14">
   <w:body>
     <w:p>
       <w:pPr>
@@ -9,7 +8,7 @@
         <w:spacing w:before="78" w:line="219" w:lineRule="auto"/>
         <w:ind w:left="25"/>
         <w:rPr>
-          <w:rFonts w:ascii="宋体" w:hAnsi="宋体" w:cs="宋体" w:hint="eastAsia"/>
+          <w:rFonts w:hint="eastAsia" w:ascii="宋体" w:hAnsi="宋体" w:cs="宋体"/>
           <w:sz w:val="24"/>
           <w:szCs w:val="24"/>
           <w:lang w:eastAsia="zh-CN"/>
@@ -29,7 +28,7 @@
       </w:r>
       <w:r>
         <w:rPr>
-          <w:rFonts w:ascii="宋体" w:hAnsi="宋体" w:cs="宋体" w:hint="eastAsia"/>
+          <w:rFonts w:hint="eastAsia" w:ascii="宋体" w:hAnsi="宋体" w:cs="宋体"/>
           <w:b/>
           <w:bCs/>
           <w:spacing w:val="-3"/>
@@ -53,7 +52,7 @@
       </w:r>
       <w:r>
         <w:rPr>
-          <w:rFonts w:ascii="宋体" w:hAnsi="宋体" w:cs="宋体" w:hint="eastAsia"/>
+          <w:rFonts w:hint="eastAsia" w:ascii="宋体" w:hAnsi="宋体" w:cs="宋体"/>
           <w:b/>
           <w:bCs/>
           <w:spacing w:val="-3"/>
@@ -76,7 +75,7 @@
         <w:ind w:left="23"/>
         <w:textAlignment w:val="auto"/>
         <w:rPr>
-          <w:rFonts w:ascii="宋体" w:hAnsi="宋体" w:cs="宋体" w:hint="eastAsia"/>
+          <w:rFonts w:hint="eastAsia" w:ascii="宋体" w:hAnsi="宋体" w:cs="宋体"/>
           <w:sz w:val="24"/>
           <w:szCs w:val="24"/>
           <w:lang w:eastAsia="zh-CN"/>
@@ -120,14 +119,14 @@
     </w:p>
     <w:p>
       <w:pPr>
-        <w:pStyle w:val="a"/>
+        <w:pStyle w:val="24"/>
         <w:widowControl w:val="0"/>
         <w:spacing w:after="1872"/>
         <w:rPr>
           <w:lang w:eastAsia="zh-CN"/>
         </w:rPr>
       </w:pPr>
-      <w:bookmarkStart w:id="0" w:name="_Toc15349"/>
+      <w:bookmarkStart w:id="0" w:name="_Toc23065"/>
       <w:r>
         <w:rPr>
           <w:lang w:eastAsia="zh-CN"/>
@@ -138,14 +137,14 @@
     </w:p>
     <w:p>
       <w:pPr>
-        <w:pStyle w:val="a0"/>
+        <w:pStyle w:val="25"/>
         <w:widowControl w:val="0"/>
         <w:spacing w:after="2808"/>
         <w:rPr>
           <w:rFonts w:hint="eastAsia"/>
         </w:rPr>
       </w:pPr>
-      <w:bookmarkStart w:id="1" w:name="_Toc1556"/>
+      <w:bookmarkStart w:id="1" w:name="_Toc19861"/>
       <w:r>
         <w:rPr>
           <w:rFonts w:hint="eastAsia"/>
@@ -157,39 +156,42 @@
     </w:p>
     <w:tbl>
       <w:tblPr>
-        <w:tblStyle w:val="TableGrid"/>
+        <w:tblStyle w:val="21"/>
         <w:tblW w:w="0" w:type="auto"/>
         <w:tblInd w:w="2443" w:type="dxa"/>
         <w:tblBorders>
-          <w:top w:val="nil"/>
-          <w:left w:val="nil"/>
-          <w:bottom w:val="nil"/>
-          <w:right w:val="nil"/>
-          <w:insideH w:val="nil"/>
-          <w:insideV w:val="nil"/>
+          <w:top w:val="none" w:color="auto" w:sz="0" w:space="0"/>
+          <w:left w:val="none" w:color="auto" w:sz="0" w:space="0"/>
+          <w:bottom w:val="none" w:color="auto" w:sz="0" w:space="0"/>
+          <w:right w:val="none" w:color="auto" w:sz="0" w:space="0"/>
+          <w:insideH w:val="none" w:color="auto" w:sz="0" w:space="0"/>
+          <w:insideV w:val="none" w:color="auto" w:sz="0" w:space="0"/>
         </w:tblBorders>
-        <w:tblLook w:val="04A0"/>
+        <w:tblLayout w:type="autofit"/>
+        <w:tblCellMar>
+          <w:top w:w="0" w:type="dxa"/>
+          <w:left w:w="108" w:type="dxa"/>
+          <w:bottom w:w="0" w:type="dxa"/>
+          <w:right w:w="108" w:type="dxa"/>
+        </w:tblCellMar>
       </w:tblPr>
       <w:tblGrid>
-        <w:gridCol w:w="1756"/>
-        <w:gridCol w:w="4107"/>
+        <w:gridCol w:w="1818"/>
+        <w:gridCol w:w="4261"/>
       </w:tblGrid>
       <w:tr>
         <w:tblPrEx>
-          <w:tblW w:w="0" w:type="auto"/>
-          <w:tblInd w:w="2443" w:type="dxa"/>
           <w:tblBorders>
-            <w:top w:val="nil"/>
-            <w:left w:val="nil"/>
-            <w:bottom w:val="nil"/>
-            <w:right w:val="nil"/>
-            <w:insideH w:val="nil"/>
-            <w:insideV w:val="nil"/>
+            <w:top w:val="none" w:color="auto" w:sz="0" w:space="0"/>
+            <w:left w:val="none" w:color="auto" w:sz="0" w:space="0"/>
+            <w:bottom w:val="none" w:color="auto" w:sz="0" w:space="0"/>
+            <w:right w:val="none" w:color="auto" w:sz="0" w:space="0"/>
+            <w:insideH w:val="none" w:color="auto" w:sz="0" w:space="0"/>
+            <w:insideV w:val="none" w:color="auto" w:sz="0" w:space="0"/>
           </w:tblBorders>
-          <w:tblLook w:val="04A0"/>
         </w:tblPrEx>
         <w:trPr>
-          <w:trHeight w:val="810"/>
+          <w:trHeight w:val="810" w:hRule="atLeast"/>
         </w:trPr>
         <w:tc>
           <w:tcPr>
@@ -197,6 +199,8 @@
           </w:tcPr>
           <w:p>
             <w:pPr>
+              <w:widowControl w:val="0"/>
+              <w:jc w:val="both"/>
               <w:rPr>
                 <w:lang w:eastAsia="zh-CN"/>
               </w:rPr>
@@ -210,7 +214,7 @@
             </w:r>
             <w:r>
               <w:rPr>
-                <w:rFonts w:asciiTheme="minorHAnsi" w:eastAsiaTheme="minorEastAsia" w:hAnsiTheme="minorHAnsi"/>
+                <w:rFonts w:asciiTheme="minorHAnsi" w:hAnsiTheme="minorHAnsi" w:eastAsiaTheme="minorEastAsia"/>
                 <w:spacing w:val="227"/>
                 <w:lang w:eastAsia="zh-CN"/>
               </w:rPr>
@@ -232,6 +236,8 @@
           </w:tcPr>
           <w:p>
             <w:pPr>
+              <w:widowControl w:val="0"/>
+              <w:jc w:val="both"/>
               <w:rPr>
                 <w:lang w:eastAsia="zh-CN"/>
               </w:rPr>
@@ -245,7 +251,7 @@
             </w:r>
             <w:r>
               <w:rPr>
-                <w:rFonts w:asciiTheme="minorHAnsi" w:eastAsiaTheme="minorEastAsia" w:hAnsiTheme="minorHAnsi" w:hint="eastAsia"/>
+                <w:rFonts w:hint="eastAsia" w:asciiTheme="minorHAnsi" w:hAnsiTheme="minorHAnsi" w:eastAsiaTheme="minorEastAsia"/>
                 <w:spacing w:val="227"/>
                 <w:lang w:eastAsia="zh-CN"/>
               </w:rPr>
@@ -257,59 +263,30 @@
                 <w:u w:val="single"/>
                 <w:lang w:eastAsia="zh-CN"/>
               </w:rPr>
-              <w:t>202</w:t>
-            </w:r>
-            <w:r>
-              <w:rPr>
-                <w:rFonts w:hint="eastAsia"/>
-                <w:u w:val="single"/>
-                <w:lang w:eastAsia="zh-CN"/>
-              </w:rPr>
-              <w:t>5</w:t>
-            </w:r>
-            <w:r>
-              <w:rPr>
-                <w:rFonts w:hint="eastAsia"/>
-                <w:u w:val="single"/>
-                <w:lang w:eastAsia="zh-CN"/>
-              </w:rPr>
-              <w:t>.</w:t>
-            </w:r>
-            <w:r>
-              <w:rPr>
-                <w:rFonts w:hint="eastAsia"/>
-                <w:u w:val="single"/>
-                <w:lang w:eastAsia="zh-CN"/>
-              </w:rPr>
-              <w:t>7</w:t>
-            </w:r>
-            <w:r>
-              <w:rPr>
-                <w:rFonts w:hint="eastAsia"/>
-                <w:u w:val="single"/>
-                <w:lang w:eastAsia="zh-CN"/>
-              </w:rPr>
-              <w:t>.</w:t>
-            </w:r>
-            <w:r>
-              <w:rPr>
-                <w:rFonts w:hint="eastAsia"/>
-                <w:u w:val="single"/>
-                <w:lang w:eastAsia="zh-CN"/>
-              </w:rPr>
-              <w:t>3</w:t>
+              <w:t>2025.7.3</w:t>
             </w:r>
           </w:p>
         </w:tc>
       </w:tr>
       <w:tr>
         <w:tblPrEx>
-          <w:tblW w:w="0" w:type="auto"/>
-          <w:tblInd w:w="2443" w:type="dxa"/>
-          <w:tblLook w:val="04A0"/>
+          <w:tblBorders>
+            <w:top w:val="none" w:color="auto" w:sz="0" w:space="0"/>
+            <w:left w:val="none" w:color="auto" w:sz="0" w:space="0"/>
+            <w:bottom w:val="none" w:color="auto" w:sz="0" w:space="0"/>
+            <w:right w:val="none" w:color="auto" w:sz="0" w:space="0"/>
+            <w:insideH w:val="none" w:color="auto" w:sz="0" w:space="0"/>
+            <w:insideV w:val="none" w:color="auto" w:sz="0" w:space="0"/>
+          </w:tblBorders>
+          <w:tblCellMar>
+            <w:top w:w="0" w:type="dxa"/>
+            <w:left w:w="108" w:type="dxa"/>
+            <w:bottom w:w="0" w:type="dxa"/>
+            <w:right w:w="108" w:type="dxa"/>
+          </w:tblCellMar>
         </w:tblPrEx>
         <w:trPr>
-          <w:trHeight w:val="810"/>
+          <w:trHeight w:val="810" w:hRule="atLeast"/>
         </w:trPr>
         <w:tc>
           <w:tcPr>
@@ -317,6 +294,8 @@
           </w:tcPr>
           <w:p>
             <w:pPr>
+              <w:widowControl w:val="0"/>
+              <w:jc w:val="both"/>
               <w:rPr>
                 <w:rFonts w:eastAsia="Arial"/>
                 <w:lang w:eastAsia="zh-CN"/>
@@ -331,7 +310,7 @@
             </w:r>
             <w:r>
               <w:rPr>
-                <w:rFonts w:asciiTheme="minorHAnsi" w:eastAsiaTheme="minorEastAsia" w:hAnsiTheme="minorHAnsi"/>
+                <w:rFonts w:asciiTheme="minorHAnsi" w:hAnsiTheme="minorHAnsi" w:eastAsiaTheme="minorEastAsia"/>
                 <w:spacing w:val="227"/>
                 <w:lang w:eastAsia="zh-CN"/>
               </w:rPr>
@@ -340,11 +319,10 @@
             <w:r>
               <w:rPr>
                 <w:rFonts w:hint="eastAsia"/>
-                <w:spacing w:val="105"/>
                 <w:u w:val="single"/>
-                <w:lang w:eastAsia="zh-CN"/>
-              </w:rPr>
-              <w:t>严长运</w:t>
+                <w:lang w:val="en-US" w:eastAsia="zh-CN"/>
+              </w:rPr>
+              <w:t>刘钢要</w:t>
             </w:r>
           </w:p>
         </w:tc>
@@ -354,6 +332,8 @@
           </w:tcPr>
           <w:p>
             <w:pPr>
+              <w:widowControl w:val="0"/>
+              <w:jc w:val="both"/>
               <w:rPr>
                 <w:rFonts w:eastAsia="Arial"/>
                 <w:lang w:eastAsia="zh-CN"/>
@@ -368,7 +348,7 @@
             </w:r>
             <w:r>
               <w:rPr>
-                <w:rFonts w:asciiTheme="minorHAnsi" w:eastAsiaTheme="minorEastAsia" w:hAnsiTheme="minorHAnsi" w:hint="eastAsia"/>
+                <w:rFonts w:hint="eastAsia" w:asciiTheme="minorHAnsi" w:hAnsiTheme="minorHAnsi" w:eastAsiaTheme="minorEastAsia"/>
                 <w:spacing w:val="227"/>
                 <w:lang w:eastAsia="zh-CN"/>
               </w:rPr>
@@ -394,12 +374,23 @@
       </w:tr>
       <w:tr>
         <w:tblPrEx>
-          <w:tblW w:w="0" w:type="auto"/>
-          <w:tblInd w:w="2443" w:type="dxa"/>
-          <w:tblLook w:val="04A0"/>
+          <w:tblBorders>
+            <w:top w:val="none" w:color="auto" w:sz="0" w:space="0"/>
+            <w:left w:val="none" w:color="auto" w:sz="0" w:space="0"/>
+            <w:bottom w:val="none" w:color="auto" w:sz="0" w:space="0"/>
+            <w:right w:val="none" w:color="auto" w:sz="0" w:space="0"/>
+            <w:insideH w:val="none" w:color="auto" w:sz="0" w:space="0"/>
+            <w:insideV w:val="none" w:color="auto" w:sz="0" w:space="0"/>
+          </w:tblBorders>
+          <w:tblCellMar>
+            <w:top w:w="0" w:type="dxa"/>
+            <w:left w:w="108" w:type="dxa"/>
+            <w:bottom w:w="0" w:type="dxa"/>
+            <w:right w:w="108" w:type="dxa"/>
+          </w:tblCellMar>
         </w:tblPrEx>
         <w:trPr>
-          <w:trHeight w:val="635"/>
+          <w:trHeight w:val="635" w:hRule="atLeast"/>
         </w:trPr>
         <w:tc>
           <w:tcPr>
@@ -407,6 +398,8 @@
           </w:tcPr>
           <w:p>
             <w:pPr>
+              <w:widowControl w:val="0"/>
+              <w:jc w:val="both"/>
               <w:rPr>
                 <w:lang w:eastAsia="zh-CN"/>
               </w:rPr>
@@ -420,7 +413,7 @@
             </w:r>
             <w:r>
               <w:rPr>
-                <w:rFonts w:asciiTheme="minorHAnsi" w:eastAsiaTheme="minorEastAsia" w:hAnsiTheme="minorHAnsi" w:hint="eastAsia"/>
+                <w:rFonts w:hint="eastAsia" w:asciiTheme="minorHAnsi" w:hAnsiTheme="minorHAnsi" w:eastAsiaTheme="minorEastAsia"/>
                 <w:spacing w:val="227"/>
                 <w:lang w:eastAsia="zh-CN"/>
               </w:rPr>
@@ -442,6 +435,8 @@
           </w:tcPr>
           <w:p>
             <w:pPr>
+              <w:widowControl w:val="0"/>
+              <w:jc w:val="both"/>
               <w:rPr>
                 <w:lang w:eastAsia="zh-CN"/>
               </w:rPr>
@@ -455,7 +450,7 @@
             </w:r>
             <w:r>
               <w:rPr>
-                <w:rFonts w:asciiTheme="minorHAnsi" w:eastAsiaTheme="minorEastAsia" w:hAnsiTheme="minorHAnsi" w:hint="eastAsia"/>
+                <w:rFonts w:hint="eastAsia" w:asciiTheme="minorHAnsi" w:hAnsiTheme="minorHAnsi" w:eastAsiaTheme="minorEastAsia"/>
                 <w:spacing w:val="227"/>
                 <w:lang w:eastAsia="zh-CN"/>
               </w:rPr>
@@ -494,7 +489,7 @@
         <w:spacing w:before="153" w:line="225" w:lineRule="auto"/>
         <w:ind w:left="3634"/>
         <w:rPr>
-          <w:rFonts w:ascii="宋体" w:hAnsi="宋体" w:cs="宋体" w:hint="eastAsia"/>
+          <w:rFonts w:hint="eastAsia" w:ascii="宋体" w:hAnsi="宋体" w:cs="宋体"/>
           <w:sz w:val="31"/>
           <w:szCs w:val="31"/>
         </w:rPr>
@@ -513,19 +508,24 @@
     </w:p>
     <w:tbl>
       <w:tblPr>
-        <w:tblStyle w:val="TableNormal0"/>
+        <w:tblStyle w:val="26"/>
         <w:tblW w:w="8301" w:type="dxa"/>
         <w:tblInd w:w="2" w:type="dxa"/>
         <w:tblBorders>
-          <w:top w:val="single" w:sz="2" w:space="0" w:color="000000"/>
-          <w:left w:val="single" w:sz="2" w:space="0" w:color="000000"/>
-          <w:bottom w:val="single" w:sz="2" w:space="0" w:color="000000"/>
-          <w:right w:val="single" w:sz="2" w:space="0" w:color="000000"/>
-          <w:insideH w:val="single" w:sz="2" w:space="0" w:color="000000"/>
-          <w:insideV w:val="single" w:sz="2" w:space="0" w:color="000000"/>
+          <w:top w:val="single" w:color="000000" w:sz="2" w:space="0"/>
+          <w:left w:val="single" w:color="000000" w:sz="2" w:space="0"/>
+          <w:bottom w:val="single" w:color="000000" w:sz="2" w:space="0"/>
+          <w:right w:val="single" w:color="000000" w:sz="2" w:space="0"/>
+          <w:insideH w:val="single" w:color="000000" w:sz="2" w:space="0"/>
+          <w:insideV w:val="single" w:color="000000" w:sz="2" w:space="0"/>
         </w:tblBorders>
         <w:tblLayout w:type="fixed"/>
-        <w:tblLook w:val="04A0"/>
+        <w:tblCellMar>
+          <w:top w:w="0" w:type="dxa"/>
+          <w:left w:w="0" w:type="dxa"/>
+          <w:bottom w:w="0" w:type="dxa"/>
+          <w:right w:w="0" w:type="dxa"/>
+        </w:tblCellMar>
       </w:tblPr>
       <w:tblGrid>
         <w:gridCol w:w="1555"/>
@@ -537,21 +537,23 @@
       </w:tblGrid>
       <w:tr>
         <w:tblPrEx>
-          <w:tblW w:w="8301" w:type="dxa"/>
-          <w:tblInd w:w="2" w:type="dxa"/>
           <w:tblBorders>
-            <w:top w:val="single" w:sz="2" w:space="0" w:color="000000"/>
-            <w:left w:val="single" w:sz="2" w:space="0" w:color="000000"/>
-            <w:bottom w:val="single" w:sz="2" w:space="0" w:color="000000"/>
-            <w:right w:val="single" w:sz="2" w:space="0" w:color="000000"/>
-            <w:insideH w:val="single" w:sz="2" w:space="0" w:color="000000"/>
-            <w:insideV w:val="single" w:sz="2" w:space="0" w:color="000000"/>
+            <w:top w:val="single" w:color="000000" w:sz="2" w:space="0"/>
+            <w:left w:val="single" w:color="000000" w:sz="2" w:space="0"/>
+            <w:bottom w:val="single" w:color="000000" w:sz="2" w:space="0"/>
+            <w:right w:val="single" w:color="000000" w:sz="2" w:space="0"/>
+            <w:insideH w:val="single" w:color="000000" w:sz="2" w:space="0"/>
+            <w:insideV w:val="single" w:color="000000" w:sz="2" w:space="0"/>
           </w:tblBorders>
-          <w:tblLayout w:type="fixed"/>
-          <w:tblLook w:val="04A0"/>
+          <w:tblCellMar>
+            <w:top w:w="0" w:type="dxa"/>
+            <w:left w:w="0" w:type="dxa"/>
+            <w:bottom w:w="0" w:type="dxa"/>
+            <w:right w:w="0" w:type="dxa"/>
+          </w:tblCellMar>
         </w:tblPrEx>
         <w:trPr>
-          <w:trHeight w:val="593"/>
+          <w:trHeight w:val="593" w:hRule="atLeast"/>
         </w:trPr>
         <w:tc>
           <w:tcPr>
@@ -563,7 +565,7 @@
               <w:spacing w:before="176" w:line="228" w:lineRule="auto"/>
               <w:ind w:left="607"/>
               <w:rPr>
-                <w:rFonts w:ascii="宋体" w:hAnsi="宋体" w:cs="宋体" w:hint="eastAsia"/>
+                <w:rFonts w:hint="eastAsia" w:ascii="宋体" w:hAnsi="宋体" w:cs="宋体"/>
                 <w:sz w:val="20"/>
                 <w:szCs w:val="20"/>
               </w:rPr>
@@ -589,7 +591,7 @@
               <w:spacing w:before="175" w:line="227" w:lineRule="auto"/>
               <w:ind w:left="253"/>
               <w:rPr>
-                <w:rFonts w:ascii="宋体" w:hAnsi="宋体" w:cs="宋体" w:hint="eastAsia"/>
+                <w:rFonts w:hint="eastAsia" w:ascii="宋体" w:hAnsi="宋体" w:cs="宋体"/>
                 <w:sz w:val="20"/>
                 <w:szCs w:val="20"/>
               </w:rPr>
@@ -615,7 +617,7 @@
               <w:spacing w:before="175" w:line="228" w:lineRule="auto"/>
               <w:ind w:left="730"/>
               <w:rPr>
-                <w:rFonts w:ascii="宋体" w:hAnsi="宋体" w:cs="宋体" w:hint="eastAsia"/>
+                <w:rFonts w:hint="eastAsia" w:ascii="宋体" w:hAnsi="宋体" w:cs="宋体"/>
                 <w:sz w:val="20"/>
                 <w:szCs w:val="20"/>
               </w:rPr>
@@ -641,7 +643,7 @@
               <w:spacing w:before="175" w:line="228" w:lineRule="auto"/>
               <w:ind w:left="310"/>
               <w:rPr>
-                <w:rFonts w:ascii="宋体" w:hAnsi="宋体" w:cs="宋体" w:hint="eastAsia"/>
+                <w:rFonts w:hint="eastAsia" w:ascii="宋体" w:hAnsi="宋体" w:cs="宋体"/>
                 <w:sz w:val="20"/>
                 <w:szCs w:val="20"/>
               </w:rPr>
@@ -667,7 +669,7 @@
               <w:spacing w:before="175" w:line="228" w:lineRule="auto"/>
               <w:ind w:left="310"/>
               <w:rPr>
-                <w:rFonts w:ascii="宋体" w:hAnsi="宋体" w:cs="宋体" w:hint="eastAsia"/>
+                <w:rFonts w:hint="eastAsia" w:ascii="宋体" w:hAnsi="宋体" w:cs="宋体"/>
                 <w:spacing w:val="6"/>
                 <w:sz w:val="20"/>
                 <w:szCs w:val="20"/>
@@ -676,7 +678,7 @@
             </w:pPr>
             <w:r>
               <w:rPr>
-                <w:rFonts w:ascii="宋体" w:hAnsi="宋体" w:cs="宋体" w:hint="eastAsia"/>
+                <w:rFonts w:hint="eastAsia" w:ascii="宋体" w:hAnsi="宋体" w:cs="宋体"/>
                 <w:spacing w:val="6"/>
                 <w:sz w:val="20"/>
                 <w:szCs w:val="20"/>
@@ -696,7 +698,7 @@
               <w:spacing w:before="176" w:line="229" w:lineRule="auto"/>
               <w:ind w:left="311"/>
               <w:rPr>
-                <w:rFonts w:ascii="宋体" w:hAnsi="宋体" w:cs="宋体" w:hint="eastAsia"/>
+                <w:rFonts w:hint="eastAsia" w:ascii="宋体" w:hAnsi="宋体" w:cs="宋体"/>
                 <w:sz w:val="20"/>
                 <w:szCs w:val="20"/>
               </w:rPr>
@@ -715,13 +717,23 @@
       </w:tr>
       <w:tr>
         <w:tblPrEx>
-          <w:tblW w:w="8301" w:type="dxa"/>
-          <w:tblInd w:w="2" w:type="dxa"/>
-          <w:tblLayout w:type="fixed"/>
-          <w:tblLook w:val="04A0"/>
+          <w:tblBorders>
+            <w:top w:val="single" w:color="000000" w:sz="2" w:space="0"/>
+            <w:left w:val="single" w:color="000000" w:sz="2" w:space="0"/>
+            <w:bottom w:val="single" w:color="000000" w:sz="2" w:space="0"/>
+            <w:right w:val="single" w:color="000000" w:sz="2" w:space="0"/>
+            <w:insideH w:val="single" w:color="000000" w:sz="2" w:space="0"/>
+            <w:insideV w:val="single" w:color="000000" w:sz="2" w:space="0"/>
+          </w:tblBorders>
+          <w:tblCellMar>
+            <w:top w:w="0" w:type="dxa"/>
+            <w:left w:w="0" w:type="dxa"/>
+            <w:bottom w:w="0" w:type="dxa"/>
+            <w:right w:w="0" w:type="dxa"/>
+          </w:tblCellMar>
         </w:tblPrEx>
         <w:trPr>
-          <w:trHeight w:val="556"/>
+          <w:trHeight w:val="556" w:hRule="atLeast"/>
         </w:trPr>
         <w:tc>
           <w:tcPr>
@@ -733,7 +745,7 @@
               <w:spacing w:before="173" w:line="267" w:lineRule="exact"/>
               <w:ind w:left="260"/>
               <w:rPr>
-                <w:rFonts w:ascii="宋体" w:hAnsi="宋体" w:cs="宋体" w:hint="eastAsia"/>
+                <w:rFonts w:hint="eastAsia" w:ascii="宋体" w:hAnsi="宋体" w:cs="宋体"/>
                 <w:sz w:val="20"/>
                 <w:szCs w:val="20"/>
                 <w:lang w:eastAsia="zh-CN"/>
@@ -751,7 +763,7 @@
             </w:r>
             <w:r>
               <w:rPr>
-                <w:rFonts w:ascii="宋体" w:hAnsi="宋体" w:cs="宋体" w:hint="eastAsia"/>
+                <w:rFonts w:hint="eastAsia" w:ascii="宋体" w:hAnsi="宋体" w:cs="宋体"/>
                 <w:spacing w:val="3"/>
                 <w:position w:val="1"/>
                 <w:sz w:val="20"/>
@@ -772,7 +784,7 @@
             </w:r>
             <w:r>
               <w:rPr>
-                <w:rFonts w:ascii="宋体" w:hAnsi="宋体" w:cs="宋体" w:hint="eastAsia"/>
+                <w:rFonts w:hint="eastAsia" w:ascii="宋体" w:hAnsi="宋体" w:cs="宋体"/>
                 <w:spacing w:val="3"/>
                 <w:position w:val="1"/>
                 <w:sz w:val="20"/>
@@ -793,7 +805,7 @@
             </w:r>
             <w:r>
               <w:rPr>
-                <w:rFonts w:ascii="宋体" w:hAnsi="宋体" w:cs="宋体" w:hint="eastAsia"/>
+                <w:rFonts w:hint="eastAsia" w:ascii="宋体" w:hAnsi="宋体" w:cs="宋体"/>
                 <w:spacing w:val="3"/>
                 <w:position w:val="1"/>
                 <w:sz w:val="20"/>
@@ -814,7 +826,7 @@
               <w:spacing w:before="173" w:line="267" w:lineRule="exact"/>
               <w:ind w:left="248"/>
               <w:rPr>
-                <w:rFonts w:ascii="宋体" w:hAnsi="宋体" w:cs="宋体" w:hint="eastAsia"/>
+                <w:rFonts w:hint="eastAsia" w:ascii="宋体" w:hAnsi="宋体" w:cs="宋体"/>
                 <w:sz w:val="20"/>
                 <w:szCs w:val="20"/>
               </w:rPr>
@@ -842,7 +854,7 @@
               <w:ind w:left="114"/>
               <w:jc w:val="center"/>
               <w:rPr>
-                <w:rFonts w:ascii="宋体" w:hAnsi="宋体" w:cs="宋体" w:hint="eastAsia"/>
+                <w:rFonts w:hint="eastAsia" w:ascii="宋体" w:hAnsi="宋体" w:cs="宋体"/>
                 <w:sz w:val="20"/>
                 <w:szCs w:val="20"/>
               </w:rPr>
@@ -868,7 +880,7 @@
               <w:spacing w:before="172" w:line="228" w:lineRule="auto"/>
               <w:ind w:left="313"/>
               <w:rPr>
-                <w:rFonts w:ascii="宋体" w:hAnsi="宋体" w:cs="宋体" w:hint="eastAsia"/>
+                <w:rFonts w:hint="eastAsia" w:ascii="宋体" w:hAnsi="宋体" w:cs="宋体"/>
                 <w:sz w:val="20"/>
                 <w:szCs w:val="20"/>
                 <w:lang w:eastAsia="zh-CN"/>
@@ -893,7 +905,7 @@
               <w:spacing w:before="172" w:line="228" w:lineRule="auto"/>
               <w:ind w:left="313"/>
               <w:rPr>
-                <w:rFonts w:ascii="宋体" w:hAnsi="宋体" w:cs="宋体" w:hint="eastAsia"/>
+                <w:rFonts w:hint="eastAsia" w:ascii="宋体" w:hAnsi="宋体" w:cs="宋体"/>
                 <w:spacing w:val="5"/>
                 <w:sz w:val="20"/>
                 <w:szCs w:val="20"/>
@@ -901,13 +913,10 @@
             </w:pPr>
             <w:r>
               <w:rPr>
-                <w:rFonts w:ascii="宋体" w:hAnsi="宋体" w:cs="宋体" w:hint="eastAsia"/>
-                <w:spacing w:val="115"/>
-                <w:sz w:val="20"/>
-                <w:szCs w:val="20"/>
-                <w:lang w:eastAsia="zh-CN"/>
-              </w:rPr>
-              <w:t>严长运</w:t>
+                <w:rFonts w:hint="eastAsia"/>
+                <w:lang w:val="en-US" w:eastAsia="zh-CN"/>
+              </w:rPr>
+              <w:t>刘钢要</w:t>
             </w:r>
           </w:p>
         </w:tc>
@@ -921,14 +930,14 @@
               <w:spacing w:before="173" w:line="229" w:lineRule="auto"/>
               <w:ind w:left="314"/>
               <w:rPr>
-                <w:rFonts w:ascii="宋体" w:hAnsi="宋体" w:cs="宋体" w:hint="eastAsia"/>
+                <w:rFonts w:hint="eastAsia" w:ascii="宋体" w:hAnsi="宋体" w:cs="宋体"/>
                 <w:sz w:val="20"/>
                 <w:szCs w:val="20"/>
               </w:rPr>
             </w:pPr>
             <w:r>
               <w:rPr>
-                <w:rFonts w:ascii="宋体" w:hAnsi="宋体" w:cs="宋体" w:hint="eastAsia"/>
+                <w:rFonts w:hint="eastAsia" w:ascii="宋体" w:hAnsi="宋体" w:cs="宋体"/>
                 <w:spacing w:val="6"/>
                 <w:sz w:val="20"/>
                 <w:szCs w:val="20"/>
@@ -941,13 +950,23 @@
       </w:tr>
       <w:tr>
         <w:tblPrEx>
-          <w:tblW w:w="8301" w:type="dxa"/>
-          <w:tblInd w:w="2" w:type="dxa"/>
-          <w:tblLayout w:type="fixed"/>
-          <w:tblLook w:val="04A0"/>
+          <w:tblBorders>
+            <w:top w:val="single" w:color="000000" w:sz="2" w:space="0"/>
+            <w:left w:val="single" w:color="000000" w:sz="2" w:space="0"/>
+            <w:bottom w:val="single" w:color="000000" w:sz="2" w:space="0"/>
+            <w:right w:val="single" w:color="000000" w:sz="2" w:space="0"/>
+            <w:insideH w:val="single" w:color="000000" w:sz="2" w:space="0"/>
+            <w:insideV w:val="single" w:color="000000" w:sz="2" w:space="0"/>
+          </w:tblBorders>
+          <w:tblCellMar>
+            <w:top w:w="0" w:type="dxa"/>
+            <w:left w:w="0" w:type="dxa"/>
+            <w:bottom w:w="0" w:type="dxa"/>
+            <w:right w:w="0" w:type="dxa"/>
+          </w:tblCellMar>
         </w:tblPrEx>
         <w:trPr>
-          <w:trHeight w:val="556"/>
+          <w:trHeight w:val="556" w:hRule="atLeast"/>
         </w:trPr>
         <w:tc>
           <w:tcPr>
@@ -955,7 +974,7 @@
           </w:tcPr>
           <w:p>
             <w:pPr>
-              <w:pStyle w:val="TableText"/>
+              <w:pStyle w:val="27"/>
               <w:widowControl w:val="0"/>
               <w:rPr>
                 <w:rFonts w:hint="eastAsia"/>
@@ -969,7 +988,7 @@
           </w:tcPr>
           <w:p>
             <w:pPr>
-              <w:pStyle w:val="TableText"/>
+              <w:pStyle w:val="27"/>
               <w:widowControl w:val="0"/>
               <w:rPr>
                 <w:rFonts w:hint="eastAsia"/>
@@ -983,7 +1002,7 @@
           </w:tcPr>
           <w:p>
             <w:pPr>
-              <w:pStyle w:val="TableText"/>
+              <w:pStyle w:val="27"/>
               <w:widowControl w:val="0"/>
               <w:rPr>
                 <w:rFonts w:hint="eastAsia"/>
@@ -1021,7 +1040,7 @@
           </w:tcPr>
           <w:p>
             <w:pPr>
-              <w:pStyle w:val="TableText"/>
+              <w:pStyle w:val="27"/>
               <w:widowControl w:val="0"/>
               <w:rPr>
                 <w:rFonts w:hint="eastAsia"/>
@@ -1032,13 +1051,23 @@
       </w:tr>
       <w:tr>
         <w:tblPrEx>
-          <w:tblW w:w="8301" w:type="dxa"/>
-          <w:tblInd w:w="2" w:type="dxa"/>
-          <w:tblLayout w:type="fixed"/>
-          <w:tblLook w:val="04A0"/>
+          <w:tblBorders>
+            <w:top w:val="single" w:color="000000" w:sz="2" w:space="0"/>
+            <w:left w:val="single" w:color="000000" w:sz="2" w:space="0"/>
+            <w:bottom w:val="single" w:color="000000" w:sz="2" w:space="0"/>
+            <w:right w:val="single" w:color="000000" w:sz="2" w:space="0"/>
+            <w:insideH w:val="single" w:color="000000" w:sz="2" w:space="0"/>
+            <w:insideV w:val="single" w:color="000000" w:sz="2" w:space="0"/>
+          </w:tblBorders>
+          <w:tblCellMar>
+            <w:top w:w="0" w:type="dxa"/>
+            <w:left w:w="0" w:type="dxa"/>
+            <w:bottom w:w="0" w:type="dxa"/>
+            <w:right w:w="0" w:type="dxa"/>
+          </w:tblCellMar>
         </w:tblPrEx>
         <w:trPr>
-          <w:trHeight w:val="556"/>
+          <w:trHeight w:val="556" w:hRule="atLeast"/>
         </w:trPr>
         <w:tc>
           <w:tcPr>
@@ -1046,7 +1075,7 @@
           </w:tcPr>
           <w:p>
             <w:pPr>
-              <w:pStyle w:val="TableText"/>
+              <w:pStyle w:val="27"/>
               <w:widowControl w:val="0"/>
               <w:rPr>
                 <w:rFonts w:hint="eastAsia"/>
@@ -1060,7 +1089,7 @@
           </w:tcPr>
           <w:p>
             <w:pPr>
-              <w:pStyle w:val="TableText"/>
+              <w:pStyle w:val="27"/>
               <w:widowControl w:val="0"/>
               <w:rPr>
                 <w:rFonts w:hint="eastAsia"/>
@@ -1074,7 +1103,7 @@
           </w:tcPr>
           <w:p>
             <w:pPr>
-              <w:pStyle w:val="TableText"/>
+              <w:pStyle w:val="27"/>
               <w:widowControl w:val="0"/>
               <w:rPr>
                 <w:rFonts w:hint="eastAsia"/>
@@ -1112,7 +1141,7 @@
           </w:tcPr>
           <w:p>
             <w:pPr>
-              <w:pStyle w:val="TableText"/>
+              <w:pStyle w:val="27"/>
               <w:widowControl w:val="0"/>
               <w:rPr>
                 <w:rFonts w:hint="eastAsia"/>
@@ -1123,13 +1152,23 @@
       </w:tr>
       <w:tr>
         <w:tblPrEx>
-          <w:tblW w:w="8301" w:type="dxa"/>
-          <w:tblInd w:w="2" w:type="dxa"/>
-          <w:tblLayout w:type="fixed"/>
-          <w:tblLook w:val="04A0"/>
+          <w:tblBorders>
+            <w:top w:val="single" w:color="000000" w:sz="2" w:space="0"/>
+            <w:left w:val="single" w:color="000000" w:sz="2" w:space="0"/>
+            <w:bottom w:val="single" w:color="000000" w:sz="2" w:space="0"/>
+            <w:right w:val="single" w:color="000000" w:sz="2" w:space="0"/>
+            <w:insideH w:val="single" w:color="000000" w:sz="2" w:space="0"/>
+            <w:insideV w:val="single" w:color="000000" w:sz="2" w:space="0"/>
+          </w:tblBorders>
+          <w:tblCellMar>
+            <w:top w:w="0" w:type="dxa"/>
+            <w:left w:w="0" w:type="dxa"/>
+            <w:bottom w:w="0" w:type="dxa"/>
+            <w:right w:w="0" w:type="dxa"/>
+          </w:tblCellMar>
         </w:tblPrEx>
         <w:trPr>
-          <w:trHeight w:val="557"/>
+          <w:trHeight w:val="557" w:hRule="atLeast"/>
         </w:trPr>
         <w:tc>
           <w:tcPr>
@@ -1137,7 +1176,7 @@
           </w:tcPr>
           <w:p>
             <w:pPr>
-              <w:pStyle w:val="TableText"/>
+              <w:pStyle w:val="27"/>
               <w:widowControl w:val="0"/>
               <w:rPr>
                 <w:rFonts w:hint="eastAsia"/>
@@ -1151,7 +1190,7 @@
           </w:tcPr>
           <w:p>
             <w:pPr>
-              <w:pStyle w:val="TableText"/>
+              <w:pStyle w:val="27"/>
               <w:widowControl w:val="0"/>
               <w:rPr>
                 <w:rFonts w:hint="eastAsia"/>
@@ -1165,7 +1204,7 @@
           </w:tcPr>
           <w:p>
             <w:pPr>
-              <w:pStyle w:val="TableText"/>
+              <w:pStyle w:val="27"/>
               <w:widowControl w:val="0"/>
               <w:rPr>
                 <w:rFonts w:hint="eastAsia"/>
@@ -1179,7 +1218,7 @@
           </w:tcPr>
           <w:p>
             <w:pPr>
-              <w:pStyle w:val="TableText"/>
+              <w:pStyle w:val="27"/>
               <w:widowControl w:val="0"/>
               <w:rPr>
                 <w:rFonts w:hint="eastAsia"/>
@@ -1193,7 +1232,7 @@
           </w:tcPr>
           <w:p>
             <w:pPr>
-              <w:pStyle w:val="TableText"/>
+              <w:pStyle w:val="27"/>
               <w:widowControl w:val="0"/>
               <w:rPr>
                 <w:rFonts w:hint="eastAsia"/>
@@ -1207,7 +1246,7 @@
           </w:tcPr>
           <w:p>
             <w:pPr>
-              <w:pStyle w:val="TableText"/>
+              <w:pStyle w:val="27"/>
               <w:widowControl w:val="0"/>
               <w:rPr>
                 <w:rFonts w:hint="eastAsia"/>
@@ -1218,13 +1257,17 @@
       </w:tr>
       <w:tr>
         <w:tblPrEx>
-          <w:tblW w:w="8301" w:type="dxa"/>
-          <w:tblInd w:w="2" w:type="dxa"/>
-          <w:tblLayout w:type="fixed"/>
-          <w:tblLook w:val="04A0"/>
+          <w:tblBorders>
+            <w:top w:val="single" w:color="000000" w:sz="2" w:space="0"/>
+            <w:left w:val="single" w:color="000000" w:sz="2" w:space="0"/>
+            <w:bottom w:val="single" w:color="000000" w:sz="2" w:space="0"/>
+            <w:right w:val="single" w:color="000000" w:sz="2" w:space="0"/>
+            <w:insideH w:val="single" w:color="000000" w:sz="2" w:space="0"/>
+            <w:insideV w:val="single" w:color="000000" w:sz="2" w:space="0"/>
+          </w:tblBorders>
         </w:tblPrEx>
         <w:trPr>
-          <w:trHeight w:val="556"/>
+          <w:trHeight w:val="556" w:hRule="atLeast"/>
         </w:trPr>
         <w:tc>
           <w:tcPr>
@@ -1232,7 +1275,7 @@
           </w:tcPr>
           <w:p>
             <w:pPr>
-              <w:pStyle w:val="TableText"/>
+              <w:pStyle w:val="27"/>
               <w:widowControl w:val="0"/>
               <w:rPr>
                 <w:rFonts w:hint="eastAsia"/>
@@ -1246,7 +1289,7 @@
           </w:tcPr>
           <w:p>
             <w:pPr>
-              <w:pStyle w:val="TableText"/>
+              <w:pStyle w:val="27"/>
               <w:widowControl w:val="0"/>
               <w:rPr>
                 <w:rFonts w:hint="eastAsia"/>
@@ -1260,7 +1303,7 @@
           </w:tcPr>
           <w:p>
             <w:pPr>
-              <w:pStyle w:val="TableText"/>
+              <w:pStyle w:val="27"/>
               <w:widowControl w:val="0"/>
               <w:rPr>
                 <w:rFonts w:hint="eastAsia"/>
@@ -1274,7 +1317,7 @@
           </w:tcPr>
           <w:p>
             <w:pPr>
-              <w:pStyle w:val="TableText"/>
+              <w:pStyle w:val="27"/>
               <w:widowControl w:val="0"/>
               <w:rPr>
                 <w:rFonts w:hint="eastAsia"/>
@@ -1288,7 +1331,7 @@
           </w:tcPr>
           <w:p>
             <w:pPr>
-              <w:pStyle w:val="TableText"/>
+              <w:pStyle w:val="27"/>
               <w:widowControl w:val="0"/>
               <w:rPr>
                 <w:rFonts w:hint="eastAsia"/>
@@ -1302,7 +1345,7 @@
           </w:tcPr>
           <w:p>
             <w:pPr>
-              <w:pStyle w:val="TableText"/>
+              <w:pStyle w:val="27"/>
               <w:widowControl w:val="0"/>
               <w:rPr>
                 <w:rFonts w:hint="eastAsia"/>
@@ -1313,13 +1356,23 @@
       </w:tr>
       <w:tr>
         <w:tblPrEx>
-          <w:tblW w:w="8301" w:type="dxa"/>
-          <w:tblInd w:w="2" w:type="dxa"/>
-          <w:tblLayout w:type="fixed"/>
-          <w:tblLook w:val="04A0"/>
+          <w:tblBorders>
+            <w:top w:val="single" w:color="000000" w:sz="2" w:space="0"/>
+            <w:left w:val="single" w:color="000000" w:sz="2" w:space="0"/>
+            <w:bottom w:val="single" w:color="000000" w:sz="2" w:space="0"/>
+            <w:right w:val="single" w:color="000000" w:sz="2" w:space="0"/>
+            <w:insideH w:val="single" w:color="000000" w:sz="2" w:space="0"/>
+            <w:insideV w:val="single" w:color="000000" w:sz="2" w:space="0"/>
+          </w:tblBorders>
+          <w:tblCellMar>
+            <w:top w:w="0" w:type="dxa"/>
+            <w:left w:w="0" w:type="dxa"/>
+            <w:bottom w:w="0" w:type="dxa"/>
+            <w:right w:w="0" w:type="dxa"/>
+          </w:tblCellMar>
         </w:tblPrEx>
         <w:trPr>
-          <w:trHeight w:val="561"/>
+          <w:trHeight w:val="561" w:hRule="atLeast"/>
         </w:trPr>
         <w:tc>
           <w:tcPr>
@@ -1327,7 +1380,7 @@
           </w:tcPr>
           <w:p>
             <w:pPr>
-              <w:pStyle w:val="TableText"/>
+              <w:pStyle w:val="27"/>
               <w:widowControl w:val="0"/>
               <w:rPr>
                 <w:rFonts w:hint="eastAsia"/>
@@ -1341,7 +1394,7 @@
           </w:tcPr>
           <w:p>
             <w:pPr>
-              <w:pStyle w:val="TableText"/>
+              <w:pStyle w:val="27"/>
               <w:widowControl w:val="0"/>
               <w:rPr>
                 <w:rFonts w:hint="eastAsia"/>
@@ -1355,7 +1408,7 @@
           </w:tcPr>
           <w:p>
             <w:pPr>
-              <w:pStyle w:val="TableText"/>
+              <w:pStyle w:val="27"/>
               <w:widowControl w:val="0"/>
               <w:rPr>
                 <w:rFonts w:hint="eastAsia"/>
@@ -1369,7 +1422,7 @@
           </w:tcPr>
           <w:p>
             <w:pPr>
-              <w:pStyle w:val="TableText"/>
+              <w:pStyle w:val="27"/>
               <w:widowControl w:val="0"/>
               <w:rPr>
                 <w:rFonts w:hint="eastAsia"/>
@@ -1383,7 +1436,7 @@
           </w:tcPr>
           <w:p>
             <w:pPr>
-              <w:pStyle w:val="TableText"/>
+              <w:pStyle w:val="27"/>
               <w:widowControl w:val="0"/>
               <w:rPr>
                 <w:rFonts w:hint="eastAsia"/>
@@ -1397,7 +1450,7 @@
           </w:tcPr>
           <w:p>
             <w:pPr>
-              <w:pStyle w:val="TableText"/>
+              <w:pStyle w:val="27"/>
               <w:widowControl w:val="0"/>
               <w:rPr>
                 <w:rFonts w:hint="eastAsia"/>
@@ -1428,7 +1481,7 @@
       </w:sdtPr>
       <w:sdtEndPr>
         <w:rPr>
-          <w:rFonts w:cs="宋体" w:hint="eastAsia"/>
+          <w:rFonts w:hint="eastAsia" w:ascii="宋体" w:hAnsi="宋体" w:cs="宋体"/>
           <w:sz w:val="24"/>
           <w:szCs w:val="24"/>
         </w:rPr>
@@ -1440,14 +1493,14 @@
             <w:spacing w:line="240" w:lineRule="auto"/>
             <w:jc w:val="center"/>
             <w:rPr>
-              <w:rFonts w:ascii="宋体" w:hAnsi="宋体" w:cs="宋体" w:hint="eastAsia"/>
+              <w:rFonts w:hint="eastAsia" w:ascii="宋体" w:hAnsi="宋体" w:cs="宋体"/>
               <w:sz w:val="24"/>
               <w:szCs w:val="24"/>
             </w:rPr>
           </w:pPr>
           <w:r>
             <w:rPr>
-              <w:rFonts w:ascii="宋体" w:hAnsi="宋体" w:cs="宋体" w:hint="eastAsia"/>
+              <w:rFonts w:hint="eastAsia" w:ascii="宋体" w:hAnsi="宋体" w:cs="宋体"/>
               <w:sz w:val="24"/>
               <w:szCs w:val="24"/>
             </w:rPr>
@@ -1456,45 +1509,55 @@
         </w:p>
         <w:p>
           <w:pPr>
-            <w:pStyle w:val="TOC1"/>
-            <w:widowControl w:val="0"/>
+            <w:pStyle w:val="16"/>
             <w:tabs>
               <w:tab w:val="right" w:leader="dot" w:pos="8306"/>
             </w:tabs>
           </w:pPr>
           <w:r>
             <w:rPr>
-              <w:rFonts w:ascii="宋体" w:eastAsia="宋体" w:hAnsi="宋体" w:cs="宋体" w:hint="eastAsia"/>
+              <w:rFonts w:hint="eastAsia" w:ascii="宋体" w:hAnsi="宋体" w:eastAsia="宋体" w:cs="宋体"/>
               <w:szCs w:val="24"/>
             </w:rPr>
             <w:fldChar w:fldCharType="begin"/>
           </w:r>
           <w:r>
             <w:rPr>
-              <w:rFonts w:ascii="宋体" w:eastAsia="宋体" w:hAnsi="宋体" w:cs="宋体" w:hint="eastAsia"/>
+              <w:rFonts w:hint="eastAsia" w:ascii="宋体" w:hAnsi="宋体" w:eastAsia="宋体" w:cs="宋体"/>
               <w:szCs w:val="24"/>
             </w:rPr>
             <w:instrText xml:space="preserve">TOC \o "1-3" \h \u </w:instrText>
           </w:r>
           <w:r>
             <w:rPr>
-              <w:rFonts w:ascii="宋体" w:eastAsia="宋体" w:hAnsi="宋体" w:cs="宋体" w:hint="eastAsia"/>
+              <w:rFonts w:hint="eastAsia" w:ascii="宋体" w:hAnsi="宋体" w:eastAsia="宋体" w:cs="宋体"/>
               <w:szCs w:val="24"/>
             </w:rPr>
             <w:fldChar w:fldCharType="separate"/>
           </w:r>
           <w:r>
+            <w:rPr>
+              <w:rFonts w:hint="eastAsia" w:ascii="宋体" w:hAnsi="宋体" w:eastAsia="宋体" w:cs="宋体"/>
+              <w:szCs w:val="24"/>
+            </w:rPr>
             <w:fldChar w:fldCharType="begin"/>
           </w:r>
           <w:r>
-            <w:instrText xml:space="preserve"> HYPERLINK \l "_Toc15349" </w:instrText>
-          </w:r>
-          <w:r>
+            <w:rPr>
+              <w:rFonts w:hint="eastAsia" w:ascii="宋体" w:hAnsi="宋体" w:eastAsia="宋体" w:cs="宋体"/>
+              <w:szCs w:val="24"/>
+            </w:rPr>
+            <w:instrText xml:space="preserve"> HYPERLINK \l _Toc23065 </w:instrText>
+          </w:r>
+          <w:r>
+            <w:rPr>
+              <w:rFonts w:hint="eastAsia" w:ascii="宋体" w:hAnsi="宋体" w:eastAsia="宋体" w:cs="宋体"/>
+              <w:szCs w:val="24"/>
+            </w:rPr>
             <w:fldChar w:fldCharType="separate"/>
           </w:r>
           <w:r>
             <w:rPr>
-              <w:rFonts w:hint="eastAsia"/>
               <w:lang w:eastAsia="zh-CN"/>
             </w:rPr>
             <w:t>陕西益利德软件科技有限公司</w:t>
@@ -1506,7 +1569,7 @@
             <w:fldChar w:fldCharType="begin"/>
           </w:r>
           <w:r>
-            <w:instrText xml:space="preserve"> PAGEREF _Toc15349 \h </w:instrText>
+            <w:instrText xml:space="preserve"> PAGEREF _Toc23065 \h </w:instrText>
           </w:r>
           <w:r>
             <w:fldChar w:fldCharType="separate"/>
@@ -1518,24 +1581,39 @@
             <w:fldChar w:fldCharType="end"/>
           </w:r>
           <w:r>
+            <w:rPr>
+              <w:rFonts w:hint="eastAsia" w:ascii="宋体" w:hAnsi="宋体" w:eastAsia="宋体" w:cs="宋体"/>
+              <w:szCs w:val="24"/>
+            </w:rPr>
             <w:fldChar w:fldCharType="end"/>
           </w:r>
         </w:p>
         <w:p>
           <w:pPr>
-            <w:pStyle w:val="TOC1"/>
-            <w:widowControl w:val="0"/>
+            <w:pStyle w:val="16"/>
             <w:tabs>
               <w:tab w:val="right" w:leader="dot" w:pos="8306"/>
             </w:tabs>
           </w:pPr>
           <w:r>
+            <w:rPr>
+              <w:rFonts w:hint="eastAsia" w:ascii="宋体" w:hAnsi="宋体" w:cs="宋体"/>
+              <w:szCs w:val="24"/>
+            </w:rPr>
             <w:fldChar w:fldCharType="begin"/>
           </w:r>
           <w:r>
-            <w:instrText xml:space="preserve"> HYPERLINK \l "_Toc1556" </w:instrText>
-          </w:r>
-          <w:r>
+            <w:rPr>
+              <w:rFonts w:hint="eastAsia" w:ascii="宋体" w:hAnsi="宋体" w:cs="宋体"/>
+              <w:szCs w:val="24"/>
+            </w:rPr>
+            <w:instrText xml:space="preserve"> HYPERLINK \l _Toc19861 </w:instrText>
+          </w:r>
+          <w:r>
+            <w:rPr>
+              <w:rFonts w:hint="eastAsia" w:ascii="宋体" w:hAnsi="宋体" w:cs="宋体"/>
+              <w:szCs w:val="24"/>
+            </w:rPr>
             <w:fldChar w:fldCharType="separate"/>
           </w:r>
           <w:r>
@@ -1552,7 +1630,7 @@
             <w:fldChar w:fldCharType="begin"/>
           </w:r>
           <w:r>
-            <w:instrText xml:space="preserve"> PAGEREF _Toc1556 \h </w:instrText>
+            <w:instrText xml:space="preserve"> PAGEREF _Toc19861 \h </w:instrText>
           </w:r>
           <w:r>
             <w:fldChar w:fldCharType="separate"/>
@@ -1564,27 +1642,45 @@
             <w:fldChar w:fldCharType="end"/>
           </w:r>
           <w:r>
+            <w:rPr>
+              <w:rFonts w:hint="eastAsia" w:ascii="宋体" w:hAnsi="宋体" w:cs="宋体"/>
+              <w:szCs w:val="24"/>
+            </w:rPr>
             <w:fldChar w:fldCharType="end"/>
           </w:r>
         </w:p>
         <w:p>
           <w:pPr>
-            <w:pStyle w:val="TOC1"/>
-            <w:widowControl w:val="0"/>
+            <w:pStyle w:val="16"/>
             <w:tabs>
               <w:tab w:val="right" w:leader="dot" w:pos="8306"/>
             </w:tabs>
           </w:pPr>
           <w:r>
+            <w:rPr>
+              <w:rFonts w:hint="eastAsia" w:ascii="宋体" w:hAnsi="宋体" w:cs="宋体"/>
+              <w:szCs w:val="24"/>
+            </w:rPr>
             <w:fldChar w:fldCharType="begin"/>
           </w:r>
           <w:r>
-            <w:instrText xml:space="preserve"> HYPERLINK \l "_Toc11892" </w:instrText>
-          </w:r>
-          <w:r>
+            <w:rPr>
+              <w:rFonts w:hint="eastAsia" w:ascii="宋体" w:hAnsi="宋体" w:cs="宋体"/>
+              <w:szCs w:val="24"/>
+            </w:rPr>
+            <w:instrText xml:space="preserve"> HYPERLINK \l _Toc9433 </w:instrText>
+          </w:r>
+          <w:r>
+            <w:rPr>
+              <w:rFonts w:hint="eastAsia" w:ascii="宋体" w:hAnsi="宋体" w:cs="宋体"/>
+              <w:szCs w:val="24"/>
+            </w:rPr>
             <w:fldChar w:fldCharType="separate"/>
           </w:r>
           <w:r>
+            <w:rPr>
+              <w:rFonts w:hint="default"/>
+            </w:rPr>
             <w:t xml:space="preserve">1. </w:t>
           </w:r>
           <w:r>
@@ -1597,7 +1693,7 @@
             <w:fldChar w:fldCharType="begin"/>
           </w:r>
           <w:r>
-            <w:instrText xml:space="preserve"> PAGEREF _Toc11892 \h </w:instrText>
+            <w:instrText xml:space="preserve"> PAGEREF _Toc9433 \h </w:instrText>
           </w:r>
           <w:r>
             <w:fldChar w:fldCharType="separate"/>
@@ -1609,28 +1705,44 @@
             <w:fldChar w:fldCharType="end"/>
           </w:r>
           <w:r>
+            <w:rPr>
+              <w:rFonts w:hint="eastAsia" w:ascii="宋体" w:hAnsi="宋体" w:cs="宋体"/>
+              <w:szCs w:val="24"/>
+            </w:rPr>
             <w:fldChar w:fldCharType="end"/>
           </w:r>
         </w:p>
         <w:p>
           <w:pPr>
-            <w:pStyle w:val="TOC1"/>
-            <w:widowControl w:val="0"/>
+            <w:pStyle w:val="16"/>
             <w:tabs>
               <w:tab w:val="right" w:leader="dot" w:pos="8306"/>
             </w:tabs>
           </w:pPr>
           <w:r>
+            <w:rPr>
+              <w:rFonts w:hint="eastAsia" w:ascii="宋体" w:hAnsi="宋体" w:cs="宋体"/>
+              <w:szCs w:val="24"/>
+            </w:rPr>
             <w:fldChar w:fldCharType="begin"/>
           </w:r>
           <w:r>
-            <w:instrText xml:space="preserve"> HYPERLINK \l "_Toc19788" </w:instrText>
-          </w:r>
-          <w:r>
+            <w:rPr>
+              <w:rFonts w:hint="eastAsia" w:ascii="宋体" w:hAnsi="宋体" w:cs="宋体"/>
+              <w:szCs w:val="24"/>
+            </w:rPr>
+            <w:instrText xml:space="preserve"> HYPERLINK \l _Toc11088 </w:instrText>
+          </w:r>
+          <w:r>
+            <w:rPr>
+              <w:rFonts w:hint="eastAsia" w:ascii="宋体" w:hAnsi="宋体" w:cs="宋体"/>
+              <w:szCs w:val="24"/>
+            </w:rPr>
             <w:fldChar w:fldCharType="separate"/>
           </w:r>
           <w:r>
             <w:rPr>
+              <w:rFonts w:hint="default"/>
               <w:lang w:eastAsia="zh-CN"/>
             </w:rPr>
             <w:t xml:space="preserve">2. </w:t>
@@ -1649,7 +1761,7 @@
             <w:fldChar w:fldCharType="begin"/>
           </w:r>
           <w:r>
-            <w:instrText xml:space="preserve"> PAGEREF _Toc19788 \h </w:instrText>
+            <w:instrText xml:space="preserve"> PAGEREF _Toc11088 \h </w:instrText>
           </w:r>
           <w:r>
             <w:fldChar w:fldCharType="separate"/>
@@ -1661,27 +1773,45 @@
             <w:fldChar w:fldCharType="end"/>
           </w:r>
           <w:r>
+            <w:rPr>
+              <w:rFonts w:hint="eastAsia" w:ascii="宋体" w:hAnsi="宋体" w:cs="宋体"/>
+              <w:szCs w:val="24"/>
+            </w:rPr>
             <w:fldChar w:fldCharType="end"/>
           </w:r>
         </w:p>
         <w:p>
           <w:pPr>
-            <w:pStyle w:val="TOC1"/>
-            <w:widowControl w:val="0"/>
+            <w:pStyle w:val="16"/>
             <w:tabs>
               <w:tab w:val="right" w:leader="dot" w:pos="8306"/>
             </w:tabs>
           </w:pPr>
           <w:r>
+            <w:rPr>
+              <w:rFonts w:hint="eastAsia" w:ascii="宋体" w:hAnsi="宋体" w:cs="宋体"/>
+              <w:szCs w:val="24"/>
+            </w:rPr>
             <w:fldChar w:fldCharType="begin"/>
           </w:r>
           <w:r>
-            <w:instrText xml:space="preserve"> HYPERLINK \l "_Toc25676" </w:instrText>
-          </w:r>
-          <w:r>
+            <w:rPr>
+              <w:rFonts w:hint="eastAsia" w:ascii="宋体" w:hAnsi="宋体" w:cs="宋体"/>
+              <w:szCs w:val="24"/>
+            </w:rPr>
+            <w:instrText xml:space="preserve"> HYPERLINK \l _Toc20177 </w:instrText>
+          </w:r>
+          <w:r>
+            <w:rPr>
+              <w:rFonts w:hint="eastAsia" w:ascii="宋体" w:hAnsi="宋体" w:cs="宋体"/>
+              <w:szCs w:val="24"/>
+            </w:rPr>
             <w:fldChar w:fldCharType="separate"/>
           </w:r>
           <w:r>
+            <w:rPr>
+              <w:rFonts w:hint="default"/>
+            </w:rPr>
             <w:t xml:space="preserve">3. </w:t>
           </w:r>
           <w:r>
@@ -1701,7 +1831,7 @@
             <w:fldChar w:fldCharType="begin"/>
           </w:r>
           <w:r>
-            <w:instrText xml:space="preserve"> PAGEREF _Toc25676 \h </w:instrText>
+            <w:instrText xml:space="preserve"> PAGEREF _Toc20177 \h </w:instrText>
           </w:r>
           <w:r>
             <w:fldChar w:fldCharType="separate"/>
@@ -1713,28 +1843,44 @@
             <w:fldChar w:fldCharType="end"/>
           </w:r>
           <w:r>
+            <w:rPr>
+              <w:rFonts w:hint="eastAsia" w:ascii="宋体" w:hAnsi="宋体" w:cs="宋体"/>
+              <w:szCs w:val="24"/>
+            </w:rPr>
             <w:fldChar w:fldCharType="end"/>
           </w:r>
         </w:p>
         <w:p>
           <w:pPr>
-            <w:pStyle w:val="TOC1"/>
-            <w:widowControl w:val="0"/>
+            <w:pStyle w:val="16"/>
             <w:tabs>
               <w:tab w:val="right" w:leader="dot" w:pos="8306"/>
             </w:tabs>
           </w:pPr>
           <w:r>
+            <w:rPr>
+              <w:rFonts w:hint="eastAsia" w:ascii="宋体" w:hAnsi="宋体" w:cs="宋体"/>
+              <w:szCs w:val="24"/>
+            </w:rPr>
             <w:fldChar w:fldCharType="begin"/>
           </w:r>
           <w:r>
-            <w:instrText xml:space="preserve"> HYPERLINK \l "_Toc21104" </w:instrText>
-          </w:r>
-          <w:r>
+            <w:rPr>
+              <w:rFonts w:hint="eastAsia" w:ascii="宋体" w:hAnsi="宋体" w:cs="宋体"/>
+              <w:szCs w:val="24"/>
+            </w:rPr>
+            <w:instrText xml:space="preserve"> HYPERLINK \l _Toc27787 </w:instrText>
+          </w:r>
+          <w:r>
+            <w:rPr>
+              <w:rFonts w:hint="eastAsia" w:ascii="宋体" w:hAnsi="宋体" w:cs="宋体"/>
+              <w:szCs w:val="24"/>
+            </w:rPr>
             <w:fldChar w:fldCharType="separate"/>
           </w:r>
           <w:r>
             <w:rPr>
+              <w:rFonts w:hint="default"/>
               <w:lang w:eastAsia="zh-CN"/>
             </w:rPr>
             <w:t xml:space="preserve">4. </w:t>
@@ -1753,7 +1899,7 @@
             <w:fldChar w:fldCharType="begin"/>
           </w:r>
           <w:r>
-            <w:instrText xml:space="preserve"> PAGEREF _Toc21104 \h </w:instrText>
+            <w:instrText xml:space="preserve"> PAGEREF _Toc27787 \h </w:instrText>
           </w:r>
           <w:r>
             <w:fldChar w:fldCharType="separate"/>
@@ -1765,28 +1911,44 @@
             <w:fldChar w:fldCharType="end"/>
           </w:r>
           <w:r>
+            <w:rPr>
+              <w:rFonts w:hint="eastAsia" w:ascii="宋体" w:hAnsi="宋体" w:cs="宋体"/>
+              <w:szCs w:val="24"/>
+            </w:rPr>
             <w:fldChar w:fldCharType="end"/>
           </w:r>
         </w:p>
         <w:p>
           <w:pPr>
-            <w:pStyle w:val="TOC2"/>
-            <w:widowControl w:val="0"/>
+            <w:pStyle w:val="17"/>
             <w:tabs>
               <w:tab w:val="right" w:leader="dot" w:pos="8306"/>
             </w:tabs>
           </w:pPr>
           <w:r>
+            <w:rPr>
+              <w:rFonts w:hint="eastAsia" w:ascii="宋体" w:hAnsi="宋体" w:cs="宋体"/>
+              <w:szCs w:val="24"/>
+            </w:rPr>
             <w:fldChar w:fldCharType="begin"/>
           </w:r>
           <w:r>
-            <w:instrText xml:space="preserve"> HYPERLINK \l "_Toc1468" </w:instrText>
-          </w:r>
-          <w:r>
+            <w:rPr>
+              <w:rFonts w:hint="eastAsia" w:ascii="宋体" w:hAnsi="宋体" w:cs="宋体"/>
+              <w:szCs w:val="24"/>
+            </w:rPr>
+            <w:instrText xml:space="preserve"> HYPERLINK \l _Toc13272 </w:instrText>
+          </w:r>
+          <w:r>
+            <w:rPr>
+              <w:rFonts w:hint="eastAsia" w:ascii="宋体" w:hAnsi="宋体" w:cs="宋体"/>
+              <w:szCs w:val="24"/>
+            </w:rPr>
             <w:fldChar w:fldCharType="separate"/>
           </w:r>
           <w:r>
             <w:rPr>
+              <w:rFonts w:hint="default"/>
               <w:lang w:eastAsia="zh-CN"/>
             </w:rPr>
             <w:t xml:space="preserve">4.1. </w:t>
@@ -1805,7 +1967,7 @@
             <w:fldChar w:fldCharType="begin"/>
           </w:r>
           <w:r>
-            <w:instrText xml:space="preserve"> PAGEREF _Toc1468 \h </w:instrText>
+            <w:instrText xml:space="preserve"> PAGEREF _Toc13272 \h </w:instrText>
           </w:r>
           <w:r>
             <w:fldChar w:fldCharType="separate"/>
@@ -1817,28 +1979,44 @@
             <w:fldChar w:fldCharType="end"/>
           </w:r>
           <w:r>
+            <w:rPr>
+              <w:rFonts w:hint="eastAsia" w:ascii="宋体" w:hAnsi="宋体" w:cs="宋体"/>
+              <w:szCs w:val="24"/>
+            </w:rPr>
             <w:fldChar w:fldCharType="end"/>
           </w:r>
         </w:p>
         <w:p>
           <w:pPr>
-            <w:pStyle w:val="TOC2"/>
-            <w:widowControl w:val="0"/>
+            <w:pStyle w:val="17"/>
             <w:tabs>
               <w:tab w:val="right" w:leader="dot" w:pos="8306"/>
             </w:tabs>
           </w:pPr>
           <w:r>
+            <w:rPr>
+              <w:rFonts w:hint="eastAsia" w:ascii="宋体" w:hAnsi="宋体" w:cs="宋体"/>
+              <w:szCs w:val="24"/>
+            </w:rPr>
             <w:fldChar w:fldCharType="begin"/>
           </w:r>
           <w:r>
-            <w:instrText xml:space="preserve"> HYPERLINK \l "_Toc28154" </w:instrText>
-          </w:r>
-          <w:r>
+            <w:rPr>
+              <w:rFonts w:hint="eastAsia" w:ascii="宋体" w:hAnsi="宋体" w:cs="宋体"/>
+              <w:szCs w:val="24"/>
+            </w:rPr>
+            <w:instrText xml:space="preserve"> HYPERLINK \l _Toc4338 </w:instrText>
+          </w:r>
+          <w:r>
+            <w:rPr>
+              <w:rFonts w:hint="eastAsia" w:ascii="宋体" w:hAnsi="宋体" w:cs="宋体"/>
+              <w:szCs w:val="24"/>
+            </w:rPr>
             <w:fldChar w:fldCharType="separate"/>
           </w:r>
           <w:r>
             <w:rPr>
+              <w:rFonts w:hint="default"/>
               <w:lang w:eastAsia="zh-CN"/>
             </w:rPr>
             <w:t xml:space="preserve">4.2. </w:t>
@@ -1857,7 +2035,7 @@
             <w:fldChar w:fldCharType="begin"/>
           </w:r>
           <w:r>
-            <w:instrText xml:space="preserve"> PAGEREF _Toc28154 \h </w:instrText>
+            <w:instrText xml:space="preserve"> PAGEREF _Toc4338 \h </w:instrText>
           </w:r>
           <w:r>
             <w:fldChar w:fldCharType="separate"/>
@@ -1869,28 +2047,44 @@
             <w:fldChar w:fldCharType="end"/>
           </w:r>
           <w:r>
+            <w:rPr>
+              <w:rFonts w:hint="eastAsia" w:ascii="宋体" w:hAnsi="宋体" w:cs="宋体"/>
+              <w:szCs w:val="24"/>
+            </w:rPr>
             <w:fldChar w:fldCharType="end"/>
           </w:r>
         </w:p>
         <w:p>
           <w:pPr>
-            <w:pStyle w:val="TOC2"/>
-            <w:widowControl w:val="0"/>
+            <w:pStyle w:val="17"/>
             <w:tabs>
               <w:tab w:val="right" w:leader="dot" w:pos="8306"/>
             </w:tabs>
           </w:pPr>
           <w:r>
+            <w:rPr>
+              <w:rFonts w:hint="eastAsia" w:ascii="宋体" w:hAnsi="宋体" w:cs="宋体"/>
+              <w:szCs w:val="24"/>
+            </w:rPr>
             <w:fldChar w:fldCharType="begin"/>
           </w:r>
           <w:r>
-            <w:instrText xml:space="preserve"> HYPERLINK \l "_Toc31983" </w:instrText>
-          </w:r>
-          <w:r>
+            <w:rPr>
+              <w:rFonts w:hint="eastAsia" w:ascii="宋体" w:hAnsi="宋体" w:cs="宋体"/>
+              <w:szCs w:val="24"/>
+            </w:rPr>
+            <w:instrText xml:space="preserve"> HYPERLINK \l _Toc25426 </w:instrText>
+          </w:r>
+          <w:r>
+            <w:rPr>
+              <w:rFonts w:hint="eastAsia" w:ascii="宋体" w:hAnsi="宋体" w:cs="宋体"/>
+              <w:szCs w:val="24"/>
+            </w:rPr>
             <w:fldChar w:fldCharType="separate"/>
           </w:r>
           <w:r>
             <w:rPr>
+              <w:rFonts w:hint="default"/>
               <w:lang w:eastAsia="zh-CN"/>
             </w:rPr>
             <w:t xml:space="preserve">4.3. </w:t>
@@ -1900,7 +2094,7 @@
               <w:rFonts w:hint="eastAsia"/>
               <w:lang w:eastAsia="zh-CN"/>
             </w:rPr>
-            <w:t>其他交付部门</w:t>
+            <w:t>其他平台运维部门</w:t>
           </w:r>
           <w:r>
             <w:tab/>
@@ -1909,7 +2103,7 @@
             <w:fldChar w:fldCharType="begin"/>
           </w:r>
           <w:r>
-            <w:instrText xml:space="preserve"> PAGEREF _Toc31983 \h </w:instrText>
+            <w:instrText xml:space="preserve"> PAGEREF _Toc25426 \h </w:instrText>
           </w:r>
           <w:r>
             <w:fldChar w:fldCharType="separate"/>
@@ -1921,28 +2115,44 @@
             <w:fldChar w:fldCharType="end"/>
           </w:r>
           <w:r>
+            <w:rPr>
+              <w:rFonts w:hint="eastAsia" w:ascii="宋体" w:hAnsi="宋体" w:cs="宋体"/>
+              <w:szCs w:val="24"/>
+            </w:rPr>
             <w:fldChar w:fldCharType="end"/>
           </w:r>
         </w:p>
         <w:p>
           <w:pPr>
-            <w:pStyle w:val="TOC1"/>
-            <w:widowControl w:val="0"/>
+            <w:pStyle w:val="16"/>
             <w:tabs>
               <w:tab w:val="right" w:leader="dot" w:pos="8306"/>
             </w:tabs>
           </w:pPr>
           <w:r>
+            <w:rPr>
+              <w:rFonts w:hint="eastAsia" w:ascii="宋体" w:hAnsi="宋体" w:cs="宋体"/>
+              <w:szCs w:val="24"/>
+            </w:rPr>
             <w:fldChar w:fldCharType="begin"/>
           </w:r>
           <w:r>
-            <w:instrText xml:space="preserve"> HYPERLINK \l "_Toc19894" </w:instrText>
-          </w:r>
-          <w:r>
+            <w:rPr>
+              <w:rFonts w:hint="eastAsia" w:ascii="宋体" w:hAnsi="宋体" w:cs="宋体"/>
+              <w:szCs w:val="24"/>
+            </w:rPr>
+            <w:instrText xml:space="preserve"> HYPERLINK \l _Toc26394 </w:instrText>
+          </w:r>
+          <w:r>
+            <w:rPr>
+              <w:rFonts w:hint="eastAsia" w:ascii="宋体" w:hAnsi="宋体" w:cs="宋体"/>
+              <w:szCs w:val="24"/>
+            </w:rPr>
             <w:fldChar w:fldCharType="separate"/>
           </w:r>
           <w:r>
             <w:rPr>
+              <w:rFonts w:hint="default"/>
               <w:lang w:eastAsia="zh-CN"/>
             </w:rPr>
             <w:t xml:space="preserve">5. </w:t>
@@ -1961,7 +2171,7 @@
             <w:fldChar w:fldCharType="begin"/>
           </w:r>
           <w:r>
-            <w:instrText xml:space="preserve"> PAGEREF _Toc19894 \h </w:instrText>
+            <w:instrText xml:space="preserve"> PAGEREF _Toc26394 \h </w:instrText>
           </w:r>
           <w:r>
             <w:fldChar w:fldCharType="separate"/>
@@ -1973,27 +2183,45 @@
             <w:fldChar w:fldCharType="end"/>
           </w:r>
           <w:r>
+            <w:rPr>
+              <w:rFonts w:hint="eastAsia" w:ascii="宋体" w:hAnsi="宋体" w:cs="宋体"/>
+              <w:szCs w:val="24"/>
+            </w:rPr>
             <w:fldChar w:fldCharType="end"/>
           </w:r>
         </w:p>
         <w:p>
           <w:pPr>
-            <w:pStyle w:val="TOC2"/>
-            <w:widowControl w:val="0"/>
+            <w:pStyle w:val="17"/>
             <w:tabs>
               <w:tab w:val="right" w:leader="dot" w:pos="8306"/>
             </w:tabs>
           </w:pPr>
           <w:r>
+            <w:rPr>
+              <w:rFonts w:hint="eastAsia" w:ascii="宋体" w:hAnsi="宋体" w:cs="宋体"/>
+              <w:szCs w:val="24"/>
+            </w:rPr>
             <w:fldChar w:fldCharType="begin"/>
           </w:r>
           <w:r>
-            <w:instrText xml:space="preserve"> HYPERLINK \l "_Toc9305" </w:instrText>
-          </w:r>
-          <w:r>
+            <w:rPr>
+              <w:rFonts w:hint="eastAsia" w:ascii="宋体" w:hAnsi="宋体" w:cs="宋体"/>
+              <w:szCs w:val="24"/>
+            </w:rPr>
+            <w:instrText xml:space="preserve"> HYPERLINK \l _Toc825 </w:instrText>
+          </w:r>
+          <w:r>
+            <w:rPr>
+              <w:rFonts w:hint="eastAsia" w:ascii="宋体" w:hAnsi="宋体" w:cs="宋体"/>
+              <w:szCs w:val="24"/>
+            </w:rPr>
             <w:fldChar w:fldCharType="separate"/>
           </w:r>
           <w:r>
+            <w:rPr>
+              <w:rFonts w:hint="default"/>
+            </w:rPr>
             <w:t xml:space="preserve">5.1. </w:t>
           </w:r>
           <w:r>
@@ -2006,7 +2234,7 @@
             <w:fldChar w:fldCharType="begin"/>
           </w:r>
           <w:r>
-            <w:instrText xml:space="preserve"> PAGEREF _Toc9305 \h </w:instrText>
+            <w:instrText xml:space="preserve"> PAGEREF _Toc825 \h </w:instrText>
           </w:r>
           <w:r>
             <w:fldChar w:fldCharType="separate"/>
@@ -2018,27 +2246,45 @@
             <w:fldChar w:fldCharType="end"/>
           </w:r>
           <w:r>
+            <w:rPr>
+              <w:rFonts w:hint="eastAsia" w:ascii="宋体" w:hAnsi="宋体" w:cs="宋体"/>
+              <w:szCs w:val="24"/>
+            </w:rPr>
             <w:fldChar w:fldCharType="end"/>
           </w:r>
         </w:p>
         <w:p>
           <w:pPr>
-            <w:pStyle w:val="TOC2"/>
-            <w:widowControl w:val="0"/>
+            <w:pStyle w:val="17"/>
             <w:tabs>
               <w:tab w:val="right" w:leader="dot" w:pos="8306"/>
             </w:tabs>
           </w:pPr>
           <w:r>
+            <w:rPr>
+              <w:rFonts w:hint="eastAsia" w:ascii="宋体" w:hAnsi="宋体" w:cs="宋体"/>
+              <w:szCs w:val="24"/>
+            </w:rPr>
             <w:fldChar w:fldCharType="begin"/>
           </w:r>
           <w:r>
-            <w:instrText xml:space="preserve"> HYPERLINK \l "_Toc16311" </w:instrText>
-          </w:r>
-          <w:r>
+            <w:rPr>
+              <w:rFonts w:hint="eastAsia" w:ascii="宋体" w:hAnsi="宋体" w:cs="宋体"/>
+              <w:szCs w:val="24"/>
+            </w:rPr>
+            <w:instrText xml:space="preserve"> HYPERLINK \l _Toc12261 </w:instrText>
+          </w:r>
+          <w:r>
+            <w:rPr>
+              <w:rFonts w:hint="eastAsia" w:ascii="宋体" w:hAnsi="宋体" w:cs="宋体"/>
+              <w:szCs w:val="24"/>
+            </w:rPr>
             <w:fldChar w:fldCharType="separate"/>
           </w:r>
           <w:r>
+            <w:rPr>
+              <w:rFonts w:hint="default"/>
+            </w:rPr>
             <w:t xml:space="preserve">5.2. </w:t>
           </w:r>
           <w:r>
@@ -2051,7 +2297,7 @@
             <w:fldChar w:fldCharType="begin"/>
           </w:r>
           <w:r>
-            <w:instrText xml:space="preserve"> PAGEREF _Toc16311 \h </w:instrText>
+            <w:instrText xml:space="preserve"> PAGEREF _Toc12261 \h </w:instrText>
           </w:r>
           <w:r>
             <w:fldChar w:fldCharType="separate"/>
@@ -2063,27 +2309,45 @@
             <w:fldChar w:fldCharType="end"/>
           </w:r>
           <w:r>
+            <w:rPr>
+              <w:rFonts w:hint="eastAsia" w:ascii="宋体" w:hAnsi="宋体" w:cs="宋体"/>
+              <w:szCs w:val="24"/>
+            </w:rPr>
             <w:fldChar w:fldCharType="end"/>
           </w:r>
         </w:p>
         <w:p>
           <w:pPr>
-            <w:pStyle w:val="TOC2"/>
-            <w:widowControl w:val="0"/>
+            <w:pStyle w:val="17"/>
             <w:tabs>
               <w:tab w:val="right" w:leader="dot" w:pos="8306"/>
             </w:tabs>
           </w:pPr>
           <w:r>
+            <w:rPr>
+              <w:rFonts w:hint="eastAsia" w:ascii="宋体" w:hAnsi="宋体" w:cs="宋体"/>
+              <w:szCs w:val="24"/>
+            </w:rPr>
             <w:fldChar w:fldCharType="begin"/>
           </w:r>
           <w:r>
-            <w:instrText xml:space="preserve"> HYPERLINK \l "_Toc24892" </w:instrText>
-          </w:r>
-          <w:r>
+            <w:rPr>
+              <w:rFonts w:hint="eastAsia" w:ascii="宋体" w:hAnsi="宋体" w:cs="宋体"/>
+              <w:szCs w:val="24"/>
+            </w:rPr>
+            <w:instrText xml:space="preserve"> HYPERLINK \l _Toc113 </w:instrText>
+          </w:r>
+          <w:r>
+            <w:rPr>
+              <w:rFonts w:hint="eastAsia" w:ascii="宋体" w:hAnsi="宋体" w:cs="宋体"/>
+              <w:szCs w:val="24"/>
+            </w:rPr>
             <w:fldChar w:fldCharType="separate"/>
           </w:r>
           <w:r>
+            <w:rPr>
+              <w:rFonts w:hint="default"/>
+            </w:rPr>
             <w:t xml:space="preserve">5.3. </w:t>
           </w:r>
           <w:r>
@@ -2096,7 +2360,7 @@
             <w:fldChar w:fldCharType="begin"/>
           </w:r>
           <w:r>
-            <w:instrText xml:space="preserve"> PAGEREF _Toc24892 \h </w:instrText>
+            <w:instrText xml:space="preserve"> PAGEREF _Toc113 \h </w:instrText>
           </w:r>
           <w:r>
             <w:fldChar w:fldCharType="separate"/>
@@ -2108,39 +2372,54 @@
             <w:fldChar w:fldCharType="end"/>
           </w:r>
           <w:r>
+            <w:rPr>
+              <w:rFonts w:hint="eastAsia" w:ascii="宋体" w:hAnsi="宋体" w:cs="宋体"/>
+              <w:szCs w:val="24"/>
+            </w:rPr>
             <w:fldChar w:fldCharType="end"/>
           </w:r>
         </w:p>
         <w:p>
           <w:pPr>
-            <w:pStyle w:val="TOC1"/>
-            <w:widowControl w:val="0"/>
+            <w:pStyle w:val="17"/>
             <w:tabs>
               <w:tab w:val="right" w:leader="dot" w:pos="8306"/>
             </w:tabs>
           </w:pPr>
           <w:r>
+            <w:rPr>
+              <w:rFonts w:hint="eastAsia" w:ascii="宋体" w:hAnsi="宋体" w:cs="宋体"/>
+              <w:szCs w:val="24"/>
+            </w:rPr>
             <w:fldChar w:fldCharType="begin"/>
           </w:r>
           <w:r>
-            <w:instrText xml:space="preserve"> HYPERLINK \l "_Toc28032" </w:instrText>
-          </w:r>
-          <w:r>
+            <w:rPr>
+              <w:rFonts w:hint="eastAsia" w:ascii="宋体" w:hAnsi="宋体" w:cs="宋体"/>
+              <w:szCs w:val="24"/>
+            </w:rPr>
+            <w:instrText xml:space="preserve"> HYPERLINK \l _Toc15886 </w:instrText>
+          </w:r>
+          <w:r>
+            <w:rPr>
+              <w:rFonts w:hint="eastAsia" w:ascii="宋体" w:hAnsi="宋体" w:cs="宋体"/>
+              <w:szCs w:val="24"/>
+            </w:rPr>
             <w:fldChar w:fldCharType="separate"/>
           </w:r>
           <w:r>
             <w:rPr>
-              <w:rFonts w:eastAsia="宋体"/>
+              <w:rFonts w:hint="default"/>
               <w:lang w:eastAsia="zh-CN"/>
             </w:rPr>
-            <w:t xml:space="preserve">6. </w:t>
-          </w:r>
-          <w:r>
-            <w:rPr>
-              <w:rFonts w:eastAsia="宋体" w:hint="eastAsia"/>
+            <w:t xml:space="preserve">5.4. </w:t>
+          </w:r>
+          <w:r>
+            <w:rPr>
+              <w:rFonts w:hint="eastAsia"/>
               <w:lang w:eastAsia="zh-CN"/>
             </w:rPr>
-            <w:t>附则</w:t>
+            <w:t>考核指标</w:t>
           </w:r>
           <w:r>
             <w:tab/>
@@ -2149,7 +2428,7 @@
             <w:fldChar w:fldCharType="begin"/>
           </w:r>
           <w:r>
-            <w:instrText xml:space="preserve"> PAGEREF _Toc28032 \h </w:instrText>
+            <w:instrText xml:space="preserve"> PAGEREF _Toc15886 \h </w:instrText>
           </w:r>
           <w:r>
             <w:fldChar w:fldCharType="separate"/>
@@ -2161,38 +2440,54 @@
             <w:fldChar w:fldCharType="end"/>
           </w:r>
           <w:r>
+            <w:rPr>
+              <w:rFonts w:hint="eastAsia" w:ascii="宋体" w:hAnsi="宋体" w:cs="宋体"/>
+              <w:szCs w:val="24"/>
+            </w:rPr>
             <w:fldChar w:fldCharType="end"/>
           </w:r>
         </w:p>
         <w:p>
           <w:pPr>
-            <w:pStyle w:val="TOC1"/>
-            <w:widowControl w:val="0"/>
+            <w:pStyle w:val="16"/>
             <w:tabs>
               <w:tab w:val="right" w:leader="dot" w:pos="8306"/>
             </w:tabs>
           </w:pPr>
           <w:r>
+            <w:rPr>
+              <w:rFonts w:hint="eastAsia" w:ascii="宋体" w:hAnsi="宋体" w:cs="宋体"/>
+              <w:szCs w:val="24"/>
+            </w:rPr>
             <w:fldChar w:fldCharType="begin"/>
           </w:r>
           <w:r>
-            <w:instrText xml:space="preserve"> HYPERLINK \l "_Toc21292" </w:instrText>
-          </w:r>
-          <w:r>
+            <w:rPr>
+              <w:rFonts w:hint="eastAsia" w:ascii="宋体" w:hAnsi="宋体" w:cs="宋体"/>
+              <w:szCs w:val="24"/>
+            </w:rPr>
+            <w:instrText xml:space="preserve"> HYPERLINK \l _Toc7848 </w:instrText>
+          </w:r>
+          <w:r>
+            <w:rPr>
+              <w:rFonts w:hint="eastAsia" w:ascii="宋体" w:hAnsi="宋体" w:cs="宋体"/>
+              <w:szCs w:val="24"/>
+            </w:rPr>
             <w:fldChar w:fldCharType="separate"/>
           </w:r>
           <w:r>
             <w:rPr>
+              <w:rFonts w:hint="default"/>
               <w:lang w:eastAsia="zh-CN"/>
             </w:rPr>
-            <w:t xml:space="preserve">7. </w:t>
+            <w:t xml:space="preserve">6. </w:t>
           </w:r>
           <w:r>
             <w:rPr>
               <w:rFonts w:hint="eastAsia"/>
               <w:lang w:eastAsia="zh-CN"/>
             </w:rPr>
-            <w:t>附件</w:t>
+            <w:t>附则</w:t>
           </w:r>
           <w:r>
             <w:tab/>
@@ -2201,7 +2496,7 @@
             <w:fldChar w:fldCharType="begin"/>
           </w:r>
           <w:r>
-            <w:instrText xml:space="preserve"> PAGEREF _Toc21292 \h </w:instrText>
+            <w:instrText xml:space="preserve"> PAGEREF _Toc7848 \h </w:instrText>
           </w:r>
           <w:r>
             <w:fldChar w:fldCharType="separate"/>
@@ -2213,37 +2508,121 @@
             <w:fldChar w:fldCharType="end"/>
           </w:r>
           <w:r>
+            <w:rPr>
+              <w:rFonts w:hint="eastAsia" w:ascii="宋体" w:hAnsi="宋体" w:cs="宋体"/>
+              <w:szCs w:val="24"/>
+            </w:rPr>
             <w:fldChar w:fldCharType="end"/>
           </w:r>
         </w:p>
         <w:p>
           <w:pPr>
-            <w:pStyle w:val="TOC1"/>
-            <w:widowControl w:val="0"/>
+            <w:pStyle w:val="16"/>
             <w:tabs>
               <w:tab w:val="right" w:leader="dot" w:pos="8306"/>
             </w:tabs>
           </w:pPr>
           <w:r>
+            <w:rPr>
+              <w:rFonts w:hint="eastAsia" w:ascii="宋体" w:hAnsi="宋体" w:cs="宋体"/>
+              <w:szCs w:val="24"/>
+            </w:rPr>
             <w:fldChar w:fldCharType="begin"/>
           </w:r>
           <w:r>
-            <w:instrText xml:space="preserve"> HYPERLINK \l "_Toc11247" </w:instrText>
-          </w:r>
-          <w:r>
+            <w:rPr>
+              <w:rFonts w:hint="eastAsia" w:ascii="宋体" w:hAnsi="宋体" w:cs="宋体"/>
+              <w:szCs w:val="24"/>
+            </w:rPr>
+            <w:instrText xml:space="preserve"> HYPERLINK \l _Toc31482 </w:instrText>
+          </w:r>
+          <w:r>
+            <w:rPr>
+              <w:rFonts w:hint="eastAsia" w:ascii="宋体" w:hAnsi="宋体" w:cs="宋体"/>
+              <w:szCs w:val="24"/>
+            </w:rPr>
             <w:fldChar w:fldCharType="separate"/>
           </w:r>
           <w:r>
             <w:rPr>
+              <w:rFonts w:hint="default"/>
               <w:lang w:eastAsia="zh-CN"/>
             </w:rPr>
-            <w:t xml:space="preserve">8. </w:t>
+            <w:t xml:space="preserve">7. </w:t>
           </w:r>
           <w:r>
             <w:rPr>
               <w:rFonts w:hint="eastAsia"/>
               <w:lang w:eastAsia="zh-CN"/>
             </w:rPr>
+            <w:t>附件</w:t>
+          </w:r>
+          <w:r>
+            <w:tab/>
+          </w:r>
+          <w:r>
+            <w:fldChar w:fldCharType="begin"/>
+          </w:r>
+          <w:r>
+            <w:instrText xml:space="preserve"> PAGEREF _Toc31482 \h </w:instrText>
+          </w:r>
+          <w:r>
+            <w:fldChar w:fldCharType="separate"/>
+          </w:r>
+          <w:r>
+            <w:t>7</w:t>
+          </w:r>
+          <w:r>
+            <w:fldChar w:fldCharType="end"/>
+          </w:r>
+          <w:r>
+            <w:rPr>
+              <w:rFonts w:hint="eastAsia" w:ascii="宋体" w:hAnsi="宋体" w:cs="宋体"/>
+              <w:szCs w:val="24"/>
+            </w:rPr>
+            <w:fldChar w:fldCharType="end"/>
+          </w:r>
+        </w:p>
+        <w:p>
+          <w:pPr>
+            <w:pStyle w:val="16"/>
+            <w:tabs>
+              <w:tab w:val="right" w:leader="dot" w:pos="8306"/>
+            </w:tabs>
+          </w:pPr>
+          <w:r>
+            <w:rPr>
+              <w:rFonts w:hint="eastAsia" w:ascii="宋体" w:hAnsi="宋体" w:cs="宋体"/>
+              <w:szCs w:val="24"/>
+            </w:rPr>
+            <w:fldChar w:fldCharType="begin"/>
+          </w:r>
+          <w:r>
+            <w:rPr>
+              <w:rFonts w:hint="eastAsia" w:ascii="宋体" w:hAnsi="宋体" w:cs="宋体"/>
+              <w:szCs w:val="24"/>
+            </w:rPr>
+            <w:instrText xml:space="preserve"> HYPERLINK \l _Toc19540 </w:instrText>
+          </w:r>
+          <w:r>
+            <w:rPr>
+              <w:rFonts w:hint="eastAsia" w:ascii="宋体" w:hAnsi="宋体" w:cs="宋体"/>
+              <w:szCs w:val="24"/>
+            </w:rPr>
+            <w:fldChar w:fldCharType="separate"/>
+          </w:r>
+          <w:r>
+            <w:rPr>
+              <w:rFonts w:hint="default"/>
+              <w:lang w:eastAsia="zh-CN"/>
+            </w:rPr>
+            <w:t xml:space="preserve">8. </w:t>
+          </w:r>
+          <w:r>
+            <w:rPr>
+              <w:rFonts w:hint="eastAsia"/>
+              <w:lang w:eastAsia="zh-CN"/>
+            </w:rPr>
             <w:t>记录</w:t>
           </w:r>
           <w:r>
@@ -2253,7 +2632,7 @@
             <w:fldChar w:fldCharType="begin"/>
           </w:r>
           <w:r>
-            <w:instrText xml:space="preserve"> PAGEREF _Toc11247 \h </w:instrText>
+            <w:instrText xml:space="preserve"> PAGEREF _Toc19540 \h </w:instrText>
           </w:r>
           <w:r>
             <w:fldChar w:fldCharType="separate"/>
@@ -2265,6 +2644,10 @@
             <w:fldChar w:fldCharType="end"/>
           </w:r>
           <w:r>
+            <w:rPr>
+              <w:rFonts w:hint="eastAsia" w:ascii="宋体" w:hAnsi="宋体" w:cs="宋体"/>
+              <w:szCs w:val="24"/>
+            </w:rPr>
             <w:fldChar w:fldCharType="end"/>
           </w:r>
         </w:p>
@@ -2272,14 +2655,14 @@
           <w:pPr>
             <w:widowControl w:val="0"/>
             <w:rPr>
-              <w:rFonts w:ascii="宋体" w:hAnsi="宋体" w:cs="宋体" w:hint="eastAsia"/>
+              <w:rFonts w:hint="eastAsia" w:ascii="宋体" w:hAnsi="宋体" w:cs="宋体"/>
               <w:sz w:val="24"/>
               <w:szCs w:val="24"/>
             </w:rPr>
           </w:pPr>
           <w:r>
             <w:rPr>
-              <w:rFonts w:ascii="宋体" w:hAnsi="宋体" w:cs="宋体" w:hint="eastAsia"/>
+              <w:rFonts w:hint="eastAsia" w:ascii="宋体" w:hAnsi="宋体" w:cs="宋体"/>
               <w:szCs w:val="24"/>
             </w:rPr>
             <w:fldChar w:fldCharType="end"/>
@@ -2303,11 +2686,11 @@
     </w:p>
     <w:p>
       <w:pPr>
-        <w:pStyle w:val="1"/>
+        <w:pStyle w:val="28"/>
         <w:keepLines w:val="0"/>
         <w:widowControl w:val="0"/>
       </w:pPr>
-      <w:bookmarkStart w:id="2" w:name="_Toc11892"/>
+      <w:bookmarkStart w:id="2" w:name="_Toc9433"/>
       <w:r>
         <w:t>目的</w:t>
       </w:r>
@@ -2315,24 +2698,12 @@
     </w:p>
     <w:p>
       <w:pPr>
-        <w:pStyle w:val="a1"/>
+        <w:pStyle w:val="29"/>
         <w:widowControl w:val="0"/>
         <w:ind w:firstLine="480"/>
       </w:pPr>
       <w:r>
-        <w:t>审核</w:t>
-      </w:r>
-      <w:r>
-        <w:t>ITSS</w:t>
-      </w:r>
-      <w:r>
-        <w:t>运维服务能力管理体系所涉及部门开展的活动及其结果是否符合要求，确保</w:t>
-      </w:r>
-      <w:r>
-        <w:t>ITSS</w:t>
-      </w:r>
-      <w:r>
-        <w:t>运维服务能力管理体系持续有效地运行及改进提供有效依据</w:t>
+        <w:t>审核ITSS运维服务能力管理体系所涉及部门开展的活动及其结果是否符合要求，确保ITSS运维服务能力管理体系持续有效地运行及改进提供有效依据</w:t>
       </w:r>
       <w:r>
         <w:rPr>
@@ -2343,14 +2714,14 @@
     </w:p>
     <w:p>
       <w:pPr>
-        <w:pStyle w:val="1"/>
+        <w:pStyle w:val="28"/>
         <w:keepLines w:val="0"/>
         <w:widowControl w:val="0"/>
         <w:rPr>
           <w:lang w:eastAsia="zh-CN"/>
         </w:rPr>
       </w:pPr>
-      <w:bookmarkStart w:id="3" w:name="_Toc19788"/>
+      <w:bookmarkStart w:id="3" w:name="_Toc11088"/>
       <w:r>
         <w:rPr>
           <w:rFonts w:hint="eastAsia"/>
@@ -2362,30 +2733,21 @@
     </w:p>
     <w:p>
       <w:pPr>
-        <w:pStyle w:val="a1"/>
+        <w:pStyle w:val="29"/>
         <w:widowControl w:val="0"/>
         <w:ind w:firstLine="480"/>
       </w:pPr>
       <w:r>
-        <w:t>ITSS</w:t>
-      </w:r>
-      <w:r>
-        <w:t>内部审核应遵循系统性、客观性和改进性三大核心原则。审核工作需基于事实证据，通过独立、公正的评估，全面检查运维服务管理体系中各项过程、活动与</w:t>
-      </w:r>
-      <w:r>
-        <w:t>ITSS</w:t>
-      </w:r>
-      <w:r>
-        <w:t>标准及公司自身要求的符合性；审核过程本身应做到计划周密、程序规范，确保覆盖所有关键环节和相关部门，从而准确识别体系运行中的优势与待改进点，并将审核结果作为管理评审和持续优化的重要输入，最终推动服务能力和管理成熟度的螺旋式提升。</w:t>
-      </w:r>
-    </w:p>
-    <w:p>
-      <w:pPr>
-        <w:pStyle w:val="1"/>
+        <w:t>ITSS内部审核应遵循系统性、客观性和改进性三大核心原则。审核工作需基于事实证据，通过独立、公正的评估，全面检查运维服务管理体系中各项过程、活动与ITSS标准及公司自身要求的符合性；审核过程本身应做到计划周密、程序规范，确保覆盖所有关键环节和相关部门，从而准确识别体系运行中的优势与待改进点，并将审核结果作为管理评审和持续优化的重要输入，最终推动服务能力和管理成熟度的螺旋式提升。</w:t>
+      </w:r>
+    </w:p>
+    <w:p>
+      <w:pPr>
+        <w:pStyle w:val="28"/>
         <w:keepLines w:val="0"/>
         <w:widowControl w:val="0"/>
       </w:pPr>
-      <w:bookmarkStart w:id="4" w:name="_Toc25676"/>
+      <w:bookmarkStart w:id="4" w:name="_Toc20177"/>
       <w:r>
         <w:rPr>
           <w:rFonts w:hint="eastAsia"/>
@@ -2400,7 +2762,7 @@
     </w:p>
     <w:p>
       <w:pPr>
-        <w:pStyle w:val="a1"/>
+        <w:pStyle w:val="29"/>
         <w:widowControl w:val="0"/>
         <w:ind w:firstLine="480"/>
       </w:pPr>
@@ -2423,15 +2785,12 @@
         <w:t>I</w:t>
       </w:r>
       <w:r>
-        <w:t>TSS</w:t>
-      </w:r>
-      <w:r>
-        <w:t>运维服务能力管理体系内部审核的管理。</w:t>
-      </w:r>
-    </w:p>
-    <w:p>
-      <w:pPr>
-        <w:pStyle w:val="1"/>
+        <w:t>TSS运维服务能力管理体系内部审核的管理。</w:t>
+      </w:r>
+    </w:p>
+    <w:p>
+      <w:pPr>
+        <w:pStyle w:val="28"/>
         <w:keepLines w:val="0"/>
         <w:widowControl w:val="0"/>
         <w:rPr>
@@ -2439,6 +2798,7 @@
         </w:rPr>
       </w:pPr>
       <w:bookmarkStart w:id="5" w:name="_Toc21094"/>
+      <w:bookmarkStart w:id="6" w:name="_Toc27787"/>
       <w:r>
         <w:rPr>
           <w:rFonts w:hint="eastAsia"/>
@@ -2447,17 +2807,18 @@
         <w:t>岗位职责</w:t>
       </w:r>
       <w:bookmarkEnd w:id="5"/>
-    </w:p>
-    <w:p>
-      <w:pPr>
-        <w:pStyle w:val="2"/>
+      <w:bookmarkEnd w:id="6"/>
+    </w:p>
+    <w:p>
+      <w:pPr>
+        <w:pStyle w:val="30"/>
         <w:keepLines w:val="0"/>
         <w:widowControl w:val="0"/>
         <w:rPr>
           <w:lang w:eastAsia="zh-CN"/>
         </w:rPr>
       </w:pPr>
-      <w:bookmarkStart w:id="6" w:name="_Toc1468"/>
+      <w:bookmarkStart w:id="7" w:name="_Toc13272"/>
       <w:r>
         <w:rPr>
           <w:rFonts w:hint="eastAsia"/>
@@ -2465,22 +2826,16 @@
         </w:rPr>
         <w:t>总经理</w:t>
       </w:r>
-      <w:bookmarkEnd w:id="6"/>
-    </w:p>
-    <w:p>
-      <w:pPr>
-        <w:pStyle w:val="a1"/>
+      <w:bookmarkEnd w:id="7"/>
+    </w:p>
+    <w:p>
+      <w:pPr>
+        <w:pStyle w:val="29"/>
         <w:widowControl w:val="0"/>
         <w:ind w:firstLine="480"/>
       </w:pPr>
       <w:r>
-        <w:t>负责年度</w:t>
-      </w:r>
-      <w:r>
-        <w:t>ITSS</w:t>
-      </w:r>
-      <w:r>
-        <w:t>运维服务能力管理体系内部审核工作计划的批准及协调工作</w:t>
+        <w:t>负责年度ITSS运维服务能力管理体系内部审核工作计划的批准及协调工作</w:t>
       </w:r>
       <w:r>
         <w:rPr>
@@ -2491,14 +2846,14 @@
     </w:p>
     <w:p>
       <w:pPr>
-        <w:pStyle w:val="2"/>
+        <w:pStyle w:val="30"/>
         <w:keepLines w:val="0"/>
         <w:widowControl w:val="0"/>
         <w:rPr>
           <w:lang w:eastAsia="zh-CN"/>
         </w:rPr>
       </w:pPr>
-      <w:bookmarkStart w:id="7" w:name="_Toc28154"/>
+      <w:bookmarkStart w:id="8" w:name="_Toc4338"/>
       <w:r>
         <w:rPr>
           <w:rFonts w:hint="eastAsia"/>
@@ -2506,11 +2861,11 @@
         </w:rPr>
         <w:t>质量部</w:t>
       </w:r>
-      <w:bookmarkEnd w:id="7"/>
-    </w:p>
-    <w:p>
-      <w:pPr>
-        <w:pStyle w:val="a1"/>
+      <w:bookmarkEnd w:id="8"/>
+    </w:p>
+    <w:p>
+      <w:pPr>
+        <w:pStyle w:val="29"/>
         <w:widowControl w:val="0"/>
         <w:ind w:firstLine="480"/>
       </w:pPr>
@@ -2521,13 +2876,7 @@
         <w:t>质量部</w:t>
       </w:r>
       <w:r>
-        <w:t>负责制定</w:t>
-      </w:r>
-      <w:r>
-        <w:t>ITSS</w:t>
-      </w:r>
-      <w:r>
-        <w:t>运维服务能力管理体系内部审核工作计划，组织体系内部审核及跟踪、验证，保存相关记录</w:t>
+        <w:t>负责制定ITSS运维服务能力管理体系内部审核工作计划，组织体系内部审核及跟踪、验证，保存相关记录</w:t>
       </w:r>
       <w:r>
         <w:rPr>
@@ -2538,14 +2887,14 @@
     </w:p>
     <w:p>
       <w:pPr>
-        <w:pStyle w:val="2"/>
+        <w:pStyle w:val="30"/>
         <w:keepLines w:val="0"/>
         <w:widowControl w:val="0"/>
         <w:rPr>
           <w:lang w:eastAsia="zh-CN"/>
         </w:rPr>
       </w:pPr>
-      <w:bookmarkStart w:id="8" w:name="_Toc31983"/>
+      <w:bookmarkStart w:id="9" w:name="_Toc25426"/>
       <w:r>
         <w:rPr>
           <w:rFonts w:hint="eastAsia"/>
@@ -2553,11 +2902,11 @@
         </w:rPr>
         <w:t>其他平台运维部门</w:t>
       </w:r>
-      <w:bookmarkEnd w:id="8"/>
-    </w:p>
-    <w:p>
-      <w:pPr>
-        <w:pStyle w:val="a1"/>
+      <w:bookmarkEnd w:id="9"/>
+    </w:p>
+    <w:p>
+      <w:pPr>
+        <w:pStyle w:val="29"/>
         <w:widowControl w:val="0"/>
         <w:ind w:firstLine="480"/>
       </w:pPr>
@@ -2570,14 +2919,14 @@
     </w:p>
     <w:p>
       <w:pPr>
-        <w:pStyle w:val="1"/>
+        <w:pStyle w:val="28"/>
         <w:keepLines w:val="0"/>
         <w:widowControl w:val="0"/>
         <w:rPr>
           <w:lang w:eastAsia="zh-CN"/>
         </w:rPr>
       </w:pPr>
-      <w:bookmarkStart w:id="9" w:name="_Toc19894"/>
+      <w:bookmarkStart w:id="10" w:name="_Toc26394"/>
       <w:r>
         <w:rPr>
           <w:rFonts w:hint="eastAsia"/>
@@ -2585,19 +2934,19 @@
         </w:rPr>
         <w:t>内部审核工作流程</w:t>
       </w:r>
-      <w:bookmarkEnd w:id="9"/>
-    </w:p>
-    <w:p>
-      <w:pPr>
-        <w:pStyle w:val="2"/>
+      <w:bookmarkEnd w:id="10"/>
+    </w:p>
+    <w:p>
+      <w:pPr>
+        <w:pStyle w:val="30"/>
         <w:keepLines w:val="0"/>
         <w:widowControl w:val="0"/>
       </w:pPr>
-      <w:bookmarkStart w:id="10" w:name="_Toc9305"/>
+      <w:bookmarkStart w:id="11" w:name="_Toc825"/>
       <w:r>
         <w:t>内部审核策划</w:t>
       </w:r>
-      <w:bookmarkEnd w:id="10"/>
+      <w:bookmarkEnd w:id="11"/>
     </w:p>
     <w:p>
       <w:pPr>
@@ -2606,7 +2955,7 @@
         <w:ind w:left="26" w:right="85" w:firstLine="386"/>
         <w:jc w:val="both"/>
         <w:rPr>
-          <w:rFonts w:ascii="宋体" w:hAnsi="宋体" w:cs="宋体" w:hint="eastAsia"/>
+          <w:rFonts w:hint="eastAsia" w:ascii="宋体" w:hAnsi="宋体" w:cs="宋体"/>
           <w:sz w:val="24"/>
           <w:szCs w:val="24"/>
           <w:lang w:eastAsia="zh-CN"/>
@@ -2624,7 +2973,7 @@
       </w:r>
       <w:r>
         <w:rPr>
-          <w:rFonts w:ascii="宋体" w:hAnsi="宋体" w:cs="宋体" w:hint="eastAsia"/>
+          <w:rFonts w:hint="eastAsia" w:ascii="宋体" w:hAnsi="宋体" w:cs="宋体"/>
           <w:spacing w:val="-1"/>
           <w:sz w:val="24"/>
           <w:szCs w:val="24"/>
@@ -2640,7 +2989,27 @@
           <w:szCs w:val="24"/>
           <w:lang w:eastAsia="zh-CN"/>
         </w:rPr>
-        <w:t>组织实施内部审核，内部审核活动每年不少于一次。在公司产品结</w:t>
+        <w:t>组织实施内部审核，内部审核活动每</w:t>
+      </w:r>
+      <w:r>
+        <w:rPr>
+          <w:rFonts w:hint="eastAsia" w:ascii="宋体" w:hAnsi="宋体" w:cs="宋体"/>
+          <w:spacing w:val="-1"/>
+          <w:sz w:val="24"/>
+          <w:szCs w:val="24"/>
+          <w:lang w:val="en-US" w:eastAsia="zh-CN"/>
+        </w:rPr>
+        <w:t>年度</w:t>
+      </w:r>
+      <w:r>
+        <w:rPr>
+          <w:rFonts w:ascii="宋体" w:hAnsi="宋体" w:cs="宋体"/>
+          <w:spacing w:val="-1"/>
+          <w:sz w:val="24"/>
+          <w:szCs w:val="24"/>
+          <w:lang w:eastAsia="zh-CN"/>
+        </w:rPr>
+        <w:t>不少于一次。在公司产品结</w:t>
       </w:r>
       <w:r>
         <w:rPr>
@@ -2675,7 +3044,7 @@
     </w:p>
     <w:p>
       <w:pPr>
-        <w:pStyle w:val="a3"/>
+        <w:pStyle w:val="39"/>
         <w:widowControl w:val="0"/>
         <w:numPr>
           <w:ilvl w:val="0"/>
@@ -2697,7 +3066,7 @@
     </w:p>
     <w:p>
       <w:pPr>
-        <w:pStyle w:val="a3"/>
+        <w:pStyle w:val="39"/>
         <w:widowControl w:val="0"/>
         <w:numPr>
           <w:ilvl w:val="0"/>
@@ -2710,7 +3079,7 @@
     </w:p>
     <w:p>
       <w:pPr>
-        <w:pStyle w:val="a3"/>
+        <w:pStyle w:val="39"/>
         <w:widowControl w:val="0"/>
         <w:numPr>
           <w:ilvl w:val="0"/>
@@ -2723,7 +3092,7 @@
     </w:p>
     <w:p>
       <w:pPr>
-        <w:pStyle w:val="a3"/>
+        <w:pStyle w:val="39"/>
         <w:widowControl w:val="0"/>
         <w:numPr>
           <w:ilvl w:val="0"/>
@@ -2736,7 +3105,7 @@
     </w:p>
     <w:p>
       <w:pPr>
-        <w:pStyle w:val="a3"/>
+        <w:pStyle w:val="39"/>
         <w:widowControl w:val="0"/>
         <w:numPr>
           <w:ilvl w:val="0"/>
@@ -2749,7 +3118,7 @@
     </w:p>
     <w:p>
       <w:pPr>
-        <w:pStyle w:val="a3"/>
+        <w:pStyle w:val="39"/>
         <w:widowControl w:val="0"/>
         <w:numPr>
           <w:ilvl w:val="0"/>
@@ -2771,7 +3140,7 @@
     </w:p>
     <w:p>
       <w:pPr>
-        <w:pStyle w:val="a3"/>
+        <w:pStyle w:val="39"/>
         <w:widowControl w:val="0"/>
         <w:numPr>
           <w:ilvl w:val="0"/>
@@ -2784,7 +3153,7 @@
     </w:p>
     <w:p>
       <w:pPr>
-        <w:pStyle w:val="a3"/>
+        <w:pStyle w:val="39"/>
         <w:widowControl w:val="0"/>
         <w:numPr>
           <w:ilvl w:val="0"/>
@@ -2797,7 +3166,7 @@
     </w:p>
     <w:p>
       <w:pPr>
-        <w:pStyle w:val="a3"/>
+        <w:pStyle w:val="39"/>
         <w:widowControl w:val="0"/>
         <w:numPr>
           <w:ilvl w:val="0"/>
@@ -2810,7 +3179,7 @@
     </w:p>
     <w:p>
       <w:pPr>
-        <w:pStyle w:val="a3"/>
+        <w:pStyle w:val="39"/>
         <w:widowControl w:val="0"/>
         <w:numPr>
           <w:ilvl w:val="0"/>
@@ -2823,7 +3192,7 @@
     </w:p>
     <w:p>
       <w:pPr>
-        <w:pStyle w:val="a3"/>
+        <w:pStyle w:val="39"/>
         <w:widowControl w:val="0"/>
         <w:numPr>
           <w:ilvl w:val="0"/>
@@ -2836,7 +3205,7 @@
     </w:p>
     <w:p>
       <w:pPr>
-        <w:pStyle w:val="a3"/>
+        <w:pStyle w:val="39"/>
         <w:widowControl w:val="0"/>
         <w:numPr>
           <w:ilvl w:val="0"/>
@@ -2849,19 +3218,19 @@
     </w:p>
     <w:p>
       <w:pPr>
-        <w:pStyle w:val="2"/>
+        <w:pStyle w:val="30"/>
         <w:keepLines w:val="0"/>
         <w:widowControl w:val="0"/>
       </w:pPr>
-      <w:bookmarkStart w:id="11" w:name="_Toc16311"/>
+      <w:bookmarkStart w:id="12" w:name="_Toc12261"/>
       <w:r>
         <w:t>内部审核实施</w:t>
       </w:r>
-      <w:bookmarkEnd w:id="11"/>
-    </w:p>
-    <w:p>
-      <w:pPr>
-        <w:pStyle w:val="a3"/>
+      <w:bookmarkEnd w:id="12"/>
+    </w:p>
+    <w:p>
+      <w:pPr>
+        <w:pStyle w:val="39"/>
         <w:widowControl w:val="0"/>
         <w:numPr>
           <w:ilvl w:val="0"/>
@@ -2874,7 +3243,7 @@
     </w:p>
     <w:p>
       <w:pPr>
-        <w:pStyle w:val="a3"/>
+        <w:pStyle w:val="39"/>
         <w:widowControl w:val="0"/>
         <w:numPr>
           <w:ilvl w:val="0"/>
@@ -2887,7 +3256,7 @@
     </w:p>
     <w:p>
       <w:pPr>
-        <w:pStyle w:val="a3"/>
+        <w:pStyle w:val="39"/>
         <w:widowControl w:val="0"/>
         <w:numPr>
           <w:ilvl w:val="0"/>
@@ -2900,7 +3269,7 @@
     </w:p>
     <w:p>
       <w:pPr>
-        <w:pStyle w:val="a3"/>
+        <w:pStyle w:val="39"/>
         <w:widowControl w:val="0"/>
         <w:numPr>
           <w:ilvl w:val="0"/>
@@ -2913,7 +3282,7 @@
     </w:p>
     <w:p>
       <w:pPr>
-        <w:pStyle w:val="a3"/>
+        <w:pStyle w:val="39"/>
         <w:widowControl w:val="0"/>
         <w:numPr>
           <w:ilvl w:val="0"/>
@@ -2953,7 +3322,7 @@
     </w:p>
     <w:p>
       <w:pPr>
-        <w:pStyle w:val="a3"/>
+        <w:pStyle w:val="39"/>
         <w:widowControl w:val="0"/>
         <w:numPr>
           <w:ilvl w:val="0"/>
@@ -2966,7 +3335,7 @@
     </w:p>
     <w:p>
       <w:pPr>
-        <w:pStyle w:val="a3"/>
+        <w:pStyle w:val="39"/>
         <w:widowControl w:val="0"/>
       </w:pPr>
       <w:r>
@@ -2975,7 +3344,7 @@
     </w:p>
     <w:p>
       <w:pPr>
-        <w:pStyle w:val="a3"/>
+        <w:pStyle w:val="39"/>
         <w:widowControl w:val="0"/>
         <w:numPr>
           <w:ilvl w:val="0"/>
@@ -2988,7 +3357,7 @@
     </w:p>
     <w:p>
       <w:pPr>
-        <w:pStyle w:val="a3"/>
+        <w:pStyle w:val="39"/>
         <w:widowControl w:val="0"/>
         <w:numPr>
           <w:ilvl w:val="0"/>
@@ -3007,7 +3376,7 @@
     </w:p>
     <w:p>
       <w:pPr>
-        <w:pStyle w:val="a3"/>
+        <w:pStyle w:val="39"/>
         <w:widowControl w:val="0"/>
         <w:numPr>
           <w:ilvl w:val="0"/>
@@ -3020,7 +3389,7 @@
     </w:p>
     <w:p>
       <w:pPr>
-        <w:pStyle w:val="a3"/>
+        <w:pStyle w:val="39"/>
         <w:widowControl w:val="0"/>
         <w:numPr>
           <w:ilvl w:val="0"/>
@@ -3042,7 +3411,7 @@
     </w:p>
     <w:p>
       <w:pPr>
-        <w:pStyle w:val="a3"/>
+        <w:pStyle w:val="39"/>
         <w:widowControl w:val="0"/>
         <w:numPr>
           <w:ilvl w:val="0"/>
@@ -3055,7 +3424,7 @@
     </w:p>
     <w:p>
       <w:pPr>
-        <w:pStyle w:val="a3"/>
+        <w:pStyle w:val="39"/>
         <w:widowControl w:val="0"/>
         <w:numPr>
           <w:ilvl w:val="0"/>
@@ -3068,7 +3437,7 @@
     </w:p>
     <w:p>
       <w:pPr>
-        <w:pStyle w:val="a3"/>
+        <w:pStyle w:val="39"/>
         <w:widowControl w:val="0"/>
         <w:numPr>
           <w:ilvl w:val="0"/>
@@ -3076,18 +3445,12 @@
         </w:numPr>
       </w:pPr>
       <w:r>
-        <w:t>会议内容：内审组长重申审核目的，宣读该不合格报告，宣读</w:t>
-      </w:r>
-      <w:r>
-        <w:t xml:space="preserve"> </w:t>
-      </w:r>
-      <w:r>
-        <w:t>《内部审核报告》，提出完成纠正措施的要求和日期。</w:t>
-      </w:r>
-    </w:p>
-    <w:p>
-      <w:pPr>
-        <w:pStyle w:val="a3"/>
+        <w:t>会议内容：内审组长重申审核目的，宣读该不合格报告，宣读 《内部审核报告》，提出完成纠正措施的要求和日期。</w:t>
+      </w:r>
+    </w:p>
+    <w:p>
+      <w:pPr>
+        <w:pStyle w:val="39"/>
         <w:widowControl w:val="0"/>
         <w:numPr>
           <w:ilvl w:val="0"/>
@@ -3109,19 +3472,19 @@
     </w:p>
     <w:p>
       <w:pPr>
-        <w:pStyle w:val="2"/>
+        <w:pStyle w:val="30"/>
         <w:keepLines w:val="0"/>
         <w:widowControl w:val="0"/>
       </w:pPr>
-      <w:bookmarkStart w:id="12" w:name="_Toc24892"/>
+      <w:bookmarkStart w:id="13" w:name="_Toc113"/>
       <w:r>
         <w:t>纠正措施与跟踪实施</w:t>
       </w:r>
-      <w:bookmarkEnd w:id="12"/>
-    </w:p>
-    <w:p>
-      <w:pPr>
-        <w:pStyle w:val="a3"/>
+      <w:bookmarkEnd w:id="13"/>
+    </w:p>
+    <w:p>
+      <w:pPr>
+        <w:pStyle w:val="39"/>
         <w:widowControl w:val="0"/>
         <w:numPr>
           <w:ilvl w:val="0"/>
@@ -3147,15 +3510,12 @@
         <w:t>内部审核不符合报告</w:t>
       </w:r>
       <w:r>
-        <w:t>》，经部门领导审核后提交审核员确认，并得到总经理审批后</w:t>
-      </w:r>
-      <w:r>
-        <w:t>完成纠正实施工作。</w:t>
-      </w:r>
-    </w:p>
-    <w:p>
-      <w:pPr>
-        <w:pStyle w:val="a3"/>
+        <w:t>》，经部门领导审核后提交审核员确认，并得到总经理审批后完成纠正实施工作。</w:t>
+      </w:r>
+    </w:p>
+    <w:p>
+      <w:pPr>
+        <w:pStyle w:val="39"/>
         <w:widowControl w:val="0"/>
         <w:numPr>
           <w:ilvl w:val="0"/>
@@ -3177,7 +3537,7 @@
     </w:p>
     <w:p>
       <w:pPr>
-        <w:pStyle w:val="a3"/>
+        <w:pStyle w:val="39"/>
         <w:widowControl w:val="0"/>
         <w:numPr>
           <w:ilvl w:val="0"/>
@@ -3199,11 +3559,12 @@
     </w:p>
     <w:p>
       <w:pPr>
-        <w:pStyle w:val="2"/>
+        <w:pStyle w:val="30"/>
         <w:rPr>
           <w:lang w:eastAsia="zh-CN"/>
         </w:rPr>
       </w:pPr>
+      <w:bookmarkStart w:id="14" w:name="_Toc15886"/>
       <w:r>
         <w:rPr>
           <w:rFonts w:hint="eastAsia"/>
@@ -3211,13 +3572,28 @@
         </w:rPr>
         <w:t>考核指标</w:t>
       </w:r>
+      <w:bookmarkEnd w:id="14"/>
     </w:p>
     <w:tbl>
       <w:tblPr>
-        <w:tblStyle w:val="TableGrid"/>
+        <w:tblStyle w:val="21"/>
         <w:tblW w:w="0" w:type="auto"/>
         <w:jc w:val="center"/>
-        <w:tblLook w:val="04A0"/>
+        <w:tblBorders>
+          <w:top w:val="single" w:color="auto" w:sz="4" w:space="0"/>
+          <w:left w:val="single" w:color="auto" w:sz="4" w:space="0"/>
+          <w:bottom w:val="single" w:color="auto" w:sz="4" w:space="0"/>
+          <w:right w:val="single" w:color="auto" w:sz="4" w:space="0"/>
+          <w:insideH w:val="single" w:color="auto" w:sz="4" w:space="0"/>
+          <w:insideV w:val="single" w:color="auto" w:sz="4" w:space="0"/>
+        </w:tblBorders>
+        <w:tblLayout w:type="autofit"/>
+        <w:tblCellMar>
+          <w:top w:w="0" w:type="dxa"/>
+          <w:left w:w="108" w:type="dxa"/>
+          <w:bottom w:w="0" w:type="dxa"/>
+          <w:right w:w="108" w:type="dxa"/>
+        </w:tblCellMar>
       </w:tblPr>
       <w:tblGrid>
         <w:gridCol w:w="1848"/>
@@ -3227,9 +3603,20 @@
       </w:tblGrid>
       <w:tr>
         <w:tblPrEx>
-          <w:tblW w:w="0" w:type="auto"/>
-          <w:jc w:val="center"/>
-          <w:tblLook w:val="04A0"/>
+          <w:tblBorders>
+            <w:top w:val="single" w:color="auto" w:sz="4" w:space="0"/>
+            <w:left w:val="single" w:color="auto" w:sz="4" w:space="0"/>
+            <w:bottom w:val="single" w:color="auto" w:sz="4" w:space="0"/>
+            <w:right w:val="single" w:color="auto" w:sz="4" w:space="0"/>
+            <w:insideH w:val="single" w:color="auto" w:sz="4" w:space="0"/>
+            <w:insideV w:val="single" w:color="auto" w:sz="4" w:space="0"/>
+          </w:tblBorders>
+          <w:tblCellMar>
+            <w:top w:w="0" w:type="dxa"/>
+            <w:left w:w="108" w:type="dxa"/>
+            <w:bottom w:w="0" w:type="dxa"/>
+            <w:right w:w="108" w:type="dxa"/>
+          </w:tblCellMar>
         </w:tblPrEx>
         <w:trPr>
           <w:jc w:val="center"/>
@@ -3241,6 +3628,7 @@
           </w:tcPr>
           <w:p>
             <w:pPr>
+              <w:widowControl w:val="0"/>
               <w:jc w:val="center"/>
               <w:rPr>
                 <w:b/>
@@ -3266,6 +3654,7 @@
           </w:tcPr>
           <w:p>
             <w:pPr>
+              <w:widowControl w:val="0"/>
               <w:jc w:val="center"/>
               <w:rPr>
                 <w:b/>
@@ -3291,6 +3680,7 @@
           </w:tcPr>
           <w:p>
             <w:pPr>
+              <w:widowControl w:val="0"/>
               <w:jc w:val="center"/>
               <w:rPr>
                 <w:b/>
@@ -3316,9 +3706,10 @@
           </w:tcPr>
           <w:p>
             <w:pPr>
+              <w:widowControl w:val="0"/>
               <w:jc w:val="center"/>
               <w:rPr>
-                <w:rFonts w:ascii="宋体" w:hAnsi="宋体" w:cs="宋体" w:hint="eastAsia"/>
+                <w:rFonts w:hint="eastAsia" w:ascii="宋体" w:hAnsi="宋体" w:cs="宋体"/>
                 <w:b/>
                 <w:bCs/>
                 <w:sz w:val="18"/>
@@ -3327,7 +3718,7 @@
             </w:pPr>
             <w:r>
               <w:rPr>
-                <w:rFonts w:ascii="宋体" w:hAnsi="宋体" w:cs="宋体" w:hint="eastAsia"/>
+                <w:rFonts w:hint="eastAsia" w:ascii="宋体" w:hAnsi="宋体" w:cs="宋体"/>
                 <w:b/>
                 <w:bCs/>
                 <w:sz w:val="18"/>
@@ -3340,12 +3731,23 @@
       </w:tr>
       <w:tr>
         <w:tblPrEx>
-          <w:tblW w:w="0" w:type="auto"/>
-          <w:jc w:val="center"/>
-          <w:tblLook w:val="04A0"/>
+          <w:tblBorders>
+            <w:top w:val="single" w:color="auto" w:sz="4" w:space="0"/>
+            <w:left w:val="single" w:color="auto" w:sz="4" w:space="0"/>
+            <w:bottom w:val="single" w:color="auto" w:sz="4" w:space="0"/>
+            <w:right w:val="single" w:color="auto" w:sz="4" w:space="0"/>
+            <w:insideH w:val="single" w:color="auto" w:sz="4" w:space="0"/>
+            <w:insideV w:val="single" w:color="auto" w:sz="4" w:space="0"/>
+          </w:tblBorders>
+          <w:tblCellMar>
+            <w:top w:w="0" w:type="dxa"/>
+            <w:left w:w="108" w:type="dxa"/>
+            <w:bottom w:w="0" w:type="dxa"/>
+            <w:right w:w="108" w:type="dxa"/>
+          </w:tblCellMar>
         </w:tblPrEx>
         <w:trPr>
-          <w:trHeight w:val="238"/>
+          <w:trHeight w:val="238" w:hRule="atLeast"/>
           <w:jc w:val="center"/>
         </w:trPr>
         <w:tc>
@@ -3354,9 +3756,13 @@
             <w:vAlign w:val="center"/>
           </w:tcPr>
           <w:p>
+            <w:pPr>
+              <w:widowControl w:val="0"/>
+              <w:jc w:val="both"/>
+            </w:pPr>
             <w:r>
               <w:rPr>
-                <w:rFonts w:ascii="宋体" w:hAnsi="宋体" w:cs="宋体" w:hint="eastAsia"/>
+                <w:rFonts w:hint="eastAsia" w:ascii="宋体" w:hAnsi="宋体" w:cs="宋体"/>
                 <w:sz w:val="18"/>
                 <w:szCs w:val="18"/>
               </w:rPr>
@@ -3371,13 +3777,15 @@
           </w:tcPr>
           <w:p>
             <w:pPr>
+              <w:widowControl w:val="0"/>
+              <w:jc w:val="both"/>
               <w:rPr>
                 <w:lang w:eastAsia="zh-CN"/>
               </w:rPr>
             </w:pPr>
             <w:r>
               <w:rPr>
-                <w:rFonts w:ascii="宋体" w:hAnsi="宋体" w:cs="宋体" w:hint="eastAsia"/>
+                <w:rFonts w:hint="eastAsia" w:ascii="宋体" w:hAnsi="宋体" w:cs="宋体"/>
                 <w:sz w:val="18"/>
                 <w:szCs w:val="18"/>
                 <w:lang w:eastAsia="zh-CN"/>
@@ -3393,11 +3801,12 @@
           </w:tcPr>
           <w:p>
             <w:pPr>
+              <w:widowControl w:val="0"/>
               <w:jc w:val="center"/>
             </w:pPr>
             <w:r>
               <w:rPr>
-                <w:rFonts w:ascii="宋体" w:hAnsi="宋体" w:cs="宋体" w:hint="eastAsia"/>
+                <w:rFonts w:hint="eastAsia" w:ascii="宋体" w:hAnsi="宋体" w:cs="宋体"/>
                 <w:sz w:val="18"/>
                 <w:szCs w:val="18"/>
               </w:rPr>
@@ -3412,49 +3821,62 @@
           </w:tcPr>
           <w:p>
             <w:pPr>
+              <w:widowControl w:val="0"/>
               <w:jc w:val="center"/>
               <w:rPr>
-                <w:rFonts w:ascii="宋体" w:hAnsi="宋体" w:cs="宋体" w:hint="eastAsia"/>
+                <w:rFonts w:hint="eastAsia" w:ascii="宋体" w:hAnsi="宋体" w:eastAsia="宋体" w:cs="宋体"/>
                 <w:sz w:val="18"/>
                 <w:szCs w:val="18"/>
+                <w:lang w:val="en-US" w:eastAsia="zh-CN"/>
               </w:rPr>
             </w:pPr>
             <w:r>
               <w:rPr>
-                <w:rFonts w:ascii="宋体" w:hAnsi="宋体" w:cs="宋体" w:hint="eastAsia"/>
+                <w:rFonts w:hint="eastAsia" w:ascii="宋体" w:hAnsi="宋体" w:cs="宋体"/>
                 <w:sz w:val="18"/>
                 <w:szCs w:val="18"/>
               </w:rPr>
               <w:t>每年</w:t>
             </w:r>
+            <w:r>
+              <w:rPr>
+                <w:rFonts w:hint="eastAsia" w:ascii="宋体" w:hAnsi="宋体" w:cs="宋体"/>
+                <w:sz w:val="18"/>
+                <w:szCs w:val="18"/>
+                <w:lang w:val="en-US" w:eastAsia="zh-CN"/>
+              </w:rPr>
+              <w:t>度</w:t>
+            </w:r>
+            <w:bookmarkStart w:id="21" w:name="_GoBack"/>
+            <w:bookmarkEnd w:id="21"/>
           </w:p>
         </w:tc>
       </w:tr>
     </w:tbl>
     <w:p>
       <w:pPr>
-        <w:pStyle w:val="1"/>
+        <w:pStyle w:val="28"/>
         <w:keepLines w:val="0"/>
         <w:widowControl w:val="0"/>
         <w:rPr>
-          <w:rStyle w:val="1Char"/>
+          <w:rStyle w:val="38"/>
           <w:lang w:eastAsia="zh-CN"/>
         </w:rPr>
       </w:pPr>
-      <w:bookmarkStart w:id="13" w:name="bookmark3"/>
-      <w:bookmarkStart w:id="14" w:name="_Toc17424"/>
-      <w:bookmarkStart w:id="15" w:name="_Toc28032"/>
-      <w:bookmarkEnd w:id="13"/>
-      <w:r>
-        <w:rPr>
-          <w:rStyle w:val="1Char"/>
+      <w:bookmarkStart w:id="15" w:name="bookmark3"/>
+      <w:bookmarkEnd w:id="15"/>
+      <w:bookmarkStart w:id="16" w:name="_Toc17424"/>
+      <w:bookmarkStart w:id="17" w:name="_Toc7848"/>
+      <w:r>
+        <w:rPr>
+          <w:rStyle w:val="38"/>
           <w:rFonts w:hint="eastAsia"/>
           <w:lang w:eastAsia="zh-CN"/>
         </w:rPr>
         <w:t>附则</w:t>
       </w:r>
-      <w:bookmarkEnd w:id="14"/>
-      <w:bookmarkEnd w:id="15"/>
+      <w:bookmarkEnd w:id="16"/>
+      <w:bookmarkEnd w:id="17"/>
     </w:p>
     <w:p>
       <w:pPr>
@@ -3465,7 +3887,7 @@
         </w:numPr>
         <w:topLinePunct/>
         <w:rPr>
-          <w:rFonts w:ascii="宋体" w:hAnsi="宋体" w:cs="宋体" w:hint="eastAsia"/>
+          <w:rFonts w:hint="eastAsia" w:ascii="宋体" w:hAnsi="宋体" w:cs="宋体"/>
           <w:sz w:val="24"/>
           <w:szCs w:val="24"/>
           <w:lang w:eastAsia="zh-CN"/>
@@ -3483,7 +3905,7 @@
       </w:r>
       <w:r>
         <w:rPr>
-          <w:rFonts w:ascii="宋体" w:hAnsi="宋体" w:cs="宋体" w:hint="eastAsia"/>
+          <w:rFonts w:hint="eastAsia" w:ascii="宋体" w:hAnsi="宋体" w:cs="宋体"/>
           <w:spacing w:val="-1"/>
           <w:sz w:val="24"/>
           <w:szCs w:val="24"/>
@@ -3527,16 +3949,16 @@
     </w:p>
     <w:p>
       <w:pPr>
-        <w:pStyle w:val="1"/>
+        <w:pStyle w:val="28"/>
         <w:keepLines w:val="0"/>
         <w:widowControl w:val="0"/>
         <w:rPr>
           <w:lang w:eastAsia="zh-CN"/>
         </w:rPr>
       </w:pPr>
-      <w:bookmarkStart w:id="16" w:name="bookmark14"/>
-      <w:bookmarkStart w:id="17" w:name="_Toc21292"/>
-      <w:bookmarkEnd w:id="16"/>
+      <w:bookmarkStart w:id="18" w:name="bookmark14"/>
+      <w:bookmarkEnd w:id="18"/>
+      <w:bookmarkStart w:id="19" w:name="_Toc31482"/>
       <w:r>
         <w:rPr>
           <w:rFonts w:hint="eastAsia"/>
@@ -3544,11 +3966,11 @@
         </w:rPr>
         <w:t>附件</w:t>
       </w:r>
-      <w:bookmarkEnd w:id="17"/>
-    </w:p>
-    <w:p>
-      <w:pPr>
-        <w:pStyle w:val="a1"/>
+      <w:bookmarkEnd w:id="19"/>
+    </w:p>
+    <w:p>
+      <w:pPr>
+        <w:pStyle w:val="29"/>
         <w:widowControl w:val="0"/>
         <w:ind w:firstLine="480"/>
       </w:pPr>
@@ -3561,14 +3983,14 @@
     </w:p>
     <w:p>
       <w:pPr>
-        <w:pStyle w:val="1"/>
+        <w:pStyle w:val="28"/>
         <w:keepLines w:val="0"/>
         <w:widowControl w:val="0"/>
         <w:rPr>
           <w:lang w:eastAsia="zh-CN"/>
         </w:rPr>
       </w:pPr>
-      <w:bookmarkStart w:id="18" w:name="_Toc11247"/>
+      <w:bookmarkStart w:id="20" w:name="_Toc19540"/>
       <w:r>
         <w:rPr>
           <w:rFonts w:hint="eastAsia"/>
@@ -3576,7 +3998,7 @@
         </w:rPr>
         <w:t>记录</w:t>
       </w:r>
-      <w:bookmarkEnd w:id="18"/>
+      <w:bookmarkEnd w:id="20"/>
     </w:p>
     <w:p>
       <w:pPr>
@@ -3584,7 +4006,7 @@
         <w:spacing w:before="291" w:line="219" w:lineRule="auto"/>
         <w:ind w:left="268"/>
         <w:rPr>
-          <w:rFonts w:ascii="宋体" w:hAnsi="宋体" w:cs="宋体" w:hint="eastAsia"/>
+          <w:rFonts w:hint="eastAsia" w:ascii="宋体" w:hAnsi="宋体" w:cs="宋体"/>
           <w:sz w:val="24"/>
           <w:szCs w:val="24"/>
         </w:rPr>
@@ -3605,7 +4027,7 @@
         <w:spacing w:before="184" w:line="219" w:lineRule="auto"/>
         <w:ind w:left="268"/>
         <w:rPr>
-          <w:rFonts w:ascii="宋体" w:hAnsi="宋体" w:cs="宋体" w:hint="eastAsia"/>
+          <w:rFonts w:hint="eastAsia" w:ascii="宋体" w:hAnsi="宋体" w:cs="宋体"/>
           <w:sz w:val="24"/>
           <w:szCs w:val="24"/>
         </w:rPr>
@@ -3626,7 +4048,7 @@
         <w:spacing w:before="182" w:line="218" w:lineRule="auto"/>
         <w:ind w:left="268"/>
         <w:rPr>
-          <w:rFonts w:ascii="宋体" w:hAnsi="宋体" w:cs="宋体" w:hint="eastAsia"/>
+          <w:rFonts w:hint="eastAsia" w:ascii="宋体" w:hAnsi="宋体" w:cs="宋体"/>
           <w:sz w:val="24"/>
           <w:szCs w:val="24"/>
         </w:rPr>
@@ -3647,7 +4069,7 @@
         <w:spacing w:before="185" w:line="218" w:lineRule="auto"/>
         <w:ind w:left="268"/>
         <w:rPr>
-          <w:rFonts w:ascii="宋体" w:hAnsi="宋体" w:cs="宋体" w:hint="eastAsia"/>
+          <w:rFonts w:hint="eastAsia" w:ascii="宋体" w:hAnsi="宋体" w:cs="宋体"/>
           <w:sz w:val="24"/>
           <w:szCs w:val="24"/>
           <w:lang w:eastAsia="zh-CN"/>
@@ -3665,7 +4087,7 @@
       </w:r>
       <w:r>
         <w:rPr>
-          <w:rFonts w:ascii="宋体" w:hAnsi="宋体" w:cs="宋体" w:hint="eastAsia"/>
+          <w:rFonts w:hint="eastAsia" w:ascii="宋体" w:hAnsi="宋体" w:cs="宋体"/>
           <w:spacing w:val="-2"/>
           <w:sz w:val="24"/>
           <w:szCs w:val="24"/>
@@ -3690,7 +4112,7 @@
         <w:spacing w:before="184" w:line="219" w:lineRule="auto"/>
         <w:ind w:left="268"/>
         <w:rPr>
-          <w:rFonts w:ascii="宋体" w:hAnsi="宋体" w:cs="宋体" w:hint="eastAsia"/>
+          <w:rFonts w:hint="eastAsia" w:ascii="宋体" w:hAnsi="宋体" w:cs="宋体"/>
           <w:sz w:val="24"/>
           <w:szCs w:val="24"/>
           <w:lang w:eastAsia="zh-CN"/>
@@ -3709,29 +4131,79 @@
     </w:p>
     <w:p>
       <w:pPr>
-        <w:pStyle w:val="a1"/>
+        <w:pStyle w:val="29"/>
         <w:widowControl w:val="0"/>
         <w:ind w:firstLine="480"/>
       </w:pPr>
     </w:p>
     <w:sectPr>
-      <w:headerReference w:type="default" r:id="rId4"/>
+      <w:headerReference r:id="rId5" w:type="default"/>
       <w:pgSz w:w="11906" w:h="16838"/>
       <w:pgMar w:top="1417" w:right="1800" w:bottom="1440" w:left="1800" w:header="1140" w:footer="992" w:gutter="0"/>
-      <w:cols w:space="425"/>
-      <w:docGrid w:type="lines" w:linePitch="312"/>
+      <w:cols w:space="425" w:num="1"/>
+      <w:docGrid w:type="lines" w:linePitch="312" w:charSpace="0"/>
     </w:sectPr>
   </w:body>
 </w:document>
 </file>
 
+<file path=word/endnotes.xml><?xml version="1.0" encoding="utf-8"?>
+<w:endnotes xmlns:wpc="http://schemas.microsoft.com/office/word/2010/wordprocessingCanvas" xmlns:mc="http://schemas.openxmlformats.org/markup-compatibility/2006" xmlns:o="urn:schemas-microsoft-com:office:office" xmlns:r="http://schemas.openxmlformats.org/officeDocument/2006/relationships" xmlns:m="http://schemas.openxmlformats.org/officeDocument/2006/math" xmlns:v="urn:schemas-microsoft-com:vml" xmlns:wp14="http://schemas.microsoft.com/office/word/2010/wordprocessingDrawing" xmlns:wp="http://schemas.openxmlformats.org/drawingml/2006/wordprocessingDrawing" xmlns:w="http://schemas.openxmlformats.org/wordprocessingml/2006/main" xmlns:w14="http://schemas.microsoft.com/office/word/2010/wordml" xmlns:w15="http://schemas.microsoft.com/office/word/2012/wordml" xmlns:w10="urn:schemas-microsoft-com:office:word" xmlns:wpg="http://schemas.microsoft.com/office/word/2010/wordprocessingGroup" xmlns:wpi="http://schemas.microsoft.com/office/word/2010/wordprocessingInk" xmlns:wne="http://schemas.microsoft.com/office/word/2006/wordml" xmlns:wps="http://schemas.microsoft.com/office/word/2010/wordprocessingShape" xmlns:wpsCustomData="http://www.wps.cn/officeDocument/2013/wpsCustomData" mc:Ignorable="w14 w15 wp14">
+  <w:endnote w:type="separator" w:id="0">
+    <w:p>
+      <w:pPr>
+        <w:spacing w:line="240" w:lineRule="auto"/>
+      </w:pPr>
+      <w:r>
+        <w:separator/>
+      </w:r>
+    </w:p>
+  </w:endnote>
+  <w:endnote w:type="continuationSeparator" w:id="1">
+    <w:p>
+      <w:pPr>
+        <w:spacing w:line="240" w:lineRule="auto"/>
+      </w:pPr>
+      <w:r>
+        <w:continuationSeparator/>
+      </w:r>
+    </w:p>
+  </w:endnote>
+</w:endnotes>
+</file>
+
+<file path=word/footnotes.xml><?xml version="1.0" encoding="utf-8"?>
+<w:footnotes xmlns:wpc="http://schemas.microsoft.com/office/word/2010/wordprocessingCanvas" xmlns:mc="http://schemas.openxmlformats.org/markup-compatibility/2006" xmlns:o="urn:schemas-microsoft-com:office:office" xmlns:r="http://schemas.openxmlformats.org/officeDocument/2006/relationships" xmlns:m="http://schemas.openxmlformats.org/officeDocument/2006/math" xmlns:v="urn:schemas-microsoft-com:vml" xmlns:wp14="http://schemas.microsoft.com/office/word/2010/wordprocessingDrawing" xmlns:wp="http://schemas.openxmlformats.org/drawingml/2006/wordprocessingDrawing" xmlns:w="http://schemas.openxmlformats.org/wordprocessingml/2006/main" xmlns:w14="http://schemas.microsoft.com/office/word/2010/wordml" xmlns:w15="http://schemas.microsoft.com/office/word/2012/wordml" xmlns:w10="urn:schemas-microsoft-com:office:word" xmlns:wpg="http://schemas.microsoft.com/office/word/2010/wordprocessingGroup" xmlns:wpi="http://schemas.microsoft.com/office/word/2010/wordprocessingInk" xmlns:wne="http://schemas.microsoft.com/office/word/2006/wordml" xmlns:wps="http://schemas.microsoft.com/office/word/2010/wordprocessingShape" xmlns:wpsCustomData="http://www.wps.cn/officeDocument/2013/wpsCustomData" mc:Ignorable="w14 w15 wp14">
+  <w:footnote w:type="separator" w:id="0">
+    <w:p>
+      <w:pPr>
+        <w:spacing w:line="360" w:lineRule="auto"/>
+      </w:pPr>
+      <w:r>
+        <w:separator/>
+      </w:r>
+    </w:p>
+  </w:footnote>
+  <w:footnote w:type="continuationSeparator" w:id="1">
+    <w:p>
+      <w:pPr>
+        <w:spacing w:line="360" w:lineRule="auto"/>
+      </w:pPr>
+      <w:r>
+        <w:continuationSeparator/>
+      </w:r>
+    </w:p>
+  </w:footnote>
+</w:footnotes>
+</file>
+
 <file path=word/header1.xml><?xml version="1.0" encoding="utf-8"?>
-<w:hdr xmlns:wpc="http://schemas.microsoft.com/office/word/2010/wordprocessingCanvas" xmlns:mc="http://schemas.openxmlformats.org/markup-compatibility/2006" xmlns:o="urn:schemas-microsoft-com:office:office" xmlns:r="http://schemas.openxmlformats.org/officeDocument/2006/relationships" xmlns:m="http://schemas.openxmlformats.org/officeDocument/2006/math" xmlns:v="urn:schemas-microsoft-com:vml" xmlns:wp14="http://schemas.microsoft.com/office/word/2010/wordprocessingDrawing" xmlns:wp="http://schemas.openxmlformats.org/drawingml/2006/wordprocessingDrawing" xmlns:w10="urn:schemas-microsoft-com:office:word" xmlns:w="http://schemas.openxmlformats.org/wordprocessingml/2006/main" xmlns:w14="http://schemas.microsoft.com/office/word/2010/wordml" xmlns:w15="http://schemas.microsoft.com/office/word/2012/wordml" xmlns:wne="http://schemas.microsoft.com/office/word/2006/wordml" xmlns:wpg="http://schemas.microsoft.com/office/word/2010/wordprocessingGroup" xmlns:wpi="http://schemas.microsoft.com/office/word/2010/wordprocessingInk" xmlns:wps="http://schemas.microsoft.com/office/word/2010/wordprocessingShape" mc:Ignorable="w14 w15 wp14">
+<w:hdr xmlns:wpc="http://schemas.microsoft.com/office/word/2010/wordprocessingCanvas" xmlns:mc="http://schemas.openxmlformats.org/markup-compatibility/2006" xmlns:o="urn:schemas-microsoft-com:office:office" xmlns:r="http://schemas.openxmlformats.org/officeDocument/2006/relationships" xmlns:m="http://schemas.openxmlformats.org/officeDocument/2006/math" xmlns:v="urn:schemas-microsoft-com:vml" xmlns:wp14="http://schemas.microsoft.com/office/word/2010/wordprocessingDrawing" xmlns:wp="http://schemas.openxmlformats.org/drawingml/2006/wordprocessingDrawing" xmlns:w10="urn:schemas-microsoft-com:office:word" xmlns:w="http://schemas.openxmlformats.org/wordprocessingml/2006/main" xmlns:w14="http://schemas.microsoft.com/office/word/2010/wordml" xmlns:w15="http://schemas.microsoft.com/office/word/2012/wordml" xmlns:wpg="http://schemas.microsoft.com/office/word/2010/wordprocessingGroup" xmlns:wpi="http://schemas.microsoft.com/office/word/2010/wordprocessingInk" xmlns:wne="http://schemas.microsoft.com/office/word/2006/wordml" xmlns:wps="http://schemas.microsoft.com/office/word/2010/wordprocessingShape" xmlns:wpsCustomData="http://www.wps.cn/officeDocument/2013/wpsCustomData" mc:Ignorable="w14 w15 wp14">
   <w:p>
     <w:pPr>
-      <w:pStyle w:val="Header"/>
+      <w:pStyle w:val="15"/>
       <w:pBdr>
-        <w:bottom w:val="single" w:sz="4" w:space="1" w:color="auto"/>
+        <w:bottom w:val="single" w:color="auto" w:sz="4" w:space="1"/>
       </w:pBdr>
       <w:jc w:val="right"/>
       <w:rPr>
@@ -3741,7 +4213,7 @@
     </w:pPr>
     <w:r>
       <w:rPr>
-        <w:rFonts w:eastAsiaTheme="minorEastAsia" w:hint="eastAsia"/>
+        <w:rFonts w:hint="eastAsia" w:eastAsiaTheme="minorEastAsia"/>
         <w:lang w:eastAsia="zh-CN"/>
       </w:rPr>
       <w:t>陕西益利德软件科技有限公司</w:t>
@@ -3751,12 +4223,12 @@
 </file>
 
 <file path=word/numbering.xml><?xml version="1.0" encoding="utf-8"?>
-<w:numbering xmlns:wpc="http://schemas.microsoft.com/office/word/2010/wordprocessingCanvas" xmlns:mc="http://schemas.openxmlformats.org/markup-compatibility/2006" xmlns:o="urn:schemas-microsoft-com:office:office" xmlns:r="http://schemas.openxmlformats.org/officeDocument/2006/relationships" xmlns:m="http://schemas.openxmlformats.org/officeDocument/2006/math" xmlns:v="urn:schemas-microsoft-com:vml" xmlns:wp14="http://schemas.microsoft.com/office/word/2010/wordprocessingDrawing" xmlns:wp="http://schemas.openxmlformats.org/drawingml/2006/wordprocessingDrawing" xmlns:w10="urn:schemas-microsoft-com:office:word" xmlns:w="http://schemas.openxmlformats.org/wordprocessingml/2006/main" xmlns:w14="http://schemas.microsoft.com/office/word/2010/wordml" xmlns:w15="http://schemas.microsoft.com/office/word/2012/wordml" xmlns:wne="http://schemas.microsoft.com/office/word/2006/wordml" xmlns:wpg="http://schemas.microsoft.com/office/word/2010/wordprocessingGroup" xmlns:wpi="http://schemas.microsoft.com/office/word/2010/wordprocessingInk" xmlns:wps="http://schemas.microsoft.com/office/word/2010/wordprocessingShape" mc:Ignorable="w14 w15 wp14">
+<w:numbering xmlns:wpc="http://schemas.microsoft.com/office/word/2010/wordprocessingCanvas" xmlns:mc="http://schemas.openxmlformats.org/markup-compatibility/2006" xmlns:o="urn:schemas-microsoft-com:office:office" xmlns:r="http://schemas.openxmlformats.org/officeDocument/2006/relationships" xmlns:m="http://schemas.openxmlformats.org/officeDocument/2006/math" xmlns:v="urn:schemas-microsoft-com:vml" xmlns:wp14="http://schemas.microsoft.com/office/word/2010/wordprocessingDrawing" xmlns:wp="http://schemas.openxmlformats.org/drawingml/2006/wordprocessingDrawing" xmlns:w10="urn:schemas-microsoft-com:office:word" xmlns:w="http://schemas.openxmlformats.org/wordprocessingml/2006/main" xmlns:w14="http://schemas.microsoft.com/office/word/2010/wordml" xmlns:wpg="http://schemas.microsoft.com/office/word/2010/wordprocessingGroup" xmlns:wpi="http://schemas.microsoft.com/office/word/2010/wordprocessingInk" xmlns:wne="http://schemas.microsoft.com/office/word/2006/wordml" xmlns:wps="http://schemas.microsoft.com/office/word/2010/wordprocessingShape" xmlns:wpsCustomData="http://www.wps.cn/officeDocument/2013/wpsCustomData" mc:Ignorable="w14 wp14">
   <w:abstractNum w:abstractNumId="0">
     <w:nsid w:val="80D5C327"/>
     <w:multiLevelType w:val="singleLevel"/>
     <w:tmpl w:val="80D5C327"/>
-    <w:lvl w:ilvl="0">
+    <w:lvl w:ilvl="0" w:tentative="0">
       <w:start w:val="1"/>
       <w:numFmt w:val="decimal"/>
       <w:lvlText w:val="%1."/>
@@ -3773,7 +4245,7 @@
     <w:nsid w:val="8B8C12DA"/>
     <w:multiLevelType w:val="singleLevel"/>
     <w:tmpl w:val="8B8C12DA"/>
-    <w:lvl w:ilvl="0">
+    <w:lvl w:ilvl="0" w:tentative="0">
       <w:start w:val="1"/>
       <w:numFmt w:val="decimal"/>
       <w:lvlText w:val="%1."/>
@@ -3790,10 +4262,10 @@
     <w:nsid w:val="8E964DCE"/>
     <w:multiLevelType w:val="multilevel"/>
     <w:tmpl w:val="8E964DCE"/>
-    <w:lvl w:ilvl="0">
+    <w:lvl w:ilvl="0" w:tentative="0">
       <w:start w:val="1"/>
       <w:numFmt w:val="decimal"/>
-      <w:pStyle w:val="Heading1"/>
+      <w:pStyle w:val="2"/>
       <w:lvlText w:val="%1."/>
       <w:lvlJc w:val="left"/>
       <w:pPr>
@@ -3803,10 +4275,10 @@
         <w:rFonts w:hint="default"/>
       </w:rPr>
     </w:lvl>
-    <w:lvl w:ilvl="1">
+    <w:lvl w:ilvl="1" w:tentative="0">
       <w:start w:val="1"/>
       <w:numFmt w:val="decimal"/>
-      <w:pStyle w:val="Heading2"/>
+      <w:pStyle w:val="3"/>
       <w:lvlText w:val="%1.%2."/>
       <w:lvlJc w:val="left"/>
       <w:pPr>
@@ -3816,10 +4288,10 @@
         <w:rFonts w:hint="default"/>
       </w:rPr>
     </w:lvl>
-    <w:lvl w:ilvl="2">
+    <w:lvl w:ilvl="2" w:tentative="0">
       <w:start w:val="1"/>
       <w:numFmt w:val="decimal"/>
-      <w:pStyle w:val="Heading3"/>
+      <w:pStyle w:val="4"/>
       <w:lvlText w:val="%1.%2.%3."/>
       <w:lvlJc w:val="left"/>
       <w:pPr>
@@ -3829,10 +4301,10 @@
         <w:rFonts w:hint="default"/>
       </w:rPr>
     </w:lvl>
-    <w:lvl w:ilvl="3">
+    <w:lvl w:ilvl="3" w:tentative="0">
       <w:start w:val="1"/>
       <w:numFmt w:val="decimal"/>
-      <w:pStyle w:val="Heading4"/>
+      <w:pStyle w:val="5"/>
       <w:lvlText w:val="%1.%2.%3.%4."/>
       <w:lvlJc w:val="left"/>
       <w:pPr>
@@ -3842,10 +4314,10 @@
         <w:rFonts w:hint="default"/>
       </w:rPr>
     </w:lvl>
-    <w:lvl w:ilvl="4">
+    <w:lvl w:ilvl="4" w:tentative="0">
       <w:start w:val="1"/>
       <w:numFmt w:val="decimal"/>
-      <w:pStyle w:val="Heading5"/>
+      <w:pStyle w:val="6"/>
       <w:lvlText w:val="%1.%2.%3.%4.%5."/>
       <w:lvlJc w:val="left"/>
       <w:pPr>
@@ -3855,10 +4327,10 @@
         <w:rFonts w:hint="default"/>
       </w:rPr>
     </w:lvl>
-    <w:lvl w:ilvl="5">
+    <w:lvl w:ilvl="5" w:tentative="0">
       <w:start w:val="1"/>
       <w:numFmt w:val="decimal"/>
-      <w:pStyle w:val="Heading6"/>
+      <w:pStyle w:val="7"/>
       <w:lvlText w:val="%1.%2.%3.%4.%5.%6."/>
       <w:lvlJc w:val="left"/>
       <w:pPr>
@@ -3868,10 +4340,10 @@
         <w:rFonts w:hint="default"/>
       </w:rPr>
     </w:lvl>
-    <w:lvl w:ilvl="6">
+    <w:lvl w:ilvl="6" w:tentative="0">
       <w:start w:val="1"/>
       <w:numFmt w:val="decimal"/>
-      <w:pStyle w:val="Heading7"/>
+      <w:pStyle w:val="8"/>
       <w:lvlText w:val="%1.%2.%3.%4.%5.%6.%7."/>
       <w:lvlJc w:val="left"/>
       <w:pPr>
@@ -3881,10 +4353,10 @@
         <w:rFonts w:hint="default"/>
       </w:rPr>
     </w:lvl>
-    <w:lvl w:ilvl="7">
+    <w:lvl w:ilvl="7" w:tentative="0">
       <w:start w:val="1"/>
       <w:numFmt w:val="decimal"/>
-      <w:pStyle w:val="Heading8"/>
+      <w:pStyle w:val="9"/>
       <w:lvlText w:val="%1.%2.%3.%4.%5.%6.%7.%8."/>
       <w:lvlJc w:val="left"/>
       <w:pPr>
@@ -3894,10 +4366,10 @@
         <w:rFonts w:hint="default"/>
       </w:rPr>
     </w:lvl>
-    <w:lvl w:ilvl="8">
+    <w:lvl w:ilvl="8" w:tentative="0">
       <w:start w:val="1"/>
       <w:numFmt w:val="decimal"/>
-      <w:pStyle w:val="Heading9"/>
+      <w:pStyle w:val="10"/>
       <w:lvlText w:val="%1.%2.%3.%4.%5.%6.%7.%8.%9."/>
       <w:lvlJc w:val="left"/>
       <w:pPr>
@@ -3912,7 +4384,7 @@
     <w:nsid w:val="C557F79C"/>
     <w:multiLevelType w:val="singleLevel"/>
     <w:tmpl w:val="C557F79C"/>
-    <w:lvl w:ilvl="0">
+    <w:lvl w:ilvl="0" w:tentative="0">
       <w:start w:val="1"/>
       <w:numFmt w:val="decimal"/>
       <w:lvlText w:val="(%1)"/>
@@ -3932,7 +4404,7 @@
     <w:nsid w:val="D2F0261B"/>
     <w:multiLevelType w:val="singleLevel"/>
     <w:tmpl w:val="D2F0261B"/>
-    <w:lvl w:ilvl="0">
+    <w:lvl w:ilvl="0" w:tentative="0">
       <w:start w:val="1"/>
       <w:numFmt w:val="decimal"/>
       <w:lvlText w:val="%1."/>
@@ -3949,7 +4421,7 @@
     <w:nsid w:val="F9539CF3"/>
     <w:multiLevelType w:val="singleLevel"/>
     <w:tmpl w:val="F9539CF3"/>
-    <w:lvl w:ilvl="0">
+    <w:lvl w:ilvl="0" w:tentative="0">
       <w:start w:val="1"/>
       <w:numFmt w:val="decimal"/>
       <w:lvlText w:val="%1."/>
@@ -3966,7 +4438,7 @@
     <w:nsid w:val="0DFB2A45"/>
     <w:multiLevelType w:val="singleLevel"/>
     <w:tmpl w:val="0DFB2A45"/>
-    <w:lvl w:ilvl="0">
+    <w:lvl w:ilvl="0" w:tentative="0">
       <w:start w:val="1"/>
       <w:numFmt w:val="decimal"/>
       <w:lvlText w:val="(%1)"/>
@@ -3986,7 +4458,7 @@
     <w:nsid w:val="3BB220E7"/>
     <w:multiLevelType w:val="singleLevel"/>
     <w:tmpl w:val="3BB220E7"/>
-    <w:lvl w:ilvl="0">
+    <w:lvl w:ilvl="0" w:tentative="0">
       <w:start w:val="1"/>
       <w:numFmt w:val="decimal"/>
       <w:lvlText w:val="(%1)"/>
@@ -4006,7 +4478,7 @@
     <w:nsid w:val="62EB02D6"/>
     <w:multiLevelType w:val="singleLevel"/>
     <w:tmpl w:val="62EB02D6"/>
-    <w:lvl w:ilvl="0">
+    <w:lvl w:ilvl="0" w:tentative="0">
       <w:start w:val="1"/>
       <w:numFmt w:val="decimal"/>
       <w:lvlText w:val="(%1)"/>
@@ -4026,7 +4498,7 @@
     <w:nsid w:val="6681AF30"/>
     <w:multiLevelType w:val="singleLevel"/>
     <w:tmpl w:val="6681AF30"/>
-    <w:lvl w:ilvl="0">
+    <w:lvl w:ilvl="0" w:tentative="0">
       <w:start w:val="1"/>
       <w:numFmt w:val="decimal"/>
       <w:lvlText w:val="(%1)"/>
@@ -4076,207 +4548,269 @@
 </file>
 
 <file path=word/styles.xml><?xml version="1.0" encoding="utf-8"?>
-<w:styles xmlns:mc="http://schemas.openxmlformats.org/markup-compatibility/2006" xmlns:r="http://schemas.openxmlformats.org/officeDocument/2006/relationships" xmlns:w="http://schemas.openxmlformats.org/wordprocessingml/2006/main" xmlns:w14="http://schemas.microsoft.com/office/word/2010/wordml" xmlns:w15="http://schemas.microsoft.com/office/word/2012/wordml" mc:Ignorable="w14 w15">
+<w:styles xmlns:mc="http://schemas.openxmlformats.org/markup-compatibility/2006" xmlns:o="urn:schemas-microsoft-com:office:office" xmlns:r="http://schemas.openxmlformats.org/officeDocument/2006/relationships" xmlns:m="http://schemas.openxmlformats.org/officeDocument/2006/math" xmlns:v="urn:schemas-microsoft-com:vml" xmlns:w="http://schemas.openxmlformats.org/wordprocessingml/2006/main" xmlns:w14="http://schemas.microsoft.com/office/word/2010/wordml" xmlns:w10="urn:schemas-microsoft-com:office:word" xmlns:sl="http://schemas.openxmlformats.org/schemaLibrary/2006/main" xmlns:wpsCustomData="http://www.wps.cn/officeDocument/2013/wpsCustomData" mc:Ignorable="w14">
   <w:docDefaults>
     <w:rPrDefault>
       <w:rPr>
-        <w:rFonts w:ascii="Times New Roman" w:eastAsia="宋体" w:hAnsi="Times New Roman" w:cs="Times New Roman"/>
-        <w:lang w:val="en-US" w:eastAsia="zh-CN" w:bidi="ar-SA"/>
+        <w:rFonts w:ascii="Times New Roman" w:hAnsi="Times New Roman" w:eastAsia="宋体" w:cs="Times New Roman"/>
       </w:rPr>
     </w:rPrDefault>
     <w:pPrDefault/>
   </w:docDefaults>
-  <w:latentStyles w:defLockedState="0" w:defUIPriority="0" w:defSemiHidden="0" w:defUnhideWhenUsed="0" w:defQFormat="0" w:count="376">
-    <w:lsdException w:name="Normal" w:qFormat="1"/>
-    <w:lsdException w:name="heading 1" w:qFormat="1"/>
-    <w:lsdException w:name="heading 2" w:unhideWhenUsed="1" w:qFormat="1"/>
-    <w:lsdException w:name="heading 3" w:semiHidden="1" w:unhideWhenUsed="1" w:qFormat="1"/>
-    <w:lsdException w:name="heading 4" w:unhideWhenUsed="1" w:qFormat="1"/>
-    <w:lsdException w:name="heading 5" w:semiHidden="1" w:unhideWhenUsed="1" w:qFormat="1"/>
-    <w:lsdException w:name="heading 6" w:semiHidden="1" w:unhideWhenUsed="1" w:qFormat="1"/>
-    <w:lsdException w:name="heading 7" w:semiHidden="1" w:unhideWhenUsed="1" w:qFormat="1"/>
-    <w:lsdException w:name="heading 8" w:semiHidden="1" w:unhideWhenUsed="1" w:qFormat="1"/>
-    <w:lsdException w:name="heading 9" w:semiHidden="1" w:unhideWhenUsed="1" w:qFormat="1"/>
-    <w:lsdException w:name="toc 1" w:qFormat="1"/>
-    <w:lsdException w:name="toc 2" w:qFormat="1"/>
-    <w:lsdException w:name="toc 3" w:qFormat="1"/>
-    <w:lsdException w:name="annotation text" w:qFormat="1"/>
-    <w:lsdException w:name="header" w:qFormat="1"/>
-    <w:lsdException w:name="footer" w:qFormat="1"/>
-    <w:lsdException w:name="caption" w:semiHidden="1" w:unhideWhenUsed="1" w:qFormat="1"/>
-    <w:lsdException w:name="Title" w:qFormat="1"/>
-    <w:lsdException w:name="Default Paragraph Font" w:semiHidden="1" w:qFormat="1"/>
-    <w:lsdException w:name="Body Text" w:semiHidden="1" w:qFormat="1"/>
-    <w:lsdException w:name="Subtitle" w:qFormat="1"/>
-    <w:lsdException w:name="Strong" w:qFormat="1"/>
-    <w:lsdException w:name="Emphasis" w:qFormat="1"/>
-    <w:lsdException w:name="HTML Top of Form" w:semiHidden="1" w:uiPriority="99" w:unhideWhenUsed="1"/>
-    <w:lsdException w:name="HTML Bottom of Form" w:semiHidden="1" w:uiPriority="99" w:unhideWhenUsed="1"/>
-    <w:lsdException w:name="Normal (Web)" w:qFormat="1"/>
-    <w:lsdException w:name="Normal Table" w:semiHidden="1" w:unhideWhenUsed="1" w:qFormat="1"/>
-    <w:lsdException w:name="No List" w:semiHidden="1" w:uiPriority="99" w:unhideWhenUsed="1"/>
-    <w:lsdException w:name="Outline List 1" w:semiHidden="1" w:uiPriority="99" w:unhideWhenUsed="1"/>
-    <w:lsdException w:name="Outline List 2" w:semiHidden="1" w:uiPriority="99" w:unhideWhenUsed="1"/>
-    <w:lsdException w:name="Outline List 3" w:semiHidden="1" w:uiPriority="99" w:unhideWhenUsed="1"/>
-    <w:lsdException w:name="Table Simple 1" w:semiHidden="1" w:unhideWhenUsed="1"/>
-    <w:lsdException w:name="Table Simple 2" w:semiHidden="1" w:unhideWhenUsed="1"/>
-    <w:lsdException w:name="Table Simple 3" w:semiHidden="1" w:unhideWhenUsed="1"/>
-    <w:lsdException w:name="Table Classic 1" w:semiHidden="1" w:unhideWhenUsed="1"/>
-    <w:lsdException w:name="Table Classic 2" w:semiHidden="1" w:unhideWhenUsed="1"/>
-    <w:lsdException w:name="Table Classic 3" w:semiHidden="1" w:unhideWhenUsed="1"/>
-    <w:lsdException w:name="Table Classic 4" w:semiHidden="1" w:unhideWhenUsed="1"/>
-    <w:lsdException w:name="Table Colorful 1" w:semiHidden="1" w:unhideWhenUsed="1"/>
-    <w:lsdException w:name="Table Colorful 2" w:semiHidden="1" w:unhideWhenUsed="1"/>
-    <w:lsdException w:name="Table Colorful 3" w:semiHidden="1" w:unhideWhenUsed="1"/>
-    <w:lsdException w:name="Table Columns 1" w:semiHidden="1" w:unhideWhenUsed="1"/>
-    <w:lsdException w:name="Table Columns 2" w:semiHidden="1" w:unhideWhenUsed="1"/>
-    <w:lsdException w:name="Table Columns 3" w:semiHidden="1" w:unhideWhenUsed="1"/>
-    <w:lsdException w:name="Table Columns 4" w:semiHidden="1" w:unhideWhenUsed="1"/>
-    <w:lsdException w:name="Table Columns 5" w:semiHidden="1" w:unhideWhenUsed="1"/>
-    <w:lsdException w:name="Table Grid 1" w:semiHidden="1" w:unhideWhenUsed="1"/>
-    <w:lsdException w:name="Table Grid 2" w:semiHidden="1" w:unhideWhenUsed="1"/>
-    <w:lsdException w:name="Table Grid 3" w:semiHidden="1" w:unhideWhenUsed="1"/>
-    <w:lsdException w:name="Table Grid 4" w:semiHidden="1" w:unhideWhenUsed="1"/>
-    <w:lsdException w:name="Table Grid 5" w:semiHidden="1" w:unhideWhenUsed="1"/>
-    <w:lsdException w:name="Table Grid 6" w:semiHidden="1" w:unhideWhenUsed="1"/>
-    <w:lsdException w:name="Table Grid 7" w:semiHidden="1" w:unhideWhenUsed="1"/>
-    <w:lsdException w:name="Table Grid 8" w:semiHidden="1" w:unhideWhenUsed="1"/>
-    <w:lsdException w:name="Table List 1" w:semiHidden="1" w:unhideWhenUsed="1"/>
-    <w:lsdException w:name="Table List 2" w:semiHidden="1" w:unhideWhenUsed="1"/>
-    <w:lsdException w:name="Table List 3" w:semiHidden="1" w:unhideWhenUsed="1"/>
-    <w:lsdException w:name="Table List 4" w:semiHidden="1" w:unhideWhenUsed="1"/>
-    <w:lsdException w:name="Table List 5" w:semiHidden="1" w:unhideWhenUsed="1"/>
-    <w:lsdException w:name="Table List 6" w:semiHidden="1" w:unhideWhenUsed="1"/>
-    <w:lsdException w:name="Table List 7" w:semiHidden="1" w:unhideWhenUsed="1"/>
-    <w:lsdException w:name="Table List 8" w:semiHidden="1" w:unhideWhenUsed="1"/>
-    <w:lsdException w:name="Table 3D effects 1" w:semiHidden="1" w:unhideWhenUsed="1"/>
-    <w:lsdException w:name="Table 3D effects 2" w:semiHidden="1" w:unhideWhenUsed="1"/>
-    <w:lsdException w:name="Table 3D effects 3" w:semiHidden="1" w:unhideWhenUsed="1"/>
-    <w:lsdException w:name="Table Contemporary" w:semiHidden="1" w:unhideWhenUsed="1"/>
-    <w:lsdException w:name="Table Elegant" w:semiHidden="1" w:unhideWhenUsed="1"/>
-    <w:lsdException w:name="Table Professional" w:semiHidden="1" w:unhideWhenUsed="1"/>
-    <w:lsdException w:name="Table Subtle 1" w:semiHidden="1" w:unhideWhenUsed="1"/>
-    <w:lsdException w:name="Table Subtle 2" w:semiHidden="1" w:unhideWhenUsed="1"/>
-    <w:lsdException w:name="Table Web 1" w:semiHidden="1" w:unhideWhenUsed="1"/>
-    <w:lsdException w:name="Table Web 2" w:semiHidden="1" w:unhideWhenUsed="1"/>
-    <w:lsdException w:name="Table Web 3" w:semiHidden="1" w:unhideWhenUsed="1"/>
-    <w:lsdException w:name="Table Grid" w:qFormat="1"/>
-    <w:lsdException w:name="Table Theme" w:semiHidden="1" w:unhideWhenUsed="1"/>
-    <w:lsdException w:name="Placeholder Text" w:semiHidden="1" w:uiPriority="99" w:unhideWhenUsed="1"/>
-    <w:lsdException w:name="No Spacing" w:semiHidden="1" w:uiPriority="99" w:unhideWhenUsed="1"/>
-    <w:lsdException w:name="Light Shading" w:uiPriority="60"/>
-    <w:lsdException w:name="Light List" w:uiPriority="61"/>
-    <w:lsdException w:name="Light Grid" w:uiPriority="62"/>
-    <w:lsdException w:name="Medium Shading 1" w:uiPriority="63"/>
-    <w:lsdException w:name="Medium Shading 2" w:uiPriority="64"/>
-    <w:lsdException w:name="Medium List 1" w:uiPriority="65"/>
-    <w:lsdException w:name="Medium List 2" w:uiPriority="66"/>
-    <w:lsdException w:name="Medium Grid 1" w:uiPriority="67"/>
-    <w:lsdException w:name="Medium Grid 2" w:uiPriority="68"/>
-    <w:lsdException w:name="Medium Grid 3" w:uiPriority="69"/>
-    <w:lsdException w:name="Dark List" w:uiPriority="70"/>
-    <w:lsdException w:name="Colorful Shading" w:uiPriority="71"/>
-    <w:lsdException w:name="Colorful List" w:uiPriority="72"/>
-    <w:lsdException w:name="Colorful Grid" w:uiPriority="73"/>
-    <w:lsdException w:name="Light Shading Accent 1" w:uiPriority="60"/>
-    <w:lsdException w:name="Light List Accent 1" w:uiPriority="61"/>
-    <w:lsdException w:name="Light Grid Accent 1" w:uiPriority="62"/>
-    <w:lsdException w:name="Medium Shading 1 Accent 1" w:uiPriority="63"/>
-    <w:lsdException w:name="Medium Shading 2 Accent 1" w:uiPriority="64"/>
-    <w:lsdException w:name="Medium List 1 Accent 1" w:uiPriority="65"/>
-    <w:lsdException w:name="Revision" w:semiHidden="1" w:uiPriority="99" w:unhideWhenUsed="1"/>
-    <w:lsdException w:name="List Paragraph" w:semiHidden="1" w:uiPriority="99" w:unhideWhenUsed="1"/>
-    <w:lsdException w:name="Quote" w:semiHidden="1" w:uiPriority="99" w:unhideWhenUsed="1"/>
-    <w:lsdException w:name="Intense Quote" w:semiHidden="1" w:uiPriority="99" w:unhideWhenUsed="1"/>
-    <w:lsdException w:name="Medium List 2 Accent 1" w:uiPriority="66"/>
-    <w:lsdException w:name="Medium Grid 1 Accent 1" w:uiPriority="67"/>
-    <w:lsdException w:name="Medium Grid 2 Accent 1" w:uiPriority="68"/>
-    <w:lsdException w:name="Medium Grid 3 Accent 1" w:uiPriority="69"/>
-    <w:lsdException w:name="Dark List Accent 1" w:uiPriority="70"/>
-    <w:lsdException w:name="Colorful Shading Accent 1" w:uiPriority="71"/>
-    <w:lsdException w:name="Colorful List Accent 1" w:uiPriority="72"/>
-    <w:lsdException w:name="Colorful Grid Accent 1" w:uiPriority="73"/>
-    <w:lsdException w:name="Light Shading Accent 2" w:uiPriority="60"/>
-    <w:lsdException w:name="Light List Accent 2" w:uiPriority="61"/>
-    <w:lsdException w:name="Light Grid Accent 2" w:uiPriority="62"/>
-    <w:lsdException w:name="Medium Shading 1 Accent 2" w:uiPriority="63"/>
-    <w:lsdException w:name="Medium Shading 2 Accent 2" w:uiPriority="64"/>
-    <w:lsdException w:name="Medium List 1 Accent 2" w:uiPriority="65"/>
-    <w:lsdException w:name="Medium List 2 Accent 2" w:uiPriority="66"/>
-    <w:lsdException w:name="Medium Grid 1 Accent 2" w:uiPriority="67"/>
-    <w:lsdException w:name="Medium Grid 2 Accent 2" w:uiPriority="68"/>
-    <w:lsdException w:name="Medium Grid 3 Accent 2" w:uiPriority="69"/>
-    <w:lsdException w:name="Dark List Accent 2" w:uiPriority="70"/>
-    <w:lsdException w:name="Colorful Shading Accent 2" w:uiPriority="71"/>
-    <w:lsdException w:name="Colorful List Accent 2" w:uiPriority="72"/>
-    <w:lsdException w:name="Colorful Grid Accent 2" w:uiPriority="73"/>
-    <w:lsdException w:name="Light Shading Accent 3" w:uiPriority="60"/>
-    <w:lsdException w:name="Light List Accent 3" w:uiPriority="61"/>
-    <w:lsdException w:name="Light Grid Accent 3" w:uiPriority="62"/>
-    <w:lsdException w:name="Medium Shading 1 Accent 3" w:uiPriority="63"/>
-    <w:lsdException w:name="Medium Shading 2 Accent 3" w:uiPriority="64"/>
-    <w:lsdException w:name="Medium List 1 Accent 3" w:uiPriority="65"/>
-    <w:lsdException w:name="Medium List 2 Accent 3" w:uiPriority="66"/>
-    <w:lsdException w:name="Medium Grid 1 Accent 3" w:uiPriority="67"/>
-    <w:lsdException w:name="Medium Grid 2 Accent 3" w:uiPriority="68"/>
-    <w:lsdException w:name="Medium Grid 3 Accent 3" w:uiPriority="69"/>
-    <w:lsdException w:name="Dark List Accent 3" w:uiPriority="70"/>
-    <w:lsdException w:name="Colorful Shading Accent 3" w:uiPriority="71"/>
-    <w:lsdException w:name="Colorful List Accent 3" w:uiPriority="72"/>
-    <w:lsdException w:name="Colorful Grid Accent 3" w:uiPriority="73"/>
-    <w:lsdException w:name="Light Shading Accent 4" w:uiPriority="60"/>
-    <w:lsdException w:name="Light List Accent 4" w:uiPriority="61"/>
-    <w:lsdException w:name="Light Grid Accent 4" w:uiPriority="62"/>
-    <w:lsdException w:name="Medium Shading 1 Accent 4" w:uiPriority="63"/>
-    <w:lsdException w:name="Medium Shading 2 Accent 4" w:uiPriority="64"/>
-    <w:lsdException w:name="Medium List 1 Accent 4" w:uiPriority="65"/>
-    <w:lsdException w:name="Medium List 2 Accent 4" w:uiPriority="66"/>
-    <w:lsdException w:name="Medium Grid 1 Accent 4" w:uiPriority="67"/>
-    <w:lsdException w:name="Medium Grid 2 Accent 4" w:uiPriority="68"/>
-    <w:lsdException w:name="Medium Grid 3 Accent 4" w:uiPriority="69"/>
-    <w:lsdException w:name="Dark List Accent 4" w:uiPriority="70"/>
-    <w:lsdException w:name="Colorful Shading Accent 4" w:uiPriority="71"/>
-    <w:lsdException w:name="Colorful List Accent 4" w:uiPriority="72"/>
-    <w:lsdException w:name="Colorful Grid Accent 4" w:uiPriority="73"/>
-    <w:lsdException w:name="Light Shading Accent 5" w:uiPriority="60"/>
-    <w:lsdException w:name="Light List Accent 5" w:uiPriority="61"/>
-    <w:lsdException w:name="Light Grid Accent 5" w:uiPriority="62"/>
-    <w:lsdException w:name="Medium Shading 1 Accent 5" w:uiPriority="63"/>
-    <w:lsdException w:name="Medium Shading 2 Accent 5" w:uiPriority="64"/>
-    <w:lsdException w:name="Medium List 1 Accent 5" w:uiPriority="65"/>
-    <w:lsdException w:name="Medium List 2 Accent 5" w:uiPriority="66"/>
-    <w:lsdException w:name="Medium Grid 1 Accent 5" w:uiPriority="67"/>
-    <w:lsdException w:name="Medium Grid 2 Accent 5" w:uiPriority="68"/>
-    <w:lsdException w:name="Medium Grid 3 Accent 5" w:uiPriority="69"/>
-    <w:lsdException w:name="Dark List Accent 5" w:uiPriority="70"/>
-    <w:lsdException w:name="Colorful Shading Accent 5" w:uiPriority="71"/>
-    <w:lsdException w:name="Colorful List Accent 5" w:uiPriority="72"/>
-    <w:lsdException w:name="Colorful Grid Accent 5" w:uiPriority="73"/>
-    <w:lsdException w:name="Light Shading Accent 6" w:uiPriority="60"/>
-    <w:lsdException w:name="Light List Accent 6" w:uiPriority="61"/>
-    <w:lsdException w:name="Light Grid Accent 6" w:uiPriority="62"/>
-    <w:lsdException w:name="Medium Shading 1 Accent 6" w:uiPriority="63"/>
-    <w:lsdException w:name="Medium Shading 2 Accent 6" w:uiPriority="64"/>
-    <w:lsdException w:name="Medium List 1 Accent 6" w:uiPriority="65"/>
-    <w:lsdException w:name="Medium List 2 Accent 6" w:uiPriority="66"/>
-    <w:lsdException w:name="Medium Grid 1 Accent 6" w:uiPriority="67"/>
-    <w:lsdException w:name="Medium Grid 2 Accent 6" w:uiPriority="68"/>
-    <w:lsdException w:name="Medium Grid 3 Accent 6" w:uiPriority="69"/>
-    <w:lsdException w:name="Dark List Accent 6" w:uiPriority="70"/>
-    <w:lsdException w:name="Colorful Shading Accent 6" w:uiPriority="71"/>
-    <w:lsdException w:name="Colorful List Accent 6" w:uiPriority="72"/>
-    <w:lsdException w:name="Colorful Grid Accent 6" w:uiPriority="73"/>
-    <w:lsdException w:name="Subtle Emphasis" w:uiPriority="19" w:qFormat="1"/>
-    <w:lsdException w:name="Intense Emphasis" w:uiPriority="21" w:qFormat="1"/>
-    <w:lsdException w:name="Subtle Reference" w:uiPriority="31" w:qFormat="1"/>
-    <w:lsdException w:name="Intense Reference" w:uiPriority="32" w:qFormat="1"/>
-    <w:lsdException w:name="Book Title" w:uiPriority="33" w:qFormat="1"/>
-    <w:lsdException w:name="Bibliography" w:semiHidden="1" w:uiPriority="37" w:unhideWhenUsed="1"/>
-    <w:lsdException w:name="TOC Heading" w:semiHidden="1" w:uiPriority="39" w:unhideWhenUsed="1" w:qFormat="1"/>
+  <w:latentStyles w:count="260" w:defQFormat="0" w:defUnhideWhenUsed="1" w:defSemiHidden="1" w:defUIPriority="99" w:defLockedState="0">
+    <w:lsdException w:qFormat="1" w:unhideWhenUsed="0" w:uiPriority="0" w:semiHidden="0" w:name="Normal"/>
+    <w:lsdException w:qFormat="1" w:unhideWhenUsed="0" w:uiPriority="0" w:semiHidden="0" w:name="heading 1"/>
+    <w:lsdException w:qFormat="1" w:uiPriority="0" w:semiHidden="0" w:name="heading 2"/>
+    <w:lsdException w:qFormat="1" w:uiPriority="0" w:name="heading 3"/>
+    <w:lsdException w:qFormat="1" w:uiPriority="0" w:semiHidden="0" w:name="heading 4"/>
+    <w:lsdException w:qFormat="1" w:uiPriority="0" w:name="heading 5"/>
+    <w:lsdException w:qFormat="1" w:uiPriority="0" w:name="heading 6"/>
+    <w:lsdException w:qFormat="1" w:uiPriority="0" w:name="heading 7"/>
+    <w:lsdException w:qFormat="1" w:uiPriority="0" w:name="heading 8"/>
+    <w:lsdException w:qFormat="1" w:uiPriority="0" w:name="heading 9"/>
+    <w:lsdException w:unhideWhenUsed="0" w:uiPriority="0" w:semiHidden="0" w:name="index 1"/>
+    <w:lsdException w:unhideWhenUsed="0" w:uiPriority="0" w:semiHidden="0" w:name="index 2"/>
+    <w:lsdException w:unhideWhenUsed="0" w:uiPriority="0" w:semiHidden="0" w:name="index 3"/>
+    <w:lsdException w:unhideWhenUsed="0" w:uiPriority="0" w:semiHidden="0" w:name="index 4"/>
+    <w:lsdException w:unhideWhenUsed="0" w:uiPriority="0" w:semiHidden="0" w:name="index 5"/>
+    <w:lsdException w:unhideWhenUsed="0" w:uiPriority="0" w:semiHidden="0" w:name="index 6"/>
+    <w:lsdException w:unhideWhenUsed="0" w:uiPriority="0" w:semiHidden="0" w:name="index 7"/>
+    <w:lsdException w:unhideWhenUsed="0" w:uiPriority="0" w:semiHidden="0" w:name="index 8"/>
+    <w:lsdException w:unhideWhenUsed="0" w:uiPriority="0" w:semiHidden="0" w:name="index 9"/>
+    <w:lsdException w:qFormat="1" w:unhideWhenUsed="0" w:uiPriority="0" w:semiHidden="0" w:name="toc 1"/>
+    <w:lsdException w:qFormat="1" w:unhideWhenUsed="0" w:uiPriority="0" w:semiHidden="0" w:name="toc 2"/>
+    <w:lsdException w:qFormat="1" w:unhideWhenUsed="0" w:uiPriority="0" w:semiHidden="0" w:name="toc 3"/>
+    <w:lsdException w:unhideWhenUsed="0" w:uiPriority="0" w:semiHidden="0" w:name="toc 4"/>
+    <w:lsdException w:unhideWhenUsed="0" w:uiPriority="0" w:semiHidden="0" w:name="toc 5"/>
+    <w:lsdException w:unhideWhenUsed="0" w:uiPriority="0" w:semiHidden="0" w:name="toc 6"/>
+    <w:lsdException w:unhideWhenUsed="0" w:uiPriority="0" w:semiHidden="0" w:name="toc 7"/>
+    <w:lsdException w:unhideWhenUsed="0" w:uiPriority="0" w:semiHidden="0" w:name="toc 8"/>
+    <w:lsdException w:unhideWhenUsed="0" w:uiPriority="0" w:semiHidden="0" w:name="toc 9"/>
+    <w:lsdException w:unhideWhenUsed="0" w:uiPriority="0" w:semiHidden="0" w:name="Normal Indent"/>
+    <w:lsdException w:unhideWhenUsed="0" w:uiPriority="0" w:semiHidden="0" w:name="footnote text"/>
+    <w:lsdException w:qFormat="1" w:unhideWhenUsed="0" w:uiPriority="0" w:semiHidden="0" w:name="annotation text"/>
+    <w:lsdException w:qFormat="1" w:unhideWhenUsed="0" w:uiPriority="0" w:semiHidden="0" w:name="header"/>
+    <w:lsdException w:qFormat="1" w:unhideWhenUsed="0" w:uiPriority="0" w:semiHidden="0" w:name="footer"/>
+    <w:lsdException w:unhideWhenUsed="0" w:uiPriority="0" w:semiHidden="0" w:name="index heading"/>
+    <w:lsdException w:qFormat="1" w:uiPriority="0" w:name="caption"/>
+    <w:lsdException w:unhideWhenUsed="0" w:uiPriority="0" w:semiHidden="0" w:name="table of figures"/>
+    <w:lsdException w:unhideWhenUsed="0" w:uiPriority="0" w:semiHidden="0" w:name="envelope address"/>
+    <w:lsdException w:unhideWhenUsed="0" w:uiPriority="0" w:semiHidden="0" w:name="envelope return"/>
+    <w:lsdException w:unhideWhenUsed="0" w:uiPriority="0" w:semiHidden="0" w:name="footnote reference"/>
+    <w:lsdException w:unhideWhenUsed="0" w:uiPriority="0" w:semiHidden="0" w:name="annotation reference"/>
+    <w:lsdException w:unhideWhenUsed="0" w:uiPriority="0" w:semiHidden="0" w:name="line number"/>
+    <w:lsdException w:unhideWhenUsed="0" w:uiPriority="0" w:semiHidden="0" w:name="page number"/>
+    <w:lsdException w:unhideWhenUsed="0" w:uiPriority="0" w:semiHidden="0" w:name="endnote reference"/>
+    <w:lsdException w:unhideWhenUsed="0" w:uiPriority="0" w:semiHidden="0" w:name="endnote text"/>
+    <w:lsdException w:unhideWhenUsed="0" w:uiPriority="0" w:semiHidden="0" w:name="table of authorities"/>
+    <w:lsdException w:unhideWhenUsed="0" w:uiPriority="0" w:semiHidden="0" w:name="macro"/>
+    <w:lsdException w:unhideWhenUsed="0" w:uiPriority="0" w:semiHidden="0" w:name="toa heading"/>
+    <w:lsdException w:unhideWhenUsed="0" w:uiPriority="0" w:semiHidden="0" w:name="List"/>
+    <w:lsdException w:unhideWhenUsed="0" w:uiPriority="0" w:semiHidden="0" w:name="List Bullet"/>
+    <w:lsdException w:unhideWhenUsed="0" w:uiPriority="0" w:semiHidden="0" w:name="List Number"/>
+    <w:lsdException w:unhideWhenUsed="0" w:uiPriority="0" w:semiHidden="0" w:name="List 2"/>
+    <w:lsdException w:unhideWhenUsed="0" w:uiPriority="0" w:semiHidden="0" w:name="List 3"/>
+    <w:lsdException w:unhideWhenUsed="0" w:uiPriority="0" w:semiHidden="0" w:name="List 4"/>
+    <w:lsdException w:unhideWhenUsed="0" w:uiPriority="0" w:semiHidden="0" w:name="List 5"/>
+    <w:lsdException w:unhideWhenUsed="0" w:uiPriority="0" w:semiHidden="0" w:name="List Bullet 2"/>
+    <w:lsdException w:unhideWhenUsed="0" w:uiPriority="0" w:semiHidden="0" w:name="List Bullet 3"/>
+    <w:lsdException w:unhideWhenUsed="0" w:uiPriority="0" w:semiHidden="0" w:name="List Bullet 4"/>
+    <w:lsdException w:unhideWhenUsed="0" w:uiPriority="0" w:semiHidden="0" w:name="List Bullet 5"/>
+    <w:lsdException w:unhideWhenUsed="0" w:uiPriority="0" w:semiHidden="0" w:name="List Number 2"/>
+    <w:lsdException w:unhideWhenUsed="0" w:uiPriority="0" w:semiHidden="0" w:name="List Number 3"/>
+    <w:lsdException w:unhideWhenUsed="0" w:uiPriority="0" w:semiHidden="0" w:name="List Number 4"/>
+    <w:lsdException w:unhideWhenUsed="0" w:uiPriority="0" w:semiHidden="0" w:name="List Number 5"/>
+    <w:lsdException w:qFormat="1" w:unhideWhenUsed="0" w:uiPriority="0" w:semiHidden="0" w:name="Title"/>
+    <w:lsdException w:unhideWhenUsed="0" w:uiPriority="0" w:semiHidden="0" w:name="Closing"/>
+    <w:lsdException w:unhideWhenUsed="0" w:uiPriority="0" w:semiHidden="0" w:name="Signature"/>
+    <w:lsdException w:qFormat="1" w:uiPriority="1" w:name="Default Paragraph Font"/>
+    <w:lsdException w:qFormat="1" w:unhideWhenUsed="0" w:uiPriority="0" w:name="Body Text"/>
+    <w:lsdException w:unhideWhenUsed="0" w:uiPriority="0" w:semiHidden="0" w:name="Body Text Indent"/>
+    <w:lsdException w:unhideWhenUsed="0" w:uiPriority="0" w:semiHidden="0" w:name="List Continue"/>
+    <w:lsdException w:unhideWhenUsed="0" w:uiPriority="0" w:semiHidden="0" w:name="List Continue 2"/>
+    <w:lsdException w:unhideWhenUsed="0" w:uiPriority="0" w:semiHidden="0" w:name="List Continue 3"/>
+    <w:lsdException w:unhideWhenUsed="0" w:uiPriority="0" w:semiHidden="0" w:name="List Continue 4"/>
+    <w:lsdException w:unhideWhenUsed="0" w:uiPriority="0" w:semiHidden="0" w:name="List Continue 5"/>
+    <w:lsdException w:unhideWhenUsed="0" w:uiPriority="0" w:semiHidden="0" w:name="Message Header"/>
+    <w:lsdException w:qFormat="1" w:unhideWhenUsed="0" w:uiPriority="0" w:semiHidden="0" w:name="Subtitle"/>
+    <w:lsdException w:unhideWhenUsed="0" w:uiPriority="0" w:semiHidden="0" w:name="Salutation"/>
+    <w:lsdException w:unhideWhenUsed="0" w:uiPriority="0" w:semiHidden="0" w:name="Date"/>
+    <w:lsdException w:unhideWhenUsed="0" w:uiPriority="0" w:semiHidden="0" w:name="Body Text First Indent"/>
+    <w:lsdException w:unhideWhenUsed="0" w:uiPriority="0" w:semiHidden="0" w:name="Body Text First Indent 2"/>
+    <w:lsdException w:unhideWhenUsed="0" w:uiPriority="0" w:semiHidden="0" w:name="Note Heading"/>
+    <w:lsdException w:unhideWhenUsed="0" w:uiPriority="0" w:semiHidden="0" w:name="Body Text 2"/>
+    <w:lsdException w:unhideWhenUsed="0" w:uiPriority="0" w:semiHidden="0" w:name="Body Text 3"/>
+    <w:lsdException w:unhideWhenUsed="0" w:uiPriority="0" w:semiHidden="0" w:name="Body Text Indent 2"/>
+    <w:lsdException w:unhideWhenUsed="0" w:uiPriority="0" w:semiHidden="0" w:name="Body Text Indent 3"/>
+    <w:lsdException w:unhideWhenUsed="0" w:uiPriority="0" w:semiHidden="0" w:name="Block Text"/>
+    <w:lsdException w:unhideWhenUsed="0" w:uiPriority="0" w:semiHidden="0" w:name="Hyperlink"/>
+    <w:lsdException w:unhideWhenUsed="0" w:uiPriority="0" w:semiHidden="0" w:name="FollowedHyperlink"/>
+    <w:lsdException w:qFormat="1" w:unhideWhenUsed="0" w:uiPriority="0" w:semiHidden="0" w:name="Strong"/>
+    <w:lsdException w:qFormat="1" w:unhideWhenUsed="0" w:uiPriority="0" w:semiHidden="0" w:name="Emphasis"/>
+    <w:lsdException w:unhideWhenUsed="0" w:uiPriority="0" w:semiHidden="0" w:name="Document Map"/>
+    <w:lsdException w:unhideWhenUsed="0" w:uiPriority="0" w:semiHidden="0" w:name="Plain Text"/>
+    <w:lsdException w:unhideWhenUsed="0" w:uiPriority="0" w:semiHidden="0" w:name="E-mail Signature"/>
+    <w:lsdException w:qFormat="1" w:unhideWhenUsed="0" w:uiPriority="0" w:semiHidden="0" w:name="Normal (Web)"/>
+    <w:lsdException w:unhideWhenUsed="0" w:uiPriority="0" w:semiHidden="0" w:name="HTML Acronym"/>
+    <w:lsdException w:unhideWhenUsed="0" w:uiPriority="0" w:semiHidden="0" w:name="HTML Address"/>
+    <w:lsdException w:unhideWhenUsed="0" w:uiPriority="0" w:semiHidden="0" w:name="HTML Cite"/>
+    <w:lsdException w:unhideWhenUsed="0" w:uiPriority="0" w:semiHidden="0" w:name="HTML Code"/>
+    <w:lsdException w:unhideWhenUsed="0" w:uiPriority="0" w:semiHidden="0" w:name="HTML Definition"/>
+    <w:lsdException w:unhideWhenUsed="0" w:uiPriority="0" w:semiHidden="0" w:name="HTML Keyboard"/>
+    <w:lsdException w:unhideWhenUsed="0" w:uiPriority="0" w:semiHidden="0" w:name="HTML Preformatted"/>
+    <w:lsdException w:unhideWhenUsed="0" w:uiPriority="0" w:semiHidden="0" w:name="HTML Sample"/>
+    <w:lsdException w:unhideWhenUsed="0" w:uiPriority="0" w:semiHidden="0" w:name="HTML Typewriter"/>
+    <w:lsdException w:unhideWhenUsed="0" w:uiPriority="0" w:semiHidden="0" w:name="HTML Variable"/>
+    <w:lsdException w:qFormat="1" w:uiPriority="99" w:name="Normal Table"/>
+    <w:lsdException w:unhideWhenUsed="0" w:uiPriority="0" w:semiHidden="0" w:name="annotation subject"/>
+    <w:lsdException w:uiPriority="0" w:name="Table Simple 1"/>
+    <w:lsdException w:uiPriority="0" w:name="Table Simple 2"/>
+    <w:lsdException w:uiPriority="0" w:name="Table Simple 3"/>
+    <w:lsdException w:uiPriority="0" w:name="Table Classic 1"/>
+    <w:lsdException w:uiPriority="0" w:name="Table Classic 2"/>
+    <w:lsdException w:uiPriority="0" w:name="Table Classic 3"/>
+    <w:lsdException w:uiPriority="0" w:name="Table Classic 4"/>
+    <w:lsdException w:uiPriority="0" w:name="Table Colorful 1"/>
+    <w:lsdException w:uiPriority="0" w:name="Table Colorful 2"/>
+    <w:lsdException w:uiPriority="0" w:name="Table Colorful 3"/>
+    <w:lsdException w:uiPriority="0" w:name="Table Columns 1"/>
+    <w:lsdException w:uiPriority="0" w:name="Table Columns 2"/>
+    <w:lsdException w:uiPriority="0" w:name="Table Columns 3"/>
+    <w:lsdException w:uiPriority="0" w:name="Table Columns 4"/>
+    <w:lsdException w:uiPriority="0" w:name="Table Columns 5"/>
+    <w:lsdException w:uiPriority="0" w:name="Table Grid 1"/>
+    <w:lsdException w:uiPriority="0" w:name="Table Grid 2"/>
+    <w:lsdException w:uiPriority="0" w:name="Table Grid 3"/>
+    <w:lsdException w:uiPriority="0" w:name="Table Grid 4"/>
+    <w:lsdException w:uiPriority="0" w:name="Table Grid 5"/>
+    <w:lsdException w:uiPriority="0" w:name="Table Grid 6"/>
+    <w:lsdException w:uiPriority="0" w:name="Table Grid 7"/>
+    <w:lsdException w:uiPriority="0" w:name="Table Grid 8"/>
+    <w:lsdException w:uiPriority="0" w:name="Table List 1"/>
+    <w:lsdException w:uiPriority="0" w:name="Table List 2"/>
+    <w:lsdException w:uiPriority="0" w:name="Table List 3"/>
+    <w:lsdException w:uiPriority="0" w:name="Table List 4"/>
+    <w:lsdException w:uiPriority="0" w:name="Table List 5"/>
+    <w:lsdException w:uiPriority="0" w:name="Table List 6"/>
+    <w:lsdException w:uiPriority="0" w:name="Table List 7"/>
+    <w:lsdException w:uiPriority="0" w:name="Table List 8"/>
+    <w:lsdException w:uiPriority="0" w:name="Table 3D effects 1"/>
+    <w:lsdException w:uiPriority="0" w:name="Table 3D effects 2"/>
+    <w:lsdException w:uiPriority="0" w:name="Table 3D effects 3"/>
+    <w:lsdException w:uiPriority="0" w:name="Table Contemporary"/>
+    <w:lsdException w:uiPriority="0" w:name="Table Elegant"/>
+    <w:lsdException w:uiPriority="0" w:name="Table Professional"/>
+    <w:lsdException w:uiPriority="0" w:name="Table Subtle 1"/>
+    <w:lsdException w:uiPriority="0" w:name="Table Subtle 2"/>
+    <w:lsdException w:uiPriority="0" w:name="Table Web 1"/>
+    <w:lsdException w:uiPriority="0" w:name="Table Web 2"/>
+    <w:lsdException w:uiPriority="0" w:name="Table Web 3"/>
+    <w:lsdException w:unhideWhenUsed="0" w:uiPriority="0" w:semiHidden="0" w:name="Balloon Text"/>
+    <w:lsdException w:qFormat="1" w:unhideWhenUsed="0" w:uiPriority="0" w:semiHidden="0" w:name="Table Grid"/>
+    <w:lsdException w:uiPriority="0" w:name="Table Theme"/>
+    <w:lsdException w:unhideWhenUsed="0" w:uiPriority="60" w:semiHidden="0" w:name="Light Shading"/>
+    <w:lsdException w:unhideWhenUsed="0" w:uiPriority="61" w:semiHidden="0" w:name="Light List"/>
+    <w:lsdException w:unhideWhenUsed="0" w:uiPriority="62" w:semiHidden="0" w:name="Light Grid"/>
+    <w:lsdException w:unhideWhenUsed="0" w:uiPriority="63" w:semiHidden="0" w:name="Medium Shading 1"/>
+    <w:lsdException w:unhideWhenUsed="0" w:uiPriority="64" w:semiHidden="0" w:name="Medium Shading 2"/>
+    <w:lsdException w:unhideWhenUsed="0" w:uiPriority="65" w:semiHidden="0" w:name="Medium List 1"/>
+    <w:lsdException w:unhideWhenUsed="0" w:uiPriority="66" w:semiHidden="0" w:name="Medium List 2"/>
+    <w:lsdException w:unhideWhenUsed="0" w:uiPriority="67" w:semiHidden="0" w:name="Medium Grid 1"/>
+    <w:lsdException w:unhideWhenUsed="0" w:uiPriority="68" w:semiHidden="0" w:name="Medium Grid 2"/>
+    <w:lsdException w:unhideWhenUsed="0" w:uiPriority="69" w:semiHidden="0" w:name="Medium Grid 3"/>
+    <w:lsdException w:unhideWhenUsed="0" w:uiPriority="70" w:semiHidden="0" w:name="Dark List"/>
+    <w:lsdException w:unhideWhenUsed="0" w:uiPriority="71" w:semiHidden="0" w:name="Colorful Shading"/>
+    <w:lsdException w:unhideWhenUsed="0" w:uiPriority="72" w:semiHidden="0" w:name="Colorful List"/>
+    <w:lsdException w:unhideWhenUsed="0" w:uiPriority="73" w:semiHidden="0" w:name="Colorful Grid"/>
+    <w:lsdException w:unhideWhenUsed="0" w:uiPriority="60" w:semiHidden="0" w:name="Light Shading Accent 1"/>
+    <w:lsdException w:unhideWhenUsed="0" w:uiPriority="61" w:semiHidden="0" w:name="Light List Accent 1"/>
+    <w:lsdException w:unhideWhenUsed="0" w:uiPriority="62" w:semiHidden="0" w:name="Light Grid Accent 1"/>
+    <w:lsdException w:unhideWhenUsed="0" w:uiPriority="63" w:semiHidden="0" w:name="Medium Shading 1 Accent 1"/>
+    <w:lsdException w:unhideWhenUsed="0" w:uiPriority="64" w:semiHidden="0" w:name="Medium Shading 2 Accent 1"/>
+    <w:lsdException w:unhideWhenUsed="0" w:uiPriority="65" w:semiHidden="0" w:name="Medium List 1 Accent 1"/>
+    <w:lsdException w:unhideWhenUsed="0" w:uiPriority="66" w:semiHidden="0" w:name="Medium List 2 Accent 1"/>
+    <w:lsdException w:unhideWhenUsed="0" w:uiPriority="67" w:semiHidden="0" w:name="Medium Grid 1 Accent 1"/>
+    <w:lsdException w:unhideWhenUsed="0" w:uiPriority="68" w:semiHidden="0" w:name="Medium Grid 2 Accent 1"/>
+    <w:lsdException w:unhideWhenUsed="0" w:uiPriority="69" w:semiHidden="0" w:name="Medium Grid 3 Accent 1"/>
+    <w:lsdException w:unhideWhenUsed="0" w:uiPriority="70" w:semiHidden="0" w:name="Dark List Accent 1"/>
+    <w:lsdException w:unhideWhenUsed="0" w:uiPriority="71" w:semiHidden="0" w:name="Colorful Shading Accent 1"/>
+    <w:lsdException w:unhideWhenUsed="0" w:uiPriority="72" w:semiHidden="0" w:name="Colorful List Accent 1"/>
+    <w:lsdException w:unhideWhenUsed="0" w:uiPriority="73" w:semiHidden="0" w:name="Colorful Grid Accent 1"/>
+    <w:lsdException w:unhideWhenUsed="0" w:uiPriority="60" w:semiHidden="0" w:name="Light Shading Accent 2"/>
+    <w:lsdException w:unhideWhenUsed="0" w:uiPriority="61" w:semiHidden="0" w:name="Light List Accent 2"/>
+    <w:lsdException w:unhideWhenUsed="0" w:uiPriority="62" w:semiHidden="0" w:name="Light Grid Accent 2"/>
+    <w:lsdException w:unhideWhenUsed="0" w:uiPriority="63" w:semiHidden="0" w:name="Medium Shading 1 Accent 2"/>
+    <w:lsdException w:unhideWhenUsed="0" w:uiPriority="64" w:semiHidden="0" w:name="Medium Shading 2 Accent 2"/>
+    <w:lsdException w:unhideWhenUsed="0" w:uiPriority="65" w:semiHidden="0" w:name="Medium List 1 Accent 2"/>
+    <w:lsdException w:unhideWhenUsed="0" w:uiPriority="66" w:semiHidden="0" w:name="Medium List 2 Accent 2"/>
+    <w:lsdException w:unhideWhenUsed="0" w:uiPriority="67" w:semiHidden="0" w:name="Medium Grid 1 Accent 2"/>
+    <w:lsdException w:unhideWhenUsed="0" w:uiPriority="68" w:semiHidden="0" w:name="Medium Grid 2 Accent 2"/>
+    <w:lsdException w:unhideWhenUsed="0" w:uiPriority="69" w:semiHidden="0" w:name="Medium Grid 3 Accent 2"/>
+    <w:lsdException w:unhideWhenUsed="0" w:uiPriority="70" w:semiHidden="0" w:name="Dark List Accent 2"/>
+    <w:lsdException w:unhideWhenUsed="0" w:uiPriority="71" w:semiHidden="0" w:name="Colorful Shading Accent 2"/>
+    <w:lsdException w:unhideWhenUsed="0" w:uiPriority="72" w:semiHidden="0" w:name="Colorful List Accent 2"/>
+    <w:lsdException w:unhideWhenUsed="0" w:uiPriority="73" w:semiHidden="0" w:name="Colorful Grid Accent 2"/>
+    <w:lsdException w:unhideWhenUsed="0" w:uiPriority="60" w:semiHidden="0" w:name="Light Shading Accent 3"/>
+    <w:lsdException w:unhideWhenUsed="0" w:uiPriority="61" w:semiHidden="0" w:name="Light List Accent 3"/>
+    <w:lsdException w:unhideWhenUsed="0" w:uiPriority="62" w:semiHidden="0" w:name="Light Grid Accent 3"/>
+    <w:lsdException w:unhideWhenUsed="0" w:uiPriority="63" w:semiHidden="0" w:name="Medium Shading 1 Accent 3"/>
+    <w:lsdException w:unhideWhenUsed="0" w:uiPriority="64" w:semiHidden="0" w:name="Medium Shading 2 Accent 3"/>
+    <w:lsdException w:unhideWhenUsed="0" w:uiPriority="65" w:semiHidden="0" w:name="Medium List 1 Accent 3"/>
+    <w:lsdException w:unhideWhenUsed="0" w:uiPriority="66" w:semiHidden="0" w:name="Medium List 2 Accent 3"/>
+    <w:lsdException w:unhideWhenUsed="0" w:uiPriority="67" w:semiHidden="0" w:name="Medium Grid 1 Accent 3"/>
+    <w:lsdException w:unhideWhenUsed="0" w:uiPriority="68" w:semiHidden="0" w:name="Medium Grid 2 Accent 3"/>
+    <w:lsdException w:unhideWhenUsed="0" w:uiPriority="69" w:semiHidden="0" w:name="Medium Grid 3 Accent 3"/>
+    <w:lsdException w:unhideWhenUsed="0" w:uiPriority="70" w:semiHidden="0" w:name="Dark List Accent 3"/>
+    <w:lsdException w:unhideWhenUsed="0" w:uiPriority="71" w:semiHidden="0" w:name="Colorful Shading Accent 3"/>
+    <w:lsdException w:unhideWhenUsed="0" w:uiPriority="72" w:semiHidden="0" w:name="Colorful List Accent 3"/>
+    <w:lsdException w:unhideWhenUsed="0" w:uiPriority="73" w:semiHidden="0" w:name="Colorful Grid Accent 3"/>
+    <w:lsdException w:unhideWhenUsed="0" w:uiPriority="60" w:semiHidden="0" w:name="Light Shading Accent 4"/>
+    <w:lsdException w:unhideWhenUsed="0" w:uiPriority="61" w:semiHidden="0" w:name="Light List Accent 4"/>
+    <w:lsdException w:unhideWhenUsed="0" w:uiPriority="62" w:semiHidden="0" w:name="Light Grid Accent 4"/>
+    <w:lsdException w:unhideWhenUsed="0" w:uiPriority="63" w:semiHidden="0" w:name="Medium Shading 1 Accent 4"/>
+    <w:lsdException w:unhideWhenUsed="0" w:uiPriority="64" w:semiHidden="0" w:name="Medium Shading 2 Accent 4"/>
+    <w:lsdException w:unhideWhenUsed="0" w:uiPriority="65" w:semiHidden="0" w:name="Medium List 1 Accent 4"/>
+    <w:lsdException w:unhideWhenUsed="0" w:uiPriority="66" w:semiHidden="0" w:name="Medium List 2 Accent 4"/>
+    <w:lsdException w:unhideWhenUsed="0" w:uiPriority="67" w:semiHidden="0" w:name="Medium Grid 1 Accent 4"/>
+    <w:lsdException w:unhideWhenUsed="0" w:uiPriority="68" w:semiHidden="0" w:name="Medium Grid 2 Accent 4"/>
+    <w:lsdException w:unhideWhenUsed="0" w:uiPriority="69" w:semiHidden="0" w:name="Medium Grid 3 Accent 4"/>
+    <w:lsdException w:unhideWhenUsed="0" w:uiPriority="70" w:semiHidden="0" w:name="Dark List Accent 4"/>
+    <w:lsdException w:unhideWhenUsed="0" w:uiPriority="71" w:semiHidden="0" w:name="Colorful Shading Accent 4"/>
+    <w:lsdException w:unhideWhenUsed="0" w:uiPriority="72" w:semiHidden="0" w:name="Colorful List Accent 4"/>
+    <w:lsdException w:unhideWhenUsed="0" w:uiPriority="73" w:semiHidden="0" w:name="Colorful Grid Accent 4"/>
+    <w:lsdException w:unhideWhenUsed="0" w:uiPriority="60" w:semiHidden="0" w:name="Light Shading Accent 5"/>
+    <w:lsdException w:unhideWhenUsed="0" w:uiPriority="61" w:semiHidden="0" w:name="Light List Accent 5"/>
+    <w:lsdException w:unhideWhenUsed="0" w:uiPriority="62" w:semiHidden="0" w:name="Light Grid Accent 5"/>
+    <w:lsdException w:unhideWhenUsed="0" w:uiPriority="63" w:semiHidden="0" w:name="Medium Shading 1 Accent 5"/>
+    <w:lsdException w:unhideWhenUsed="0" w:uiPriority="64" w:semiHidden="0" w:name="Medium Shading 2 Accent 5"/>
+    <w:lsdException w:unhideWhenUsed="0" w:uiPriority="65" w:semiHidden="0" w:name="Medium List 1 Accent 5"/>
+    <w:lsdException w:unhideWhenUsed="0" w:uiPriority="66" w:semiHidden="0" w:name="Medium List 2 Accent 5"/>
+    <w:lsdException w:unhideWhenUsed="0" w:uiPriority="67" w:semiHidden="0" w:name="Medium Grid 1 Accent 5"/>
+    <w:lsdException w:unhideWhenUsed="0" w:uiPriority="68" w:semiHidden="0" w:name="Medium Grid 2 Accent 5"/>
+    <w:lsdException w:unhideWhenUsed="0" w:uiPriority="69" w:semiHidden="0" w:name="Medium Grid 3 Accent 5"/>
+    <w:lsdException w:unhideWhenUsed="0" w:uiPriority="70" w:semiHidden="0" w:name="Dark List Accent 5"/>
+    <w:lsdException w:unhideWhenUsed="0" w:uiPriority="71" w:semiHidden="0" w:name="Colorful Shading Accent 5"/>
+    <w:lsdException w:unhideWhenUsed="0" w:uiPriority="72" w:semiHidden="0" w:name="Colorful List Accent 5"/>
+    <w:lsdException w:unhideWhenUsed="0" w:uiPriority="73" w:semiHidden="0" w:name="Colorful Grid Accent 5"/>
+    <w:lsdException w:unhideWhenUsed="0" w:uiPriority="60" w:semiHidden="0" w:name="Light Shading Accent 6"/>
+    <w:lsdException w:unhideWhenUsed="0" w:uiPriority="61" w:semiHidden="0" w:name="Light List Accent 6"/>
+    <w:lsdException w:unhideWhenUsed="0" w:uiPriority="62" w:semiHidden="0" w:name="Light Grid Accent 6"/>
+    <w:lsdException w:unhideWhenUsed="0" w:uiPriority="63" w:semiHidden="0" w:name="Medium Shading 1 Accent 6"/>
+    <w:lsdException w:unhideWhenUsed="0" w:uiPriority="64" w:semiHidden="0" w:name="Medium Shading 2 Accent 6"/>
+    <w:lsdException w:unhideWhenUsed="0" w:uiPriority="65" w:semiHidden="0" w:name="Medium List 1 Accent 6"/>
+    <w:lsdException w:unhideWhenUsed="0" w:uiPriority="66" w:semiHidden="0" w:name="Medium List 2 Accent 6"/>
+    <w:lsdException w:unhideWhenUsed="0" w:uiPriority="67" w:semiHidden="0" w:name="Medium Grid 1 Accent 6"/>
+    <w:lsdException w:unhideWhenUsed="0" w:uiPriority="68" w:semiHidden="0" w:name="Medium Grid 2 Accent 6"/>
+    <w:lsdException w:unhideWhenUsed="0" w:uiPriority="69" w:semiHidden="0" w:name="Medium Grid 3 Accent 6"/>
+    <w:lsdException w:unhideWhenUsed="0" w:uiPriority="70" w:semiHidden="0" w:name="Dark List Accent 6"/>
+    <w:lsdException w:unhideWhenUsed="0" w:uiPriority="71" w:semiHidden="0" w:name="Colorful Shading Accent 6"/>
+    <w:lsdException w:unhideWhenUsed="0" w:uiPriority="72" w:semiHidden="0" w:name="Colorful List Accent 6"/>
+    <w:lsdException w:unhideWhenUsed="0" w:uiPriority="73" w:semiHidden="0" w:name="Colorful Grid Accent 6"/>
   </w:latentStyles>
-  <w:style w:type="paragraph" w:default="1" w:styleId="Normal">
+  <w:style w:type="paragraph" w:default="1" w:styleId="1">
     <w:name w:val="Normal"/>
     <w:qFormat/>
+    <w:uiPriority w:val="0"/>
     <w:pPr>
       <w:kinsoku w:val="0"/>
       <w:autoSpaceDE w:val="0"/>
@@ -4287,23 +4821,25 @@
       <w:textAlignment w:val="baseline"/>
     </w:pPr>
     <w:rPr>
-      <w:rFonts w:ascii="Arial" w:hAnsi="Arial" w:cs="Arial"/>
+      <w:rFonts w:ascii="Arial" w:hAnsi="Arial" w:eastAsia="宋体" w:cs="Arial"/>
       <w:snapToGrid w:val="0"/>
       <w:color w:val="000000"/>
       <w:sz w:val="21"/>
       <w:szCs w:val="21"/>
-      <w:lang w:eastAsia="en-US"/>
+      <w:lang w:val="en-US" w:eastAsia="en-US" w:bidi="ar-SA"/>
     </w:rPr>
   </w:style>
-  <w:style w:type="paragraph" w:styleId="Heading1">
+  <w:style w:type="paragraph" w:styleId="2">
     <w:name w:val="heading 1"/>
-    <w:basedOn w:val="Normal"/>
-    <w:next w:val="Normal"/>
+    <w:basedOn w:val="1"/>
+    <w:next w:val="1"/>
     <w:qFormat/>
+    <w:uiPriority w:val="0"/>
     <w:pPr>
       <w:keepNext/>
       <w:keepLines/>
       <w:numPr>
+        <w:ilvl w:val="0"/>
         <w:numId w:val="1"/>
       </w:numPr>
       <w:spacing w:before="340" w:after="330" w:line="576" w:lineRule="auto"/>
@@ -4315,12 +4851,13 @@
       <w:sz w:val="44"/>
     </w:rPr>
   </w:style>
-  <w:style w:type="paragraph" w:styleId="Heading2">
+  <w:style w:type="paragraph" w:styleId="3">
     <w:name w:val="heading 2"/>
-    <w:basedOn w:val="Normal"/>
-    <w:next w:val="Normal"/>
+    <w:basedOn w:val="1"/>
+    <w:next w:val="1"/>
     <w:unhideWhenUsed/>
     <w:qFormat/>
+    <w:uiPriority w:val="0"/>
     <w:pPr>
       <w:keepNext/>
       <w:keepLines/>
@@ -4337,13 +4874,14 @@
       <w:sz w:val="32"/>
     </w:rPr>
   </w:style>
-  <w:style w:type="paragraph" w:styleId="Heading3">
+  <w:style w:type="paragraph" w:styleId="4">
     <w:name w:val="heading 3"/>
-    <w:basedOn w:val="Normal"/>
-    <w:next w:val="Normal"/>
+    <w:basedOn w:val="1"/>
+    <w:next w:val="1"/>
     <w:semiHidden/>
     <w:unhideWhenUsed/>
     <w:qFormat/>
+    <w:uiPriority w:val="0"/>
     <w:pPr>
       <w:keepNext/>
       <w:keepLines/>
@@ -4359,12 +4897,13 @@
       <w:sz w:val="32"/>
     </w:rPr>
   </w:style>
-  <w:style w:type="paragraph" w:styleId="Heading4">
+  <w:style w:type="paragraph" w:styleId="5">
     <w:name w:val="heading 4"/>
-    <w:basedOn w:val="Normal"/>
-    <w:next w:val="Normal"/>
+    <w:basedOn w:val="1"/>
+    <w:next w:val="1"/>
     <w:unhideWhenUsed/>
     <w:qFormat/>
+    <w:uiPriority w:val="0"/>
     <w:pPr>
       <w:keepNext/>
       <w:keepLines/>
@@ -4381,13 +4920,14 @@
       <w:sz w:val="28"/>
     </w:rPr>
   </w:style>
-  <w:style w:type="paragraph" w:styleId="Heading5">
+  <w:style w:type="paragraph" w:styleId="6">
     <w:name w:val="heading 5"/>
-    <w:basedOn w:val="Normal"/>
-    <w:next w:val="Normal"/>
+    <w:basedOn w:val="1"/>
+    <w:next w:val="1"/>
     <w:semiHidden/>
     <w:unhideWhenUsed/>
     <w:qFormat/>
+    <w:uiPriority w:val="0"/>
     <w:pPr>
       <w:keepNext/>
       <w:keepLines/>
@@ -4403,13 +4943,14 @@
       <w:sz w:val="28"/>
     </w:rPr>
   </w:style>
-  <w:style w:type="paragraph" w:styleId="Heading6">
+  <w:style w:type="paragraph" w:styleId="7">
     <w:name w:val="heading 6"/>
-    <w:basedOn w:val="Normal"/>
-    <w:next w:val="Normal"/>
+    <w:basedOn w:val="1"/>
+    <w:next w:val="1"/>
     <w:semiHidden/>
     <w:unhideWhenUsed/>
     <w:qFormat/>
+    <w:uiPriority w:val="0"/>
     <w:pPr>
       <w:keepNext/>
       <w:keepLines/>
@@ -4426,13 +4967,14 @@
       <w:sz w:val="24"/>
     </w:rPr>
   </w:style>
-  <w:style w:type="paragraph" w:styleId="Heading7">
+  <w:style w:type="paragraph" w:styleId="8">
     <w:name w:val="heading 7"/>
-    <w:basedOn w:val="Normal"/>
-    <w:next w:val="Normal"/>
+    <w:basedOn w:val="1"/>
+    <w:next w:val="1"/>
     <w:semiHidden/>
     <w:unhideWhenUsed/>
     <w:qFormat/>
+    <w:uiPriority w:val="0"/>
     <w:pPr>
       <w:keepNext/>
       <w:keepLines/>
@@ -4448,13 +4990,14 @@
       <w:sz w:val="24"/>
     </w:rPr>
   </w:style>
-  <w:style w:type="paragraph" w:styleId="Heading8">
+  <w:style w:type="paragraph" w:styleId="9">
     <w:name w:val="heading 8"/>
-    <w:basedOn w:val="Normal"/>
-    <w:next w:val="Normal"/>
+    <w:basedOn w:val="1"/>
+    <w:next w:val="1"/>
     <w:semiHidden/>
     <w:unhideWhenUsed/>
     <w:qFormat/>
+    <w:uiPriority w:val="0"/>
     <w:pPr>
       <w:keepNext/>
       <w:keepLines/>
@@ -4470,13 +5013,14 @@
       <w:sz w:val="24"/>
     </w:rPr>
   </w:style>
-  <w:style w:type="paragraph" w:styleId="Heading9">
+  <w:style w:type="paragraph" w:styleId="10">
     <w:name w:val="heading 9"/>
-    <w:basedOn w:val="Normal"/>
-    <w:next w:val="Normal"/>
+    <w:basedOn w:val="1"/>
+    <w:next w:val="1"/>
     <w:semiHidden/>
     <w:unhideWhenUsed/>
     <w:qFormat/>
+    <w:uiPriority w:val="0"/>
     <w:pPr>
       <w:keepNext/>
       <w:keepLines/>
@@ -4491,19 +5035,20 @@
       <w:rFonts w:eastAsia="黑体"/>
     </w:rPr>
   </w:style>
-  <w:style w:type="character" w:default="1" w:styleId="DefaultParagraphFont">
+  <w:style w:type="character" w:default="1" w:styleId="22">
     <w:name w:val="Default Paragraph Font"/>
-    <w:uiPriority w:val="1"/>
     <w:semiHidden/>
     <w:unhideWhenUsed/>
+    <w:qFormat/>
+    <w:uiPriority w:val="1"/>
   </w:style>
-  <w:style w:type="table" w:default="1" w:styleId="TableNormal">
+  <w:style w:type="table" w:default="1" w:styleId="20">
     <w:name w:val="Normal Table"/>
-    <w:uiPriority w:val="99"/>
     <w:semiHidden/>
     <w:unhideWhenUsed/>
+    <w:qFormat/>
+    <w:uiPriority w:val="99"/>
     <w:tblPr>
-      <w:tblInd w:w="0" w:type="dxa"/>
       <w:tblCellMar>
         <w:top w:w="0" w:type="dxa"/>
         <w:left w:w="108" w:type="dxa"/>
@@ -4512,39 +5057,37 @@
       </w:tblCellMar>
     </w:tblPr>
   </w:style>
-  <w:style w:type="numbering" w:default="1" w:styleId="NoList">
-    <w:name w:val="No List"/>
-    <w:uiPriority w:val="99"/>
-    <w:semiHidden/>
-    <w:unhideWhenUsed/>
+  <w:style w:type="paragraph" w:styleId="11">
+    <w:name w:val="annotation text"/>
+    <w:basedOn w:val="1"/>
+    <w:qFormat/>
+    <w:uiPriority w:val="0"/>
   </w:style>
-  <w:style w:type="paragraph" w:styleId="CommentText">
-    <w:name w:val="annotation text"/>
-    <w:basedOn w:val="Normal"/>
-    <w:qFormat/>
-  </w:style>
-  <w:style w:type="paragraph" w:styleId="BodyText">
+  <w:style w:type="paragraph" w:styleId="12">
     <w:name w:val="Body Text"/>
-    <w:basedOn w:val="Normal"/>
+    <w:basedOn w:val="1"/>
     <w:semiHidden/>
     <w:qFormat/>
+    <w:uiPriority w:val="0"/>
     <w:rPr>
       <w:rFonts w:eastAsia="Arial"/>
     </w:rPr>
   </w:style>
-  <w:style w:type="paragraph" w:styleId="TOC3">
+  <w:style w:type="paragraph" w:styleId="13">
     <w:name w:val="toc 3"/>
-    <w:basedOn w:val="Normal"/>
-    <w:next w:val="Normal"/>
+    <w:basedOn w:val="1"/>
+    <w:next w:val="1"/>
     <w:qFormat/>
+    <w:uiPriority w:val="0"/>
     <w:pPr>
       <w:ind w:left="840" w:leftChars="400"/>
     </w:pPr>
   </w:style>
-  <w:style w:type="paragraph" w:styleId="Footer">
+  <w:style w:type="paragraph" w:styleId="14">
     <w:name w:val="footer"/>
-    <w:basedOn w:val="Normal"/>
+    <w:basedOn w:val="1"/>
     <w:qFormat/>
+    <w:uiPriority w:val="0"/>
     <w:pPr>
       <w:tabs>
         <w:tab w:val="center" w:pos="4153"/>
@@ -4555,16 +5098,17 @@
       <w:sz w:val="18"/>
     </w:rPr>
   </w:style>
-  <w:style w:type="paragraph" w:styleId="Header">
+  <w:style w:type="paragraph" w:styleId="15">
     <w:name w:val="header"/>
-    <w:basedOn w:val="Normal"/>
+    <w:basedOn w:val="1"/>
     <w:qFormat/>
+    <w:uiPriority w:val="0"/>
     <w:pPr>
       <w:pBdr>
-        <w:top w:val="nil"/>
-        <w:left w:val="nil"/>
-        <w:bottom w:val="nil"/>
-        <w:right w:val="nil"/>
+        <w:top w:val="none" w:color="auto" w:sz="0" w:space="0"/>
+        <w:left w:val="none" w:color="auto" w:sz="0" w:space="0"/>
+        <w:bottom w:val="none" w:color="auto" w:sz="0" w:space="0"/>
+        <w:right w:val="none" w:color="auto" w:sz="0" w:space="0"/>
       </w:pBdr>
       <w:tabs>
         <w:tab w:val="center" w:pos="4153"/>
@@ -4577,37 +5121,41 @@
       <w:sz w:val="18"/>
     </w:rPr>
   </w:style>
-  <w:style w:type="paragraph" w:styleId="TOC1">
+  <w:style w:type="paragraph" w:styleId="16">
     <w:name w:val="toc 1"/>
-    <w:basedOn w:val="Normal"/>
-    <w:next w:val="Normal"/>
+    <w:basedOn w:val="1"/>
+    <w:next w:val="1"/>
     <w:qFormat/>
+    <w:uiPriority w:val="0"/>
     <w:rPr>
       <w:rFonts w:eastAsia="Microsoft JhengHei"/>
       <w:sz w:val="24"/>
     </w:rPr>
   </w:style>
-  <w:style w:type="paragraph" w:styleId="TOC2">
+  <w:style w:type="paragraph" w:styleId="17">
     <w:name w:val="toc 2"/>
-    <w:basedOn w:val="Normal"/>
-    <w:next w:val="Normal"/>
+    <w:basedOn w:val="1"/>
+    <w:next w:val="1"/>
     <w:qFormat/>
+    <w:uiPriority w:val="0"/>
     <w:pPr>
       <w:ind w:left="420" w:leftChars="200"/>
     </w:pPr>
   </w:style>
-  <w:style w:type="paragraph" w:styleId="NormalWeb">
+  <w:style w:type="paragraph" w:styleId="18">
     <w:name w:val="Normal (Web)"/>
-    <w:basedOn w:val="Normal"/>
+    <w:basedOn w:val="1"/>
     <w:qFormat/>
+    <w:uiPriority w:val="0"/>
     <w:rPr>
       <w:sz w:val="24"/>
     </w:rPr>
   </w:style>
-  <w:style w:type="paragraph" w:styleId="Title">
+  <w:style w:type="paragraph" w:styleId="19">
     <w:name w:val="Title"/>
-    <w:basedOn w:val="Normal"/>
+    <w:basedOn w:val="1"/>
     <w:qFormat/>
+    <w:uiPriority w:val="0"/>
     <w:pPr>
       <w:spacing w:before="240" w:after="60"/>
       <w:jc w:val="center"/>
@@ -4618,68 +5166,73 @@
       <w:sz w:val="32"/>
     </w:rPr>
   </w:style>
-  <w:style w:type="table" w:styleId="TableGrid">
+  <w:style w:type="table" w:styleId="21">
     <w:name w:val="Table Grid"/>
-    <w:basedOn w:val="TableNormal"/>
+    <w:basedOn w:val="20"/>
     <w:qFormat/>
+    <w:uiPriority w:val="0"/>
     <w:pPr>
       <w:widowControl w:val="0"/>
       <w:jc w:val="both"/>
     </w:pPr>
     <w:tblPr>
       <w:tblBorders>
-        <w:top w:val="single" w:sz="4" w:space="0" w:color="auto"/>
-        <w:left w:val="single" w:sz="4" w:space="0" w:color="auto"/>
-        <w:bottom w:val="single" w:sz="4" w:space="0" w:color="auto"/>
-        <w:right w:val="single" w:sz="4" w:space="0" w:color="auto"/>
-        <w:insideH w:val="single" w:sz="4" w:space="0" w:color="auto"/>
-        <w:insideV w:val="single" w:sz="4" w:space="0" w:color="auto"/>
+        <w:top w:val="single" w:color="auto" w:sz="4" w:space="0"/>
+        <w:left w:val="single" w:color="auto" w:sz="4" w:space="0"/>
+        <w:bottom w:val="single" w:color="auto" w:sz="4" w:space="0"/>
+        <w:right w:val="single" w:color="auto" w:sz="4" w:space="0"/>
+        <w:insideH w:val="single" w:color="auto" w:sz="4" w:space="0"/>
+        <w:insideV w:val="single" w:color="auto" w:sz="4" w:space="0"/>
       </w:tblBorders>
     </w:tblPr>
   </w:style>
-  <w:style w:type="character" w:styleId="Strong">
+  <w:style w:type="character" w:styleId="23">
     <w:name w:val="Strong"/>
-    <w:basedOn w:val="DefaultParagraphFont"/>
+    <w:basedOn w:val="22"/>
     <w:qFormat/>
+    <w:uiPriority w:val="0"/>
     <w:rPr>
       <w:b/>
     </w:rPr>
   </w:style>
-  <w:style w:type="paragraph" w:customStyle="1" w:styleId="a">
+  <w:style w:type="paragraph" w:customStyle="1" w:styleId="24">
     <w:name w:val="柴_公司名"/>
-    <w:basedOn w:val="Title"/>
+    <w:basedOn w:val="19"/>
     <w:qFormat/>
+    <w:uiPriority w:val="0"/>
     <w:pPr>
       <w:spacing w:after="600" w:afterLines="600"/>
     </w:pPr>
     <w:rPr>
-      <w:rFonts w:ascii="宋体" w:hAnsi="宋体" w:cs="宋体" w:hint="eastAsia"/>
+      <w:rFonts w:hint="eastAsia" w:ascii="宋体" w:hAnsi="宋体" w:cs="宋体"/>
       <w:bCs/>
       <w:spacing w:val="-6"/>
       <w:sz w:val="52"/>
       <w:szCs w:val="52"/>
     </w:rPr>
   </w:style>
-  <w:style w:type="paragraph" w:customStyle="1" w:styleId="a0">
+  <w:style w:type="paragraph" w:customStyle="1" w:styleId="25">
     <w:name w:val="柴_文档名"/>
-    <w:basedOn w:val="Title"/>
+    <w:basedOn w:val="19"/>
     <w:qFormat/>
+    <w:uiPriority w:val="0"/>
     <w:pPr>
       <w:spacing w:after="900" w:afterLines="900"/>
     </w:pPr>
     <w:rPr>
-      <w:rFonts w:ascii="黑体" w:eastAsia="黑体" w:hAnsi="黑体" w:cs="黑体"/>
+      <w:rFonts w:ascii="黑体" w:hAnsi="黑体" w:eastAsia="黑体" w:cs="黑体"/>
       <w:bCs/>
       <w:spacing w:val="-7"/>
       <w:sz w:val="52"/>
       <w:szCs w:val="52"/>
     </w:rPr>
   </w:style>
-  <w:style w:type="table" w:customStyle="1" w:styleId="TableNormal0">
+  <w:style w:type="table" w:customStyle="1" w:styleId="26">
     <w:name w:val="Table Normal_0"/>
     <w:semiHidden/>
     <w:unhideWhenUsed/>
     <w:qFormat/>
+    <w:uiPriority w:val="0"/>
     <w:tblPr>
       <w:tblCellMar>
         <w:top w:w="0" w:type="dxa"/>
@@ -4689,21 +5242,23 @@
       </w:tblCellMar>
     </w:tblPr>
   </w:style>
-  <w:style w:type="paragraph" w:customStyle="1" w:styleId="TableText">
+  <w:style w:type="paragraph" w:customStyle="1" w:styleId="27">
     <w:name w:val="Table Text"/>
-    <w:basedOn w:val="Normal"/>
+    <w:basedOn w:val="1"/>
     <w:semiHidden/>
     <w:qFormat/>
+    <w:uiPriority w:val="0"/>
     <w:rPr>
       <w:rFonts w:ascii="宋体" w:hAnsi="宋体" w:cs="宋体"/>
     </w:rPr>
   </w:style>
-  <w:style w:type="paragraph" w:customStyle="1" w:styleId="1">
+  <w:style w:type="paragraph" w:customStyle="1" w:styleId="28">
     <w:name w:val="柴_标题1"/>
-    <w:basedOn w:val="Heading1"/>
-    <w:next w:val="a1"/>
-    <w:link w:val="1Char"/>
+    <w:basedOn w:val="2"/>
+    <w:next w:val="29"/>
+    <w:link w:val="38"/>
     <w:qFormat/>
+    <w:uiPriority w:val="0"/>
     <w:pPr>
       <w:spacing w:before="100" w:after="90" w:line="360" w:lineRule="auto"/>
     </w:pPr>
@@ -4711,11 +5266,12 @@
       <w:sz w:val="32"/>
     </w:rPr>
   </w:style>
-  <w:style w:type="paragraph" w:customStyle="1" w:styleId="a1">
+  <w:style w:type="paragraph" w:customStyle="1" w:styleId="29">
     <w:name w:val="柴_正文"/>
-    <w:basedOn w:val="BodyText"/>
-    <w:link w:val="Char"/>
+    <w:basedOn w:val="12"/>
+    <w:link w:val="41"/>
     <w:qFormat/>
+    <w:uiPriority w:val="0"/>
     <w:pPr>
       <w:ind w:firstLine="470" w:firstLineChars="200"/>
     </w:pPr>
@@ -4725,11 +5281,12 @@
       <w:lang w:eastAsia="zh-CN"/>
     </w:rPr>
   </w:style>
-  <w:style w:type="paragraph" w:customStyle="1" w:styleId="2">
+  <w:style w:type="paragraph" w:customStyle="1" w:styleId="30">
     <w:name w:val="柴_标题2"/>
-    <w:basedOn w:val="Heading2"/>
-    <w:next w:val="a1"/>
+    <w:basedOn w:val="3"/>
+    <w:next w:val="29"/>
     <w:qFormat/>
+    <w:uiPriority w:val="0"/>
     <w:pPr>
       <w:spacing w:line="360" w:lineRule="auto"/>
     </w:pPr>
@@ -4738,11 +5295,12 @@
       <w:sz w:val="28"/>
     </w:rPr>
   </w:style>
-  <w:style w:type="paragraph" w:customStyle="1" w:styleId="3">
+  <w:style w:type="paragraph" w:customStyle="1" w:styleId="31">
     <w:name w:val="柴_标题3"/>
-    <w:basedOn w:val="Heading3"/>
-    <w:next w:val="a1"/>
+    <w:basedOn w:val="4"/>
+    <w:next w:val="29"/>
     <w:qFormat/>
+    <w:uiPriority w:val="0"/>
     <w:pPr>
       <w:spacing w:line="360" w:lineRule="auto"/>
       <w:ind w:left="0" w:firstLine="472" w:firstLineChars="200"/>
@@ -4754,11 +5312,12 @@
       <w:szCs w:val="24"/>
     </w:rPr>
   </w:style>
-  <w:style w:type="paragraph" w:customStyle="1" w:styleId="a2">
+  <w:style w:type="paragraph" w:customStyle="1" w:styleId="32">
     <w:name w:val="柴_目录"/>
-    <w:basedOn w:val="Normal"/>
-    <w:next w:val="BodyText"/>
+    <w:basedOn w:val="1"/>
+    <w:next w:val="12"/>
     <w:qFormat/>
+    <w:uiPriority w:val="0"/>
     <w:pPr>
       <w:tabs>
         <w:tab w:val="right" w:leader="dot" w:pos="8442"/>
@@ -4769,37 +5328,54 @@
       <w:sz w:val="24"/>
     </w:rPr>
   </w:style>
-  <w:style w:type="paragraph" w:customStyle="1" w:styleId="WPSOffice1">
+  <w:style w:type="paragraph" w:customStyle="1" w:styleId="33">
     <w:name w:val="WPSOffice手动目录 1"/>
     <w:qFormat/>
+    <w:uiPriority w:val="0"/>
+    <w:rPr>
+      <w:rFonts w:ascii="Times New Roman" w:hAnsi="Times New Roman" w:eastAsia="宋体" w:cs="Times New Roman"/>
+      <w:lang w:val="en-US" w:eastAsia="zh-CN" w:bidi="ar-SA"/>
+    </w:rPr>
   </w:style>
-  <w:style w:type="paragraph" w:customStyle="1" w:styleId="WPSOffice2">
+  <w:style w:type="paragraph" w:customStyle="1" w:styleId="34">
     <w:name w:val="WPSOffice手动目录 2"/>
     <w:qFormat/>
+    <w:uiPriority w:val="0"/>
     <w:pPr>
       <w:ind w:left="200" w:leftChars="200"/>
     </w:pPr>
+    <w:rPr>
+      <w:rFonts w:ascii="Times New Roman" w:hAnsi="Times New Roman" w:eastAsia="宋体" w:cs="Times New Roman"/>
+      <w:lang w:val="en-US" w:eastAsia="zh-CN" w:bidi="ar-SA"/>
+    </w:rPr>
   </w:style>
-  <w:style w:type="paragraph" w:customStyle="1" w:styleId="WPSOffice3">
+  <w:style w:type="paragraph" w:customStyle="1" w:styleId="35">
     <w:name w:val="WPSOffice手动目录 3"/>
     <w:qFormat/>
+    <w:uiPriority w:val="0"/>
     <w:pPr>
       <w:ind w:left="400" w:leftChars="400"/>
     </w:pPr>
+    <w:rPr>
+      <w:rFonts w:ascii="Times New Roman" w:hAnsi="Times New Roman" w:eastAsia="宋体" w:cs="Times New Roman"/>
+      <w:lang w:val="en-US" w:eastAsia="zh-CN" w:bidi="ar-SA"/>
+    </w:rPr>
   </w:style>
-  <w:style w:type="paragraph" w:customStyle="1" w:styleId="Compact">
+  <w:style w:type="paragraph" w:customStyle="1" w:styleId="36">
     <w:name w:val="Compact"/>
-    <w:basedOn w:val="BodyText"/>
+    <w:basedOn w:val="12"/>
     <w:qFormat/>
+    <w:uiPriority w:val="0"/>
     <w:pPr>
       <w:spacing w:before="36" w:after="36"/>
     </w:pPr>
   </w:style>
-  <w:style w:type="table" w:customStyle="1" w:styleId="Table">
+  <w:style w:type="table" w:customStyle="1" w:styleId="37">
     <w:name w:val="Table"/>
     <w:semiHidden/>
     <w:unhideWhenUsed/>
     <w:qFormat/>
+    <w:uiPriority w:val="0"/>
     <w:tblPr>
       <w:tblCellMar>
         <w:top w:w="0" w:type="dxa"/>
@@ -4809,56 +5385,59 @@
       </w:tblCellMar>
     </w:tblPr>
     <w:tblStylePr w:type="firstRow">
-      <w:tblPr/>
       <w:tcPr>
         <w:tcBorders>
-          <w:bottom w:val="single" w:sz="0" w:space="0" w:color="auto"/>
+          <w:bottom w:val="single" w:color="auto" w:sz="0" w:space="0"/>
         </w:tcBorders>
         <w:vAlign w:val="bottom"/>
       </w:tcPr>
     </w:tblStylePr>
   </w:style>
-  <w:style w:type="character" w:customStyle="1" w:styleId="1Char">
+  <w:style w:type="character" w:customStyle="1" w:styleId="38">
     <w:name w:val="柴_标题1 Char"/>
-    <w:link w:val="1"/>
+    <w:link w:val="28"/>
     <w:qFormat/>
+    <w:uiPriority w:val="0"/>
     <w:rPr>
-      <w:rFonts w:ascii="Arial" w:eastAsia="宋体" w:hAnsi="Arial"/>
+      <w:rFonts w:ascii="Arial" w:hAnsi="Arial" w:eastAsia="宋体"/>
       <w:sz w:val="32"/>
     </w:rPr>
   </w:style>
-  <w:style w:type="paragraph" w:customStyle="1" w:styleId="a3">
+  <w:style w:type="paragraph" w:customStyle="1" w:styleId="39">
     <w:name w:val="柴_正文_无缩进"/>
-    <w:basedOn w:val="Normal"/>
+    <w:basedOn w:val="1"/>
     <w:qFormat/>
+    <w:uiPriority w:val="0"/>
     <w:rPr>
       <w:sz w:val="24"/>
       <w:lang w:eastAsia="zh-CN"/>
     </w:rPr>
   </w:style>
-  <w:style w:type="paragraph" w:customStyle="1" w:styleId="4">
+  <w:style w:type="paragraph" w:customStyle="1" w:styleId="40">
     <w:name w:val="柴_标题4"/>
-    <w:basedOn w:val="Heading4"/>
-    <w:next w:val="Normal"/>
+    <w:basedOn w:val="5"/>
+    <w:next w:val="1"/>
     <w:qFormat/>
+    <w:uiPriority w:val="0"/>
     <w:pPr>
       <w:widowControl w:val="0"/>
       <w:spacing w:before="160" w:line="360" w:lineRule="auto"/>
-      <w:ind w:left="981" w:hanging="862" w:leftChars="300"/>
+      <w:ind w:left="981" w:leftChars="300" w:hanging="862"/>
     </w:pPr>
     <w:rPr>
-      <w:rFonts w:ascii="Calibri" w:eastAsia="宋体" w:hAnsi="Calibri" w:cs="宋体" w:hint="eastAsia"/>
+      <w:rFonts w:hint="eastAsia" w:ascii="Calibri" w:hAnsi="Calibri" w:eastAsia="宋体" w:cs="宋体"/>
       <w:sz w:val="24"/>
       <w:szCs w:val="24"/>
       <w:lang w:eastAsia="zh-CN" w:bidi="zh-CN"/>
     </w:rPr>
   </w:style>
-  <w:style w:type="character" w:customStyle="1" w:styleId="Char">
+  <w:style w:type="character" w:customStyle="1" w:styleId="41">
     <w:name w:val="柴_正文 Char"/>
-    <w:link w:val="a1"/>
+    <w:link w:val="29"/>
     <w:qFormat/>
+    <w:uiPriority w:val="0"/>
     <w:rPr>
-      <w:rFonts w:ascii="Arial" w:eastAsia="宋体" w:hAnsi="Arial"/>
+      <w:rFonts w:ascii="Arial" w:hAnsi="Arial" w:eastAsia="宋体"/>
       <w:sz w:val="24"/>
       <w:lang w:eastAsia="zh-CN"/>
     </w:rPr>
@@ -5110,6 +5689,5 @@
     </a:fmtScheme>
   </a:themeElements>
   <a:objectDefaults/>
-  <a:extraClrSchemeLst/>
 </a:theme>
 </file>